--- a/WebContent/docx/实体瘤分子残留病灶MRD报告.docx
+++ b/WebContent/docx/实体瘤分子残留病灶MRD报告.docx
@@ -2453,14 +2453,14 @@
           <w:docGrid w:linePitch="299" w:charSpace="0"/>
         </w:sectPr>
       </w:pPr>
-      <w:bookmarkStart w:id="0" w:name="_Toc32054"/>
-      <w:bookmarkStart w:id="1" w:name="_Toc21669"/>
+      <w:bookmarkStart w:id="0" w:name="_Toc24397"/>
+      <w:bookmarkStart w:id="1" w:name="_Toc13806"/>
       <w:bookmarkStart w:id="2" w:name="_Toc27500"/>
-      <w:bookmarkStart w:id="3" w:name="_Toc30143_WPSOffice_Level1"/>
-      <w:bookmarkStart w:id="4" w:name="_Toc13806"/>
+      <w:bookmarkStart w:id="3" w:name="_Toc21669"/>
+      <w:bookmarkStart w:id="4" w:name="_Toc30143_WPSOffice_Level1"/>
       <w:bookmarkStart w:id="5" w:name="_Toc21009_WPSOffice_Level1"/>
-      <w:bookmarkStart w:id="6" w:name="_Toc24178_WPSOffice_Level1"/>
-      <w:bookmarkStart w:id="7" w:name="_Toc24397"/>
+      <w:bookmarkStart w:id="6" w:name="_Toc32054"/>
+      <w:bookmarkStart w:id="7" w:name="_Toc24178_WPSOffice_Level1"/>
     </w:p>
     <w:p>
       <w:pPr>
@@ -3728,7 +3728,22 @@
           <w:highlight w:val="none"/>
           <w:lang w:val="en-US" w:eastAsia="zh-CN"/>
         </w:rPr>
-        <w:t>探针，检测与肿瘤发生发展密切相关的299个基因的变异信息，通过对ctDNA进行超高深度测序，定向追踪患者血液中的个性化变异，精准评估</w:t>
+        <w:t>探针，检测与肿瘤发生发展密切相关的188</w:t>
+      </w:r>
+      <w:bookmarkStart w:id="231" w:name="_GoBack"/>
+      <w:bookmarkEnd w:id="231"/>
+      <w:r>
+        <w:rPr>
+          <w:rFonts w:hint="eastAsia" w:ascii="Times New Roman" w:hAnsi="Times New Roman" w:eastAsia="微软雅黑" w:cs="Times New Roman"/>
+          <w:bCs/>
+          <w:strike w:val="0"/>
+          <w:dstrike w:val="0"/>
+          <w:sz w:val="21"/>
+          <w:szCs w:val="21"/>
+          <w:highlight w:val="none"/>
+          <w:lang w:val="en-US" w:eastAsia="zh-CN"/>
+        </w:rPr>
+        <w:t>个基因的变异信息，通过对ctDNA进行超高深度测序，定向追踪患者血液中的个性化变异，精准评估</w:t>
       </w:r>
       <w:r>
         <w:rPr>
@@ -3856,17 +3871,17 @@
           </w14:shadow>
         </w:rPr>
       </w:pPr>
-      <w:bookmarkStart w:id="10" w:name="_Toc18058"/>
-      <w:bookmarkStart w:id="11" w:name="_Toc1410"/>
-      <w:bookmarkStart w:id="12" w:name="_Toc23369_WPSOffice_Level1"/>
-      <w:bookmarkStart w:id="13" w:name="_Toc2563"/>
-      <w:bookmarkStart w:id="14" w:name="_Toc25920"/>
-      <w:bookmarkStart w:id="15" w:name="_Toc4088"/>
-      <w:bookmarkStart w:id="16" w:name="_Toc6221_WPSOffice_Level1"/>
+      <w:bookmarkStart w:id="10" w:name="_Toc4088"/>
+      <w:bookmarkStart w:id="11" w:name="_Toc18058"/>
+      <w:bookmarkStart w:id="12" w:name="_Toc2563"/>
+      <w:bookmarkStart w:id="13" w:name="_Toc25920"/>
+      <w:bookmarkStart w:id="14" w:name="_Toc1410"/>
+      <w:bookmarkStart w:id="15" w:name="_Toc6221_WPSOffice_Level1"/>
+      <w:bookmarkStart w:id="16" w:name="_Toc23369_WPSOffice_Level1"/>
       <w:bookmarkStart w:id="17" w:name="_Toc3871"/>
-      <w:bookmarkStart w:id="18" w:name="_Toc18702"/>
-      <w:bookmarkStart w:id="19" w:name="_Toc23161"/>
-      <w:bookmarkStart w:id="20" w:name="_Toc24028"/>
+      <w:bookmarkStart w:id="18" w:name="_Toc23161"/>
+      <w:bookmarkStart w:id="19" w:name="_Toc24028"/>
+      <w:bookmarkStart w:id="20" w:name="_Toc18702"/>
       <w:r>
         <w:rPr>
           <w:rFonts w:hint="eastAsia"/>
@@ -4830,15 +4845,15 @@
       </w:pPr>
       <w:bookmarkStart w:id="21" w:name="_Toc19898_WPSOffice_Level1"/>
       <w:bookmarkStart w:id="22" w:name="_Toc22132"/>
-      <w:bookmarkStart w:id="23" w:name="_Toc20608"/>
-      <w:bookmarkStart w:id="24" w:name="_Toc12381"/>
+      <w:bookmarkStart w:id="23" w:name="_Toc12381"/>
+      <w:bookmarkStart w:id="24" w:name="_Toc20608"/>
       <w:bookmarkStart w:id="25" w:name="_Toc284"/>
       <w:bookmarkStart w:id="26" w:name="_Toc19184"/>
-      <w:bookmarkStart w:id="27" w:name="_Toc20136_WPSOffice_Level1"/>
-      <w:bookmarkStart w:id="28" w:name="_Toc6374"/>
-      <w:bookmarkStart w:id="29" w:name="_Toc26145"/>
-      <w:bookmarkStart w:id="30" w:name="_Toc14062"/>
-      <w:bookmarkStart w:id="31" w:name="_Toc2781"/>
+      <w:bookmarkStart w:id="27" w:name="_Toc14062"/>
+      <w:bookmarkStart w:id="28" w:name="_Toc20136_WPSOffice_Level1"/>
+      <w:bookmarkStart w:id="29" w:name="_Toc6374"/>
+      <w:bookmarkStart w:id="30" w:name="_Toc2781"/>
+      <w:bookmarkStart w:id="31" w:name="_Toc26145"/>
       <w:r>
         <w:rPr>
           <w:rStyle w:val="55"/>
@@ -4860,8 +4875,8 @@
       <w:bookmarkEnd w:id="30"/>
       <w:bookmarkEnd w:id="31"/>
       <w:bookmarkStart w:id="32" w:name="_Toc27840"/>
-      <w:bookmarkStart w:id="33" w:name="_Toc149837258"/>
-      <w:bookmarkStart w:id="34" w:name="_Toc21516"/>
+      <w:bookmarkStart w:id="33" w:name="_Toc21516"/>
+      <w:bookmarkStart w:id="34" w:name="_Toc149837258"/>
     </w:p>
     <w:p>
       <w:pPr>
@@ -6541,13 +6556,13 @@
       </w:pPr>
       <w:bookmarkStart w:id="40" w:name="_Toc9914"/>
       <w:bookmarkStart w:id="41" w:name="_Toc21064"/>
-      <w:bookmarkStart w:id="42" w:name="_Toc9066"/>
-      <w:bookmarkStart w:id="43" w:name="_Toc24085_WPSOffice_Level1"/>
-      <w:bookmarkStart w:id="44" w:name="_Toc12193"/>
+      <w:bookmarkStart w:id="42" w:name="_Toc24085_WPSOffice_Level1"/>
+      <w:bookmarkStart w:id="43" w:name="_Toc9066"/>
+      <w:bookmarkStart w:id="44" w:name="_Toc14255_WPSOffice_Level1"/>
       <w:bookmarkStart w:id="45" w:name="_Toc3674"/>
       <w:bookmarkStart w:id="46" w:name="_Toc26613"/>
-      <w:bookmarkStart w:id="47" w:name="_Toc15840_WPSOffice_Level1"/>
-      <w:bookmarkStart w:id="48" w:name="_Toc14255_WPSOffice_Level1"/>
+      <w:bookmarkStart w:id="47" w:name="_Toc12193"/>
+      <w:bookmarkStart w:id="48" w:name="_Toc15840_WPSOffice_Level1"/>
       <w:r>
         <w:rPr>
           <w:rFonts w:hint="eastAsia" w:ascii="Times New Roman" w:hAnsi="Times New Roman" w:eastAsia="微软雅黑" w:cs="黑体"/>
@@ -6911,17 +6926,7 @@
                 <w:sz w:val="21"/>
                 <w:lang w:val="en-US" w:eastAsia="zh-CN"/>
               </w:rPr>
-              <w:t>不适</w:t>
-            </w:r>
-            <w:bookmarkStart w:id="231" w:name="_GoBack"/>
-            <w:bookmarkEnd w:id="231"/>
-            <w:r>
-              <w:rPr>
-                <w:rFonts w:hint="eastAsia" w:ascii="Times New Roman" w:hAnsi="Times New Roman" w:eastAsia="微软雅黑" w:cs="Times New Roman"/>
-                <w:sz w:val="21"/>
-                <w:lang w:val="en-US" w:eastAsia="zh-CN"/>
-              </w:rPr>
-              <w:t>用</w:t>
+              <w:t>不适用</w:t>
             </w:r>
           </w:p>
         </w:tc>
@@ -8707,17 +8712,17 @@
         </w:rPr>
       </w:pPr>
       <w:bookmarkStart w:id="49" w:name="_Toc22484_WPSOffice_Level1"/>
-      <w:bookmarkStart w:id="50" w:name="_Toc28537"/>
-      <w:bookmarkStart w:id="51" w:name="_Toc16368_WPSOffice_Level1"/>
-      <w:bookmarkStart w:id="52" w:name="_Toc6864"/>
-      <w:bookmarkStart w:id="53" w:name="_Toc5898"/>
-      <w:bookmarkStart w:id="54" w:name="_Toc7549"/>
-      <w:bookmarkStart w:id="55" w:name="_Toc4235"/>
-      <w:bookmarkStart w:id="56" w:name="_Toc8182"/>
-      <w:bookmarkStart w:id="57" w:name="_Toc29730"/>
-      <w:bookmarkStart w:id="58" w:name="_Toc5590"/>
-      <w:bookmarkStart w:id="59" w:name="_Toc28910_WPSOffice_Level1"/>
-      <w:bookmarkStart w:id="60" w:name="_Toc19099"/>
+      <w:bookmarkStart w:id="50" w:name="_Toc5898"/>
+      <w:bookmarkStart w:id="51" w:name="_Toc7549"/>
+      <w:bookmarkStart w:id="52" w:name="_Toc28537"/>
+      <w:bookmarkStart w:id="53" w:name="_Toc8182"/>
+      <w:bookmarkStart w:id="54" w:name="_Toc4235"/>
+      <w:bookmarkStart w:id="55" w:name="_Toc29730"/>
+      <w:bookmarkStart w:id="56" w:name="_Toc6864"/>
+      <w:bookmarkStart w:id="57" w:name="_Toc16368_WPSOffice_Level1"/>
+      <w:bookmarkStart w:id="58" w:name="_Toc19099"/>
+      <w:bookmarkStart w:id="59" w:name="_Toc5590"/>
+      <w:bookmarkStart w:id="60" w:name="_Toc28910_WPSOffice_Level1"/>
       <w:r>
         <w:rPr>
           <w:rFonts w:hint="eastAsia"/>
@@ -8753,12 +8758,12 @@
         </w:rPr>
       </w:pPr>
       <w:bookmarkStart w:id="61" w:name="_Toc6304_WPSOffice_Level2"/>
-      <w:bookmarkStart w:id="62" w:name="_Toc31515_WPSOffice_Level2"/>
-      <w:bookmarkStart w:id="63" w:name="_Toc6931_WPSOffice_Level2"/>
+      <w:bookmarkStart w:id="62" w:name="_Toc6931_WPSOffice_Level2"/>
+      <w:bookmarkStart w:id="63" w:name="_Toc11193_WPSOffice_Level2"/>
       <w:bookmarkStart w:id="64" w:name="_Toc3488_WPSOffice_Level2"/>
-      <w:bookmarkStart w:id="65" w:name="_Toc19280_WPSOffice_Level2"/>
-      <w:bookmarkStart w:id="66" w:name="_Toc11193_WPSOffice_Level2"/>
-      <w:bookmarkStart w:id="67" w:name="_Toc17111_WPSOffice_Level2"/>
+      <w:bookmarkStart w:id="65" w:name="_Toc31515_WPSOffice_Level2"/>
+      <w:bookmarkStart w:id="66" w:name="_Toc17111_WPSOffice_Level2"/>
+      <w:bookmarkStart w:id="67" w:name="_Toc19280_WPSOffice_Level2"/>
       <w:r>
         <w:rPr>
           <w:rFonts w:hint="eastAsia" w:ascii="Times New Roman" w:hAnsi="Times New Roman" w:eastAsia="微软雅黑" w:cs="Times New Roman"/>
@@ -9224,12 +9229,12 @@
           <w:szCs w:val="24"/>
         </w:rPr>
       </w:pPr>
-      <w:bookmarkStart w:id="68" w:name="_Toc31138_WPSOffice_Level2"/>
-      <w:bookmarkStart w:id="69" w:name="_Toc14645_WPSOffice_Level2"/>
-      <w:bookmarkStart w:id="70" w:name="_Toc25864_WPSOffice_Level2"/>
-      <w:bookmarkStart w:id="71" w:name="_Toc12087_WPSOffice_Level2"/>
-      <w:bookmarkStart w:id="72" w:name="_Toc29205_WPSOffice_Level2"/>
-      <w:bookmarkStart w:id="73" w:name="_Toc2822_WPSOffice_Level2"/>
+      <w:bookmarkStart w:id="68" w:name="_Toc2822_WPSOffice_Level2"/>
+      <w:bookmarkStart w:id="69" w:name="_Toc12087_WPSOffice_Level2"/>
+      <w:bookmarkStart w:id="70" w:name="_Toc31138_WPSOffice_Level2"/>
+      <w:bookmarkStart w:id="71" w:name="_Toc14645_WPSOffice_Level2"/>
+      <w:bookmarkStart w:id="72" w:name="_Toc25864_WPSOffice_Level2"/>
+      <w:bookmarkStart w:id="73" w:name="_Toc29205_WPSOffice_Level2"/>
       <w:bookmarkStart w:id="74" w:name="_Toc26578_WPSOffice_Level2"/>
       <w:r>
         <w:rPr>
@@ -9338,10 +9343,10 @@
             <w:bookmarkStart w:id="75" w:name="_Toc5261_WPSOffice_Level2"/>
             <w:bookmarkStart w:id="76" w:name="_Toc18696_WPSOffice_Level2"/>
             <w:bookmarkStart w:id="77" w:name="_Toc17905_WPSOffice_Level2"/>
-            <w:bookmarkStart w:id="78" w:name="_Toc5660_WPSOffice_Level2"/>
+            <w:bookmarkStart w:id="78" w:name="_Toc31020_WPSOffice_Level2"/>
             <w:bookmarkStart w:id="79" w:name="_Toc3819_WPSOffice_Level2"/>
             <w:bookmarkStart w:id="80" w:name="_Toc23221_WPSOffice_Level2"/>
-            <w:bookmarkStart w:id="81" w:name="_Toc31020_WPSOffice_Level2"/>
+            <w:bookmarkStart w:id="81" w:name="_Toc5660_WPSOffice_Level2"/>
             <w:r>
               <w:rPr>
                 <w:rFonts w:hint="eastAsia" w:ascii="Times New Roman" w:hAnsi="Times New Roman" w:eastAsia="微软雅黑" w:cs="Times New Roman"/>
@@ -10240,14 +10245,6 @@
         <w:gridCol w:w="1409"/>
       </w:tblGrid>
       <w:tr>
-        <w:tblPrEx>
-          <w:tblCellMar>
-            <w:top w:w="0" w:type="dxa"/>
-            <w:left w:w="0" w:type="dxa"/>
-            <w:bottom w:w="0" w:type="dxa"/>
-            <w:right w:w="0" w:type="dxa"/>
-          </w:tblCellMar>
-        </w:tblPrEx>
         <w:trPr>
           <w:trHeight w:val="227" w:hRule="atLeast"/>
           <w:jc w:val="center"/>
@@ -10277,12 +10274,12 @@
                 <w:szCs w:val="18"/>
               </w:rPr>
             </w:pPr>
-            <w:bookmarkStart w:id="89" w:name="_Toc16027_WPSOffice_Level2"/>
-            <w:bookmarkStart w:id="90" w:name="_Toc22590_WPSOffice_Level2"/>
-            <w:bookmarkStart w:id="91" w:name="_Toc18182_WPSOffice_Level2"/>
-            <w:bookmarkStart w:id="92" w:name="_Toc12493_WPSOffice_Level2"/>
-            <w:bookmarkStart w:id="93" w:name="_Toc30071_WPSOffice_Level2"/>
-            <w:bookmarkStart w:id="94" w:name="_Toc31650_WPSOffice_Level2"/>
+            <w:bookmarkStart w:id="89" w:name="_Toc30071_WPSOffice_Level2"/>
+            <w:bookmarkStart w:id="90" w:name="_Toc31650_WPSOffice_Level2"/>
+            <w:bookmarkStart w:id="91" w:name="_Toc12493_WPSOffice_Level2"/>
+            <w:bookmarkStart w:id="92" w:name="_Toc16027_WPSOffice_Level2"/>
+            <w:bookmarkStart w:id="93" w:name="_Toc22590_WPSOffice_Level2"/>
+            <w:bookmarkStart w:id="94" w:name="_Toc18182_WPSOffice_Level2"/>
             <w:bookmarkStart w:id="95" w:name="_Toc19892_WPSOffice_Level2"/>
             <w:r>
               <w:rPr>
@@ -10748,13 +10745,13 @@
                 <w:szCs w:val="18"/>
               </w:rPr>
             </w:pPr>
-            <w:bookmarkStart w:id="96" w:name="_Toc28312_WPSOffice_Level2"/>
-            <w:bookmarkStart w:id="97" w:name="_Toc28534_WPSOffice_Level2"/>
-            <w:bookmarkStart w:id="98" w:name="_Toc19289_WPSOffice_Level2"/>
-            <w:bookmarkStart w:id="99" w:name="_Toc8398_WPSOffice_Level2"/>
-            <w:bookmarkStart w:id="100" w:name="_Toc20571_WPSOffice_Level2"/>
-            <w:bookmarkStart w:id="101" w:name="_Toc11689_WPSOffice_Level2"/>
-            <w:bookmarkStart w:id="102" w:name="_Toc31447_WPSOffice_Level2"/>
+            <w:bookmarkStart w:id="96" w:name="_Toc8398_WPSOffice_Level2"/>
+            <w:bookmarkStart w:id="97" w:name="_Toc20571_WPSOffice_Level2"/>
+            <w:bookmarkStart w:id="98" w:name="_Toc11689_WPSOffice_Level2"/>
+            <w:bookmarkStart w:id="99" w:name="_Toc31447_WPSOffice_Level2"/>
+            <w:bookmarkStart w:id="100" w:name="_Toc28312_WPSOffice_Level2"/>
+            <w:bookmarkStart w:id="101" w:name="_Toc28534_WPSOffice_Level2"/>
+            <w:bookmarkStart w:id="102" w:name="_Toc19289_WPSOffice_Level2"/>
             <w:r>
               <w:rPr>
                 <w:rFonts w:hint="eastAsia" w:ascii="Times New Roman" w:hAnsi="Times New Roman" w:eastAsia="微软雅黑" w:cs="Times New Roman"/>
@@ -11220,9 +11217,9 @@
                 <w:szCs w:val="18"/>
               </w:rPr>
             </w:pPr>
-            <w:bookmarkStart w:id="103" w:name="_Toc5164_WPSOffice_Level2"/>
+            <w:bookmarkStart w:id="103" w:name="_Toc2683_WPSOffice_Level2"/>
             <w:bookmarkStart w:id="104" w:name="_Toc6863_WPSOffice_Level2"/>
-            <w:bookmarkStart w:id="105" w:name="_Toc2683_WPSOffice_Level2"/>
+            <w:bookmarkStart w:id="105" w:name="_Toc5164_WPSOffice_Level2"/>
             <w:bookmarkStart w:id="106" w:name="_Toc5423_WPSOffice_Level2"/>
             <w:bookmarkStart w:id="107" w:name="_Toc13225_WPSOffice_Level2"/>
             <w:bookmarkStart w:id="108" w:name="_Toc6170_WPSOffice_Level2"/>
@@ -11691,13 +11688,13 @@
                 <w:szCs w:val="18"/>
               </w:rPr>
             </w:pPr>
-            <w:bookmarkStart w:id="110" w:name="_Toc29762_WPSOffice_Level2"/>
-            <w:bookmarkStart w:id="111" w:name="_Toc3387_WPSOffice_Level2"/>
-            <w:bookmarkStart w:id="112" w:name="_Toc24628_WPSOffice_Level2"/>
+            <w:bookmarkStart w:id="110" w:name="_Toc3387_WPSOffice_Level2"/>
+            <w:bookmarkStart w:id="111" w:name="_Toc29762_WPSOffice_Level2"/>
+            <w:bookmarkStart w:id="112" w:name="_Toc13817_WPSOffice_Level2"/>
             <w:bookmarkStart w:id="113" w:name="_Toc12046_WPSOffice_Level2"/>
-            <w:bookmarkStart w:id="114" w:name="_Toc13817_WPSOffice_Level2"/>
-            <w:bookmarkStart w:id="115" w:name="_Toc5860_WPSOffice_Level2"/>
-            <w:bookmarkStart w:id="116" w:name="_Toc6323_WPSOffice_Level2"/>
+            <w:bookmarkStart w:id="114" w:name="_Toc5860_WPSOffice_Level2"/>
+            <w:bookmarkStart w:id="115" w:name="_Toc6323_WPSOffice_Level2"/>
+            <w:bookmarkStart w:id="116" w:name="_Toc24628_WPSOffice_Level2"/>
             <w:r>
               <w:rPr>
                 <w:rFonts w:hint="eastAsia" w:ascii="Times New Roman" w:hAnsi="Times New Roman" w:eastAsia="微软雅黑" w:cs="Times New Roman"/>
@@ -12162,13 +12159,13 @@
                 <w:szCs w:val="18"/>
               </w:rPr>
             </w:pPr>
-            <w:bookmarkStart w:id="117" w:name="_Toc11082_WPSOffice_Level2"/>
-            <w:bookmarkStart w:id="118" w:name="_Toc15619_WPSOffice_Level2"/>
-            <w:bookmarkStart w:id="119" w:name="_Toc6004_WPSOffice_Level2"/>
-            <w:bookmarkStart w:id="120" w:name="_Toc31905_WPSOffice_Level2"/>
-            <w:bookmarkStart w:id="121" w:name="_Toc22500_WPSOffice_Level2"/>
-            <w:bookmarkStart w:id="122" w:name="_Toc708_WPSOffice_Level2"/>
-            <w:bookmarkStart w:id="123" w:name="_Toc13244_WPSOffice_Level2"/>
+            <w:bookmarkStart w:id="117" w:name="_Toc13244_WPSOffice_Level2"/>
+            <w:bookmarkStart w:id="118" w:name="_Toc22500_WPSOffice_Level2"/>
+            <w:bookmarkStart w:id="119" w:name="_Toc15619_WPSOffice_Level2"/>
+            <w:bookmarkStart w:id="120" w:name="_Toc708_WPSOffice_Level2"/>
+            <w:bookmarkStart w:id="121" w:name="_Toc11082_WPSOffice_Level2"/>
+            <w:bookmarkStart w:id="122" w:name="_Toc6004_WPSOffice_Level2"/>
+            <w:bookmarkStart w:id="123" w:name="_Toc31905_WPSOffice_Level2"/>
             <w:r>
               <w:rPr>
                 <w:rFonts w:hint="eastAsia" w:ascii="Times New Roman" w:hAnsi="Times New Roman" w:eastAsia="微软雅黑" w:cs="Times New Roman"/>
@@ -12633,13 +12630,13 @@
                 <w:szCs w:val="18"/>
               </w:rPr>
             </w:pPr>
-            <w:bookmarkStart w:id="124" w:name="_Toc4042_WPSOffice_Level2"/>
-            <w:bookmarkStart w:id="125" w:name="_Toc15479_WPSOffice_Level2"/>
-            <w:bookmarkStart w:id="126" w:name="_Toc23443_WPSOffice_Level2"/>
-            <w:bookmarkStart w:id="127" w:name="_Toc7586_WPSOffice_Level2"/>
-            <w:bookmarkStart w:id="128" w:name="_Toc23537_WPSOffice_Level2"/>
-            <w:bookmarkStart w:id="129" w:name="_Toc21560_WPSOffice_Level2"/>
-            <w:bookmarkStart w:id="130" w:name="_Toc13664_WPSOffice_Level2"/>
+            <w:bookmarkStart w:id="124" w:name="_Toc7586_WPSOffice_Level2"/>
+            <w:bookmarkStart w:id="125" w:name="_Toc21560_WPSOffice_Level2"/>
+            <w:bookmarkStart w:id="126" w:name="_Toc13664_WPSOffice_Level2"/>
+            <w:bookmarkStart w:id="127" w:name="_Toc15479_WPSOffice_Level2"/>
+            <w:bookmarkStart w:id="128" w:name="_Toc4042_WPSOffice_Level2"/>
+            <w:bookmarkStart w:id="129" w:name="_Toc23443_WPSOffice_Level2"/>
+            <w:bookmarkStart w:id="130" w:name="_Toc23537_WPSOffice_Level2"/>
             <w:r>
               <w:rPr>
                 <w:rFonts w:hint="eastAsia" w:ascii="Times New Roman" w:hAnsi="Times New Roman" w:eastAsia="微软雅黑" w:cs="Times New Roman"/>
@@ -12671,14 +12668,6 @@
         </w:tc>
       </w:tr>
       <w:tr>
-        <w:tblPrEx>
-          <w:tblCellMar>
-            <w:top w:w="0" w:type="dxa"/>
-            <w:left w:w="0" w:type="dxa"/>
-            <w:bottom w:w="0" w:type="dxa"/>
-            <w:right w:w="0" w:type="dxa"/>
-          </w:tblCellMar>
-        </w:tblPrEx>
         <w:trPr>
           <w:trHeight w:val="227" w:hRule="atLeast"/>
           <w:jc w:val="center"/>
@@ -13104,11 +13093,11 @@
                 <w:szCs w:val="18"/>
               </w:rPr>
             </w:pPr>
-            <w:bookmarkStart w:id="131" w:name="_Toc22039_WPSOffice_Level2"/>
-            <w:bookmarkStart w:id="132" w:name="_Toc29193_WPSOffice_Level2"/>
+            <w:bookmarkStart w:id="131" w:name="_Toc10575_WPSOffice_Level2"/>
+            <w:bookmarkStart w:id="132" w:name="_Toc5629_WPSOffice_Level2"/>
             <w:bookmarkStart w:id="133" w:name="_Toc28498_WPSOffice_Level2"/>
-            <w:bookmarkStart w:id="134" w:name="_Toc10575_WPSOffice_Level2"/>
-            <w:bookmarkStart w:id="135" w:name="_Toc5629_WPSOffice_Level2"/>
+            <w:bookmarkStart w:id="134" w:name="_Toc22039_WPSOffice_Level2"/>
+            <w:bookmarkStart w:id="135" w:name="_Toc29193_WPSOffice_Level2"/>
             <w:bookmarkStart w:id="136" w:name="_Toc11254_WPSOffice_Level2"/>
             <w:bookmarkStart w:id="137" w:name="_Toc2337_WPSOffice_Level2"/>
             <w:r>
@@ -13575,11 +13564,11 @@
                 <w:szCs w:val="18"/>
               </w:rPr>
             </w:pPr>
-            <w:bookmarkStart w:id="138" w:name="_Toc8519_WPSOffice_Level2"/>
-            <w:bookmarkStart w:id="139" w:name="_Toc17668_WPSOffice_Level2"/>
-            <w:bookmarkStart w:id="140" w:name="_Toc13246_WPSOffice_Level2"/>
-            <w:bookmarkStart w:id="141" w:name="_Toc17621_WPSOffice_Level2"/>
-            <w:bookmarkStart w:id="142" w:name="_Toc18866_WPSOffice_Level2"/>
+            <w:bookmarkStart w:id="138" w:name="_Toc13246_WPSOffice_Level2"/>
+            <w:bookmarkStart w:id="139" w:name="_Toc18866_WPSOffice_Level2"/>
+            <w:bookmarkStart w:id="140" w:name="_Toc17668_WPSOffice_Level2"/>
+            <w:bookmarkStart w:id="141" w:name="_Toc8519_WPSOffice_Level2"/>
+            <w:bookmarkStart w:id="142" w:name="_Toc17621_WPSOffice_Level2"/>
             <w:bookmarkStart w:id="143" w:name="_Toc8985_WPSOffice_Level2"/>
             <w:bookmarkStart w:id="144" w:name="_Toc2613_WPSOffice_Level2"/>
             <w:r>
@@ -14046,13 +14035,13 @@
                 <w:szCs w:val="18"/>
               </w:rPr>
             </w:pPr>
-            <w:bookmarkStart w:id="145" w:name="_Toc2334_WPSOffice_Level2"/>
-            <w:bookmarkStart w:id="146" w:name="_Toc25338_WPSOffice_Level2"/>
+            <w:bookmarkStart w:id="145" w:name="_Toc6654_WPSOffice_Level2"/>
+            <w:bookmarkStart w:id="146" w:name="_Toc2334_WPSOffice_Level2"/>
             <w:bookmarkStart w:id="147" w:name="_Toc24337_WPSOffice_Level2"/>
-            <w:bookmarkStart w:id="148" w:name="_Toc23413_WPSOffice_Level2"/>
-            <w:bookmarkStart w:id="149" w:name="_Toc12118_WPSOffice_Level2"/>
-            <w:bookmarkStart w:id="150" w:name="_Toc6654_WPSOffice_Level2"/>
-            <w:bookmarkStart w:id="151" w:name="_Toc12027_WPSOffice_Level2"/>
+            <w:bookmarkStart w:id="148" w:name="_Toc12118_WPSOffice_Level2"/>
+            <w:bookmarkStart w:id="149" w:name="_Toc12027_WPSOffice_Level2"/>
+            <w:bookmarkStart w:id="150" w:name="_Toc25338_WPSOffice_Level2"/>
+            <w:bookmarkStart w:id="151" w:name="_Toc23413_WPSOffice_Level2"/>
             <w:r>
               <w:rPr>
                 <w:rFonts w:hint="eastAsia" w:ascii="Times New Roman" w:hAnsi="Times New Roman" w:eastAsia="微软雅黑" w:cs="Times New Roman"/>
@@ -14518,11 +14507,11 @@
               </w:rPr>
             </w:pPr>
             <w:bookmarkStart w:id="152" w:name="_Toc20736_WPSOffice_Level2"/>
-            <w:bookmarkStart w:id="153" w:name="_Toc17254_WPSOffice_Level2"/>
-            <w:bookmarkStart w:id="154" w:name="_Toc5840_WPSOffice_Level2"/>
-            <w:bookmarkStart w:id="155" w:name="_Toc17711_WPSOffice_Level2"/>
-            <w:bookmarkStart w:id="156" w:name="_Toc20271_WPSOffice_Level2"/>
-            <w:bookmarkStart w:id="157" w:name="_Toc6074_WPSOffice_Level2"/>
+            <w:bookmarkStart w:id="153" w:name="_Toc5840_WPSOffice_Level2"/>
+            <w:bookmarkStart w:id="154" w:name="_Toc20271_WPSOffice_Level2"/>
+            <w:bookmarkStart w:id="155" w:name="_Toc17254_WPSOffice_Level2"/>
+            <w:bookmarkStart w:id="156" w:name="_Toc6074_WPSOffice_Level2"/>
+            <w:bookmarkStart w:id="157" w:name="_Toc17711_WPSOffice_Level2"/>
             <w:bookmarkStart w:id="158" w:name="_Toc28807_WPSOffice_Level2"/>
             <w:r>
               <w:rPr>
@@ -14990,8 +14979,8 @@
             </w:pPr>
             <w:bookmarkStart w:id="159" w:name="_Toc22623_WPSOffice_Level2"/>
             <w:bookmarkStart w:id="160" w:name="_Toc18813_WPSOffice_Level2"/>
-            <w:bookmarkStart w:id="161" w:name="_Toc31683_WPSOffice_Level2"/>
-            <w:bookmarkStart w:id="162" w:name="_Toc18295_WPSOffice_Level2"/>
+            <w:bookmarkStart w:id="161" w:name="_Toc18295_WPSOffice_Level2"/>
+            <w:bookmarkStart w:id="162" w:name="_Toc31683_WPSOffice_Level2"/>
             <w:bookmarkStart w:id="163" w:name="_Toc24586_WPSOffice_Level2"/>
             <w:bookmarkStart w:id="164" w:name="_Toc26031_WPSOffice_Level2"/>
             <w:bookmarkStart w:id="165" w:name="_Toc18784_WPSOffice_Level2"/>
@@ -15416,14 +15405,6 @@
         <w:gridCol w:w="1409"/>
       </w:tblGrid>
       <w:tr>
-        <w:tblPrEx>
-          <w:tblCellMar>
-            <w:top w:w="0" w:type="dxa"/>
-            <w:left w:w="0" w:type="dxa"/>
-            <w:bottom w:w="0" w:type="dxa"/>
-            <w:right w:w="0" w:type="dxa"/>
-          </w:tblCellMar>
-        </w:tblPrEx>
         <w:trPr>
           <w:trHeight w:val="227" w:hRule="exact"/>
           <w:jc w:val="center"/>
@@ -15917,13 +15898,13 @@
                 <w:szCs w:val="18"/>
               </w:rPr>
             </w:pPr>
-            <w:bookmarkStart w:id="166" w:name="_Toc25837_WPSOffice_Level2"/>
-            <w:bookmarkStart w:id="167" w:name="_Toc22167_WPSOffice_Level2"/>
-            <w:bookmarkStart w:id="168" w:name="_Toc31152_WPSOffice_Level2"/>
-            <w:bookmarkStart w:id="169" w:name="_Toc2455_WPSOffice_Level2"/>
-            <w:bookmarkStart w:id="170" w:name="_Toc11576_WPSOffice_Level2"/>
-            <w:bookmarkStart w:id="171" w:name="_Toc15930_WPSOffice_Level2"/>
-            <w:bookmarkStart w:id="172" w:name="_Toc30144_WPSOffice_Level2"/>
+            <w:bookmarkStart w:id="166" w:name="_Toc22167_WPSOffice_Level2"/>
+            <w:bookmarkStart w:id="167" w:name="_Toc11576_WPSOffice_Level2"/>
+            <w:bookmarkStart w:id="168" w:name="_Toc15930_WPSOffice_Level2"/>
+            <w:bookmarkStart w:id="169" w:name="_Toc30144_WPSOffice_Level2"/>
+            <w:bookmarkStart w:id="170" w:name="_Toc31152_WPSOffice_Level2"/>
+            <w:bookmarkStart w:id="171" w:name="_Toc25837_WPSOffice_Level2"/>
+            <w:bookmarkStart w:id="172" w:name="_Toc2455_WPSOffice_Level2"/>
             <w:r>
               <w:rPr>
                 <w:rFonts w:hint="eastAsia" w:ascii="Times New Roman" w:hAnsi="Times New Roman" w:eastAsia="微软雅黑" w:cs="Times New Roman"/>
@@ -16389,12 +16370,12 @@
                 <w:szCs w:val="18"/>
               </w:rPr>
             </w:pPr>
-            <w:bookmarkStart w:id="173" w:name="_Toc17817_WPSOffice_Level2"/>
+            <w:bookmarkStart w:id="173" w:name="_Toc6105_WPSOffice_Level2"/>
             <w:bookmarkStart w:id="174" w:name="_Toc24581_WPSOffice_Level2"/>
             <w:bookmarkStart w:id="175" w:name="_Toc10927_WPSOffice_Level2"/>
-            <w:bookmarkStart w:id="176" w:name="_Toc21844_WPSOffice_Level2"/>
-            <w:bookmarkStart w:id="177" w:name="_Toc21218_WPSOffice_Level2"/>
-            <w:bookmarkStart w:id="178" w:name="_Toc6105_WPSOffice_Level2"/>
+            <w:bookmarkStart w:id="176" w:name="_Toc17817_WPSOffice_Level2"/>
+            <w:bookmarkStart w:id="177" w:name="_Toc21844_WPSOffice_Level2"/>
+            <w:bookmarkStart w:id="178" w:name="_Toc21218_WPSOffice_Level2"/>
             <w:bookmarkStart w:id="179" w:name="_Toc18298_WPSOffice_Level2"/>
             <w:r>
               <w:rPr>
@@ -16860,12 +16841,12 @@
                 <w:szCs w:val="18"/>
               </w:rPr>
             </w:pPr>
-            <w:bookmarkStart w:id="180" w:name="_Toc5805_WPSOffice_Level2"/>
-            <w:bookmarkStart w:id="181" w:name="_Toc32618_WPSOffice_Level2"/>
-            <w:bookmarkStart w:id="182" w:name="_Toc7518_WPSOffice_Level2"/>
-            <w:bookmarkStart w:id="183" w:name="_Toc20673_WPSOffice_Level2"/>
+            <w:bookmarkStart w:id="180" w:name="_Toc3881_WPSOffice_Level2"/>
+            <w:bookmarkStart w:id="181" w:name="_Toc7518_WPSOffice_Level2"/>
+            <w:bookmarkStart w:id="182" w:name="_Toc20673_WPSOffice_Level2"/>
+            <w:bookmarkStart w:id="183" w:name="_Toc32618_WPSOffice_Level2"/>
             <w:bookmarkStart w:id="184" w:name="_Toc26632_WPSOffice_Level2"/>
-            <w:bookmarkStart w:id="185" w:name="_Toc3881_WPSOffice_Level2"/>
+            <w:bookmarkStart w:id="185" w:name="_Toc5805_WPSOffice_Level2"/>
             <w:bookmarkStart w:id="186" w:name="_Toc22953_WPSOffice_Level2"/>
             <w:r>
               <w:rPr>
@@ -17332,12 +17313,12 @@
               </w:rPr>
             </w:pPr>
             <w:bookmarkStart w:id="187" w:name="_Toc25299_WPSOffice_Level2"/>
-            <w:bookmarkStart w:id="188" w:name="_Toc15940_WPSOffice_Level2"/>
-            <w:bookmarkStart w:id="189" w:name="_Toc31722_WPSOffice_Level2"/>
-            <w:bookmarkStart w:id="190" w:name="_Toc9505_WPSOffice_Level2"/>
-            <w:bookmarkStart w:id="191" w:name="_Toc22431_WPSOffice_Level2"/>
-            <w:bookmarkStart w:id="192" w:name="_Toc22629_WPSOffice_Level2"/>
-            <w:bookmarkStart w:id="193" w:name="_Toc14661_WPSOffice_Level2"/>
+            <w:bookmarkStart w:id="188" w:name="_Toc22431_WPSOffice_Level2"/>
+            <w:bookmarkStart w:id="189" w:name="_Toc9505_WPSOffice_Level2"/>
+            <w:bookmarkStart w:id="190" w:name="_Toc22629_WPSOffice_Level2"/>
+            <w:bookmarkStart w:id="191" w:name="_Toc31722_WPSOffice_Level2"/>
+            <w:bookmarkStart w:id="192" w:name="_Toc14661_WPSOffice_Level2"/>
+            <w:bookmarkStart w:id="193" w:name="_Toc15940_WPSOffice_Level2"/>
             <w:r>
               <w:rPr>
                 <w:rFonts w:hint="eastAsia" w:ascii="Times New Roman" w:hAnsi="Times New Roman" w:eastAsia="微软雅黑" w:cs="Times New Roman"/>
@@ -17806,9 +17787,9 @@
             <w:bookmarkStart w:id="195" w:name="_Toc4328_WPSOffice_Level2"/>
             <w:bookmarkStart w:id="196" w:name="_Toc27188_WPSOffice_Level2"/>
             <w:bookmarkStart w:id="197" w:name="_Toc5581_WPSOffice_Level2"/>
-            <w:bookmarkStart w:id="198" w:name="_Toc27147_WPSOffice_Level2"/>
+            <w:bookmarkStart w:id="198" w:name="_Toc20849_WPSOffice_Level2"/>
             <w:bookmarkStart w:id="199" w:name="_Toc7607_WPSOffice_Level2"/>
-            <w:bookmarkStart w:id="200" w:name="_Toc20849_WPSOffice_Level2"/>
+            <w:bookmarkStart w:id="200" w:name="_Toc27147_WPSOffice_Level2"/>
             <w:r>
               <w:rPr>
                 <w:rFonts w:hint="eastAsia" w:ascii="Times New Roman" w:hAnsi="Times New Roman" w:eastAsia="微软雅黑" w:cs="Times New Roman"/>
@@ -18273,13 +18254,13 @@
                 <w:szCs w:val="18"/>
               </w:rPr>
             </w:pPr>
-            <w:bookmarkStart w:id="201" w:name="_Toc26466_WPSOffice_Level2"/>
-            <w:bookmarkStart w:id="202" w:name="_Toc23457_WPSOffice_Level2"/>
-            <w:bookmarkStart w:id="203" w:name="_Toc23854_WPSOffice_Level2"/>
-            <w:bookmarkStart w:id="204" w:name="_Toc8746_WPSOffice_Level2"/>
-            <w:bookmarkStart w:id="205" w:name="_Toc9066_WPSOffice_Level2"/>
-            <w:bookmarkStart w:id="206" w:name="_Toc6343_WPSOffice_Level2"/>
-            <w:bookmarkStart w:id="207" w:name="_Toc11511_WPSOffice_Level2"/>
+            <w:bookmarkStart w:id="201" w:name="_Toc23457_WPSOffice_Level2"/>
+            <w:bookmarkStart w:id="202" w:name="_Toc23854_WPSOffice_Level2"/>
+            <w:bookmarkStart w:id="203" w:name="_Toc8746_WPSOffice_Level2"/>
+            <w:bookmarkStart w:id="204" w:name="_Toc9066_WPSOffice_Level2"/>
+            <w:bookmarkStart w:id="205" w:name="_Toc26466_WPSOffice_Level2"/>
+            <w:bookmarkStart w:id="206" w:name="_Toc11511_WPSOffice_Level2"/>
+            <w:bookmarkStart w:id="207" w:name="_Toc6343_WPSOffice_Level2"/>
             <w:r>
               <w:rPr>
                 <w:rFonts w:hint="eastAsia" w:ascii="Times New Roman" w:hAnsi="Times New Roman" w:eastAsia="微软雅黑" w:cs="Times New Roman"/>
@@ -18744,13 +18725,13 @@
                 <w:szCs w:val="18"/>
               </w:rPr>
             </w:pPr>
-            <w:bookmarkStart w:id="208" w:name="_Toc1557_WPSOffice_Level2"/>
-            <w:bookmarkStart w:id="209" w:name="_Toc6069_WPSOffice_Level2"/>
-            <w:bookmarkStart w:id="210" w:name="_Toc17938_WPSOffice_Level2"/>
-            <w:bookmarkStart w:id="211" w:name="_Toc17440_WPSOffice_Level2"/>
+            <w:bookmarkStart w:id="208" w:name="_Toc17440_WPSOffice_Level2"/>
+            <w:bookmarkStart w:id="209" w:name="_Toc20319_WPSOffice_Level2"/>
+            <w:bookmarkStart w:id="210" w:name="_Toc6069_WPSOffice_Level2"/>
+            <w:bookmarkStart w:id="211" w:name="_Toc17938_WPSOffice_Level2"/>
             <w:bookmarkStart w:id="212" w:name="_Toc12685_WPSOffice_Level2"/>
-            <w:bookmarkStart w:id="213" w:name="_Toc20319_WPSOffice_Level2"/>
-            <w:bookmarkStart w:id="214" w:name="_Toc3049_WPSOffice_Level2"/>
+            <w:bookmarkStart w:id="213" w:name="_Toc3049_WPSOffice_Level2"/>
+            <w:bookmarkStart w:id="214" w:name="_Toc1557_WPSOffice_Level2"/>
             <w:r>
               <w:rPr>
                 <w:rFonts w:hint="eastAsia" w:ascii="Times New Roman" w:hAnsi="Times New Roman" w:eastAsia="微软雅黑" w:cs="Times New Roman"/>
@@ -19215,13 +19196,13 @@
                 <w:szCs w:val="18"/>
               </w:rPr>
             </w:pPr>
-            <w:bookmarkStart w:id="215" w:name="_Toc18427_WPSOffice_Level2"/>
-            <w:bookmarkStart w:id="216" w:name="_Toc29816_WPSOffice_Level2"/>
-            <w:bookmarkStart w:id="217" w:name="_Toc19766_WPSOffice_Level2"/>
-            <w:bookmarkStart w:id="218" w:name="_Toc27824_WPSOffice_Level2"/>
-            <w:bookmarkStart w:id="219" w:name="_Toc21686_WPSOffice_Level2"/>
-            <w:bookmarkStart w:id="220" w:name="_Toc25956_WPSOffice_Level2"/>
-            <w:bookmarkStart w:id="221" w:name="_Toc28180_WPSOffice_Level2"/>
+            <w:bookmarkStart w:id="215" w:name="_Toc27824_WPSOffice_Level2"/>
+            <w:bookmarkStart w:id="216" w:name="_Toc25956_WPSOffice_Level2"/>
+            <w:bookmarkStart w:id="217" w:name="_Toc28180_WPSOffice_Level2"/>
+            <w:bookmarkStart w:id="218" w:name="_Toc19766_WPSOffice_Level2"/>
+            <w:bookmarkStart w:id="219" w:name="_Toc29816_WPSOffice_Level2"/>
+            <w:bookmarkStart w:id="220" w:name="_Toc21686_WPSOffice_Level2"/>
+            <w:bookmarkStart w:id="221" w:name="_Toc18427_WPSOffice_Level2"/>
             <w:r>
               <w:rPr>
                 <w:rFonts w:hint="eastAsia" w:ascii="Times New Roman" w:hAnsi="Times New Roman" w:eastAsia="微软雅黑" w:cs="Times New Roman"/>
@@ -19687,12 +19668,12 @@
               </w:rPr>
             </w:pPr>
             <w:bookmarkStart w:id="222" w:name="_Toc24661_WPSOffice_Level2"/>
-            <w:bookmarkStart w:id="223" w:name="_Toc20570_WPSOffice_Level2"/>
+            <w:bookmarkStart w:id="223" w:name="_Toc27941_WPSOffice_Level2"/>
             <w:bookmarkStart w:id="224" w:name="_Toc8959_WPSOffice_Level2"/>
-            <w:bookmarkStart w:id="225" w:name="_Toc27941_WPSOffice_Level2"/>
-            <w:bookmarkStart w:id="226" w:name="_Toc9870_WPSOffice_Level2"/>
-            <w:bookmarkStart w:id="227" w:name="_Toc19658_WPSOffice_Level2"/>
-            <w:bookmarkStart w:id="228" w:name="_Toc7268_WPSOffice_Level2"/>
+            <w:bookmarkStart w:id="225" w:name="_Toc9870_WPSOffice_Level2"/>
+            <w:bookmarkStart w:id="226" w:name="_Toc20570_WPSOffice_Level2"/>
+            <w:bookmarkStart w:id="227" w:name="_Toc7268_WPSOffice_Level2"/>
+            <w:bookmarkStart w:id="228" w:name="_Toc19658_WPSOffice_Level2"/>
             <w:r>
               <w:rPr>
                 <w:rFonts w:hint="eastAsia" w:ascii="Times New Roman" w:hAnsi="Times New Roman" w:eastAsia="微软雅黑" w:cs="Times New Roman"/>

--- a/WebContent/docx/实体瘤分子残留病灶MRD报告.docx
+++ b/WebContent/docx/实体瘤分子残留病灶MRD报告.docx
@@ -2453,14 +2453,14 @@
           <w:docGrid w:linePitch="299" w:charSpace="0"/>
         </w:sectPr>
       </w:pPr>
-      <w:bookmarkStart w:id="0" w:name="_Toc24397"/>
-      <w:bookmarkStart w:id="1" w:name="_Toc13806"/>
-      <w:bookmarkStart w:id="2" w:name="_Toc27500"/>
-      <w:bookmarkStart w:id="3" w:name="_Toc21669"/>
-      <w:bookmarkStart w:id="4" w:name="_Toc30143_WPSOffice_Level1"/>
-      <w:bookmarkStart w:id="5" w:name="_Toc21009_WPSOffice_Level1"/>
-      <w:bookmarkStart w:id="6" w:name="_Toc32054"/>
-      <w:bookmarkStart w:id="7" w:name="_Toc24178_WPSOffice_Level1"/>
+      <w:bookmarkStart w:id="0" w:name="_Toc21009_WPSOffice_Level1"/>
+      <w:bookmarkStart w:id="1" w:name="_Toc21669"/>
+      <w:bookmarkStart w:id="2" w:name="_Toc13806"/>
+      <w:bookmarkStart w:id="3" w:name="_Toc27500"/>
+      <w:bookmarkStart w:id="4" w:name="_Toc32054"/>
+      <w:bookmarkStart w:id="5" w:name="_Toc30143_WPSOffice_Level1"/>
+      <w:bookmarkStart w:id="6" w:name="_Toc24178_WPSOffice_Level1"/>
+      <w:bookmarkStart w:id="7" w:name="_Toc24397"/>
     </w:p>
     <w:p>
       <w:pPr>
@@ -3728,22 +3728,7 @@
           <w:highlight w:val="none"/>
           <w:lang w:val="en-US" w:eastAsia="zh-CN"/>
         </w:rPr>
-        <w:t>探针，检测与肿瘤发生发展密切相关的188</w:t>
-      </w:r>
-      <w:bookmarkStart w:id="231" w:name="_GoBack"/>
-      <w:bookmarkEnd w:id="231"/>
-      <w:r>
-        <w:rPr>
-          <w:rFonts w:hint="eastAsia" w:ascii="Times New Roman" w:hAnsi="Times New Roman" w:eastAsia="微软雅黑" w:cs="Times New Roman"/>
-          <w:bCs/>
-          <w:strike w:val="0"/>
-          <w:dstrike w:val="0"/>
-          <w:sz w:val="21"/>
-          <w:szCs w:val="21"/>
-          <w:highlight w:val="none"/>
-          <w:lang w:val="en-US" w:eastAsia="zh-CN"/>
-        </w:rPr>
-        <w:t>个基因的变异信息，通过对ctDNA进行超高深度测序，定向追踪患者血液中的个性化变异，精准评估</w:t>
+        <w:t>探针，检测与肿瘤发生发展密切相关的188个基因的变异信息，通过对ctDNA进行超高深度测序，定向追踪患者血液中的个性化变异，精准评估</w:t>
       </w:r>
       <w:r>
         <w:rPr>
@@ -4844,16 +4829,16 @@
         </w:rPr>
       </w:pPr>
       <w:bookmarkStart w:id="21" w:name="_Toc19898_WPSOffice_Level1"/>
-      <w:bookmarkStart w:id="22" w:name="_Toc22132"/>
-      <w:bookmarkStart w:id="23" w:name="_Toc12381"/>
-      <w:bookmarkStart w:id="24" w:name="_Toc20608"/>
-      <w:bookmarkStart w:id="25" w:name="_Toc284"/>
-      <w:bookmarkStart w:id="26" w:name="_Toc19184"/>
-      <w:bookmarkStart w:id="27" w:name="_Toc14062"/>
-      <w:bookmarkStart w:id="28" w:name="_Toc20136_WPSOffice_Level1"/>
-      <w:bookmarkStart w:id="29" w:name="_Toc6374"/>
-      <w:bookmarkStart w:id="30" w:name="_Toc2781"/>
-      <w:bookmarkStart w:id="31" w:name="_Toc26145"/>
+      <w:bookmarkStart w:id="22" w:name="_Toc284"/>
+      <w:bookmarkStart w:id="23" w:name="_Toc26145"/>
+      <w:bookmarkStart w:id="24" w:name="_Toc14062"/>
+      <w:bookmarkStart w:id="25" w:name="_Toc2781"/>
+      <w:bookmarkStart w:id="26" w:name="_Toc22132"/>
+      <w:bookmarkStart w:id="27" w:name="_Toc19184"/>
+      <w:bookmarkStart w:id="28" w:name="_Toc12381"/>
+      <w:bookmarkStart w:id="29" w:name="_Toc20136_WPSOffice_Level1"/>
+      <w:bookmarkStart w:id="30" w:name="_Toc6374"/>
+      <w:bookmarkStart w:id="31" w:name="_Toc20608"/>
       <w:r>
         <w:rPr>
           <w:rStyle w:val="55"/>
@@ -5869,9 +5854,50 @@
                   </w14:solidFill>
                 </w14:textFill>
               </w:rPr>
-              <w:t>{%for t in th.split(</w:t>
-            </w:r>
-            <w:r>
+              <w:t>{% set items = th.split(",") %}{% if items[0] == "组织" %}{% for t in items[:2] %}{{ t }}{% if not loop.last %}</w:t>
+            </w:r>
+          </w:p>
+          <w:p>
+            <w:pPr>
+              <w:pStyle w:val="20"/>
+              <w:jc w:val="center"/>
+              <w:rPr>
+                <w:rFonts w:hint="eastAsia" w:ascii="Times New Roman" w:hAnsi="Times New Roman" w:eastAsia="微软雅黑" w:cs="Times New Roman"/>
+                <w:b/>
+                <w:bCs/>
+                <w:color w:val="FFFFFF" w:themeColor="background1"/>
+                <w:sz w:val="21"/>
+                <w:szCs w:val="21"/>
+                <w:lang w:val="en-US" w:eastAsia="zh-CN"/>
+                <w14:textFill>
+                  <w14:solidFill>
+                    <w14:schemeClr w14:val="bg1"/>
+                  </w14:solidFill>
+                </w14:textFill>
+              </w:rPr>
+            </w:pPr>
+            <w:r>
+              <w:rPr>
+                <w:rFonts w:hint="eastAsia" w:ascii="Times New Roman" w:hAnsi="Times New Roman" w:eastAsia="微软雅黑" w:cs="Times New Roman"/>
+                <w:b/>
+                <w:bCs/>
+                <w:color w:val="FFFFFF" w:themeColor="background1"/>
+                <w:sz w:val="21"/>
+                <w:szCs w:val="21"/>
+                <w:lang w:val="en-US" w:eastAsia="zh-CN"/>
+                <w14:textFill>
+                  <w14:solidFill>
+                    <w14:schemeClr w14:val="bg1"/>
+                  </w14:solidFill>
+                </w14:textFill>
+              </w:rPr>
+              <w:t>{% endif %}{% endfor %}{% else %}{% for t in items %}{{ t }}{% if not loop.last %}</w:t>
+            </w:r>
+          </w:p>
+          <w:p>
+            <w:pPr>
+              <w:pStyle w:val="20"/>
+              <w:jc w:val="center"/>
               <w:rPr>
                 <w:rFonts w:hint="default" w:ascii="Times New Roman" w:hAnsi="Times New Roman" w:eastAsia="微软雅黑" w:cs="Times New Roman"/>
                 <w:b/>
@@ -5886,8 +5912,7 @@
                   </w14:solidFill>
                 </w14:textFill>
               </w:rPr>
-              <w:t>“</w:t>
-            </w:r>
+            </w:pPr>
             <w:r>
               <w:rPr>
                 <w:rFonts w:hint="eastAsia" w:ascii="Times New Roman" w:hAnsi="Times New Roman" w:eastAsia="微软雅黑" w:cs="Times New Roman"/>
@@ -5903,79 +5928,10 @@
                   </w14:solidFill>
                 </w14:textFill>
               </w:rPr>
-              <w:t>,</w:t>
-            </w:r>
-            <w:r>
-              <w:rPr>
-                <w:rFonts w:hint="default" w:ascii="Times New Roman" w:hAnsi="Times New Roman" w:eastAsia="微软雅黑" w:cs="Times New Roman"/>
-                <w:b/>
-                <w:bCs/>
-                <w:color w:val="FFFFFF" w:themeColor="background1"/>
-                <w:sz w:val="21"/>
-                <w:szCs w:val="21"/>
-                <w:lang w:val="en-US" w:eastAsia="zh-CN"/>
-                <w14:textFill>
-                  <w14:solidFill>
-                    <w14:schemeClr w14:val="bg1"/>
-                  </w14:solidFill>
-                </w14:textFill>
-              </w:rPr>
-              <w:t>”</w:t>
-            </w:r>
-            <w:r>
-              <w:rPr>
-                <w:rFonts w:hint="eastAsia" w:ascii="Times New Roman" w:hAnsi="Times New Roman" w:eastAsia="微软雅黑" w:cs="Times New Roman"/>
-                <w:b/>
-                <w:bCs/>
-                <w:color w:val="FFFFFF" w:themeColor="background1"/>
-                <w:sz w:val="21"/>
-                <w:szCs w:val="21"/>
-                <w:lang w:val="en-US" w:eastAsia="zh-CN"/>
-                <w14:textFill>
-                  <w14:solidFill>
-                    <w14:schemeClr w14:val="bg1"/>
-                  </w14:solidFill>
-                </w14:textFill>
-              </w:rPr>
-              <w:t>)%}{{t}}{% if not loop.last%}</w:t>
-            </w:r>
-          </w:p>
-          <w:p>
-            <w:pPr>
-              <w:pStyle w:val="20"/>
-              <w:jc w:val="center"/>
-              <w:rPr>
-                <w:rFonts w:hint="default" w:ascii="Times New Roman" w:hAnsi="Times New Roman" w:eastAsia="微软雅黑" w:cs="Times New Roman"/>
-                <w:b/>
-                <w:bCs/>
-                <w:color w:val="FFFFFF" w:themeColor="background1"/>
-                <w:sz w:val="21"/>
-                <w:szCs w:val="21"/>
-                <w:lang w:val="en-US" w:eastAsia="zh-CN"/>
-                <w14:textFill>
-                  <w14:solidFill>
-                    <w14:schemeClr w14:val="bg1"/>
-                  </w14:solidFill>
-                </w14:textFill>
-              </w:rPr>
-            </w:pPr>
-            <w:r>
-              <w:rPr>
-                <w:rFonts w:hint="eastAsia" w:ascii="Times New Roman" w:hAnsi="Times New Roman" w:eastAsia="微软雅黑" w:cs="Times New Roman"/>
-                <w:b/>
-                <w:bCs/>
-                <w:color w:val="FFFFFF" w:themeColor="background1"/>
-                <w:sz w:val="21"/>
-                <w:szCs w:val="21"/>
-                <w:lang w:val="en-US" w:eastAsia="zh-CN"/>
-                <w14:textFill>
-                  <w14:solidFill>
-                    <w14:schemeClr w14:val="bg1"/>
-                  </w14:solidFill>
-                </w14:textFill>
-              </w:rPr>
-              <w:t>{% endif %}{% endfor %}</w:t>
-            </w:r>
+              <w:t>{% endif %}{% endfor %}{% endif %}</w:t>
+            </w:r>
+            <w:bookmarkStart w:id="231" w:name="_GoBack"/>
+            <w:bookmarkEnd w:id="231"/>
           </w:p>
         </w:tc>
         <w:tc>
@@ -6554,15 +6510,15 @@
           <w:lang w:eastAsia="zh-CN"/>
         </w:rPr>
       </w:pPr>
-      <w:bookmarkStart w:id="40" w:name="_Toc9914"/>
-      <w:bookmarkStart w:id="41" w:name="_Toc21064"/>
-      <w:bookmarkStart w:id="42" w:name="_Toc24085_WPSOffice_Level1"/>
-      <w:bookmarkStart w:id="43" w:name="_Toc9066"/>
-      <w:bookmarkStart w:id="44" w:name="_Toc14255_WPSOffice_Level1"/>
-      <w:bookmarkStart w:id="45" w:name="_Toc3674"/>
-      <w:bookmarkStart w:id="46" w:name="_Toc26613"/>
-      <w:bookmarkStart w:id="47" w:name="_Toc12193"/>
-      <w:bookmarkStart w:id="48" w:name="_Toc15840_WPSOffice_Level1"/>
+      <w:bookmarkStart w:id="40" w:name="_Toc15840_WPSOffice_Level1"/>
+      <w:bookmarkStart w:id="41" w:name="_Toc14255_WPSOffice_Level1"/>
+      <w:bookmarkStart w:id="42" w:name="_Toc3674"/>
+      <w:bookmarkStart w:id="43" w:name="_Toc26613"/>
+      <w:bookmarkStart w:id="44" w:name="_Toc9066"/>
+      <w:bookmarkStart w:id="45" w:name="_Toc24085_WPSOffice_Level1"/>
+      <w:bookmarkStart w:id="46" w:name="_Toc12193"/>
+      <w:bookmarkStart w:id="47" w:name="_Toc21064"/>
+      <w:bookmarkStart w:id="48" w:name="_Toc9914"/>
       <w:r>
         <w:rPr>
           <w:rFonts w:hint="eastAsia" w:ascii="Times New Roman" w:hAnsi="Times New Roman" w:eastAsia="微软雅黑" w:cs="黑体"/>
@@ -8712,17 +8668,17 @@
         </w:rPr>
       </w:pPr>
       <w:bookmarkStart w:id="49" w:name="_Toc22484_WPSOffice_Level1"/>
-      <w:bookmarkStart w:id="50" w:name="_Toc5898"/>
+      <w:bookmarkStart w:id="50" w:name="_Toc19099"/>
       <w:bookmarkStart w:id="51" w:name="_Toc7549"/>
-      <w:bookmarkStart w:id="52" w:name="_Toc28537"/>
-      <w:bookmarkStart w:id="53" w:name="_Toc8182"/>
-      <w:bookmarkStart w:id="54" w:name="_Toc4235"/>
-      <w:bookmarkStart w:id="55" w:name="_Toc29730"/>
-      <w:bookmarkStart w:id="56" w:name="_Toc6864"/>
-      <w:bookmarkStart w:id="57" w:name="_Toc16368_WPSOffice_Level1"/>
-      <w:bookmarkStart w:id="58" w:name="_Toc19099"/>
-      <w:bookmarkStart w:id="59" w:name="_Toc5590"/>
-      <w:bookmarkStart w:id="60" w:name="_Toc28910_WPSOffice_Level1"/>
+      <w:bookmarkStart w:id="52" w:name="_Toc6864"/>
+      <w:bookmarkStart w:id="53" w:name="_Toc5898"/>
+      <w:bookmarkStart w:id="54" w:name="_Toc28910_WPSOffice_Level1"/>
+      <w:bookmarkStart w:id="55" w:name="_Toc8182"/>
+      <w:bookmarkStart w:id="56" w:name="_Toc4235"/>
+      <w:bookmarkStart w:id="57" w:name="_Toc5590"/>
+      <w:bookmarkStart w:id="58" w:name="_Toc29730"/>
+      <w:bookmarkStart w:id="59" w:name="_Toc16368_WPSOffice_Level1"/>
+      <w:bookmarkStart w:id="60" w:name="_Toc28537"/>
       <w:r>
         <w:rPr>
           <w:rFonts w:hint="eastAsia"/>
@@ -8757,13 +8713,13 @@
           <w:lang w:eastAsia="zh-CN"/>
         </w:rPr>
       </w:pPr>
-      <w:bookmarkStart w:id="61" w:name="_Toc6304_WPSOffice_Level2"/>
-      <w:bookmarkStart w:id="62" w:name="_Toc6931_WPSOffice_Level2"/>
-      <w:bookmarkStart w:id="63" w:name="_Toc11193_WPSOffice_Level2"/>
-      <w:bookmarkStart w:id="64" w:name="_Toc3488_WPSOffice_Level2"/>
-      <w:bookmarkStart w:id="65" w:name="_Toc31515_WPSOffice_Level2"/>
-      <w:bookmarkStart w:id="66" w:name="_Toc17111_WPSOffice_Level2"/>
-      <w:bookmarkStart w:id="67" w:name="_Toc19280_WPSOffice_Level2"/>
+      <w:bookmarkStart w:id="61" w:name="_Toc3488_WPSOffice_Level2"/>
+      <w:bookmarkStart w:id="62" w:name="_Toc17111_WPSOffice_Level2"/>
+      <w:bookmarkStart w:id="63" w:name="_Toc19280_WPSOffice_Level2"/>
+      <w:bookmarkStart w:id="64" w:name="_Toc6304_WPSOffice_Level2"/>
+      <w:bookmarkStart w:id="65" w:name="_Toc11193_WPSOffice_Level2"/>
+      <w:bookmarkStart w:id="66" w:name="_Toc31515_WPSOffice_Level2"/>
+      <w:bookmarkStart w:id="67" w:name="_Toc6931_WPSOffice_Level2"/>
       <w:r>
         <w:rPr>
           <w:rFonts w:hint="eastAsia" w:ascii="Times New Roman" w:hAnsi="Times New Roman" w:eastAsia="微软雅黑" w:cs="Times New Roman"/>
@@ -9232,9 +9188,9 @@
       <w:bookmarkStart w:id="68" w:name="_Toc2822_WPSOffice_Level2"/>
       <w:bookmarkStart w:id="69" w:name="_Toc12087_WPSOffice_Level2"/>
       <w:bookmarkStart w:id="70" w:name="_Toc31138_WPSOffice_Level2"/>
-      <w:bookmarkStart w:id="71" w:name="_Toc14645_WPSOffice_Level2"/>
+      <w:bookmarkStart w:id="71" w:name="_Toc29205_WPSOffice_Level2"/>
       <w:bookmarkStart w:id="72" w:name="_Toc25864_WPSOffice_Level2"/>
-      <w:bookmarkStart w:id="73" w:name="_Toc29205_WPSOffice_Level2"/>
+      <w:bookmarkStart w:id="73" w:name="_Toc14645_WPSOffice_Level2"/>
       <w:bookmarkStart w:id="74" w:name="_Toc26578_WPSOffice_Level2"/>
       <w:r>
         <w:rPr>
@@ -9340,13 +9296,13 @@
                 <w:szCs w:val="18"/>
               </w:rPr>
             </w:pPr>
-            <w:bookmarkStart w:id="75" w:name="_Toc5261_WPSOffice_Level2"/>
-            <w:bookmarkStart w:id="76" w:name="_Toc18696_WPSOffice_Level2"/>
-            <w:bookmarkStart w:id="77" w:name="_Toc17905_WPSOffice_Level2"/>
-            <w:bookmarkStart w:id="78" w:name="_Toc31020_WPSOffice_Level2"/>
+            <w:bookmarkStart w:id="75" w:name="_Toc17905_WPSOffice_Level2"/>
+            <w:bookmarkStart w:id="76" w:name="_Toc31020_WPSOffice_Level2"/>
+            <w:bookmarkStart w:id="77" w:name="_Toc18696_WPSOffice_Level2"/>
+            <w:bookmarkStart w:id="78" w:name="_Toc5261_WPSOffice_Level2"/>
             <w:bookmarkStart w:id="79" w:name="_Toc3819_WPSOffice_Level2"/>
-            <w:bookmarkStart w:id="80" w:name="_Toc23221_WPSOffice_Level2"/>
-            <w:bookmarkStart w:id="81" w:name="_Toc5660_WPSOffice_Level2"/>
+            <w:bookmarkStart w:id="80" w:name="_Toc5660_WPSOffice_Level2"/>
+            <w:bookmarkStart w:id="81" w:name="_Toc23221_WPSOffice_Level2"/>
             <w:r>
               <w:rPr>
                 <w:rFonts w:hint="eastAsia" w:ascii="Times New Roman" w:hAnsi="Times New Roman" w:eastAsia="微软雅黑" w:cs="Times New Roman"/>
@@ -9811,12 +9767,12 @@
                 <w:szCs w:val="18"/>
               </w:rPr>
             </w:pPr>
-            <w:bookmarkStart w:id="82" w:name="_Toc2588_WPSOffice_Level2"/>
-            <w:bookmarkStart w:id="83" w:name="_Toc15300_WPSOffice_Level2"/>
-            <w:bookmarkStart w:id="84" w:name="_Toc24626_WPSOffice_Level2"/>
-            <w:bookmarkStart w:id="85" w:name="_Toc11554_WPSOffice_Level2"/>
-            <w:bookmarkStart w:id="86" w:name="_Toc20683_WPSOffice_Level2"/>
-            <w:bookmarkStart w:id="87" w:name="_Toc23388_WPSOffice_Level2"/>
+            <w:bookmarkStart w:id="82" w:name="_Toc20683_WPSOffice_Level2"/>
+            <w:bookmarkStart w:id="83" w:name="_Toc24626_WPSOffice_Level2"/>
+            <w:bookmarkStart w:id="84" w:name="_Toc23388_WPSOffice_Level2"/>
+            <w:bookmarkStart w:id="85" w:name="_Toc2588_WPSOffice_Level2"/>
+            <w:bookmarkStart w:id="86" w:name="_Toc15300_WPSOffice_Level2"/>
+            <w:bookmarkStart w:id="87" w:name="_Toc11554_WPSOffice_Level2"/>
             <w:bookmarkStart w:id="88" w:name="_Toc28235_WPSOffice_Level2"/>
             <w:r>
               <w:rPr>
@@ -10245,6 +10201,14 @@
         <w:gridCol w:w="1409"/>
       </w:tblGrid>
       <w:tr>
+        <w:tblPrEx>
+          <w:tblCellMar>
+            <w:top w:w="0" w:type="dxa"/>
+            <w:left w:w="0" w:type="dxa"/>
+            <w:bottom w:w="0" w:type="dxa"/>
+            <w:right w:w="0" w:type="dxa"/>
+          </w:tblCellMar>
+        </w:tblPrEx>
         <w:trPr>
           <w:trHeight w:val="227" w:hRule="atLeast"/>
           <w:jc w:val="center"/>
@@ -10274,13 +10238,13 @@
                 <w:szCs w:val="18"/>
               </w:rPr>
             </w:pPr>
-            <w:bookmarkStart w:id="89" w:name="_Toc30071_WPSOffice_Level2"/>
-            <w:bookmarkStart w:id="90" w:name="_Toc31650_WPSOffice_Level2"/>
-            <w:bookmarkStart w:id="91" w:name="_Toc12493_WPSOffice_Level2"/>
-            <w:bookmarkStart w:id="92" w:name="_Toc16027_WPSOffice_Level2"/>
+            <w:bookmarkStart w:id="89" w:name="_Toc31650_WPSOffice_Level2"/>
+            <w:bookmarkStart w:id="90" w:name="_Toc12493_WPSOffice_Level2"/>
+            <w:bookmarkStart w:id="91" w:name="_Toc16027_WPSOffice_Level2"/>
+            <w:bookmarkStart w:id="92" w:name="_Toc19892_WPSOffice_Level2"/>
             <w:bookmarkStart w:id="93" w:name="_Toc22590_WPSOffice_Level2"/>
-            <w:bookmarkStart w:id="94" w:name="_Toc18182_WPSOffice_Level2"/>
-            <w:bookmarkStart w:id="95" w:name="_Toc19892_WPSOffice_Level2"/>
+            <w:bookmarkStart w:id="94" w:name="_Toc30071_WPSOffice_Level2"/>
+            <w:bookmarkStart w:id="95" w:name="_Toc18182_WPSOffice_Level2"/>
             <w:r>
               <w:rPr>
                 <w:rFonts w:hint="eastAsia" w:ascii="Times New Roman" w:hAnsi="Times New Roman" w:eastAsia="微软雅黑" w:cs="Times New Roman"/>
@@ -10746,12 +10710,12 @@
               </w:rPr>
             </w:pPr>
             <w:bookmarkStart w:id="96" w:name="_Toc8398_WPSOffice_Level2"/>
-            <w:bookmarkStart w:id="97" w:name="_Toc20571_WPSOffice_Level2"/>
-            <w:bookmarkStart w:id="98" w:name="_Toc11689_WPSOffice_Level2"/>
-            <w:bookmarkStart w:id="99" w:name="_Toc31447_WPSOffice_Level2"/>
-            <w:bookmarkStart w:id="100" w:name="_Toc28312_WPSOffice_Level2"/>
-            <w:bookmarkStart w:id="101" w:name="_Toc28534_WPSOffice_Level2"/>
-            <w:bookmarkStart w:id="102" w:name="_Toc19289_WPSOffice_Level2"/>
+            <w:bookmarkStart w:id="97" w:name="_Toc11689_WPSOffice_Level2"/>
+            <w:bookmarkStart w:id="98" w:name="_Toc31447_WPSOffice_Level2"/>
+            <w:bookmarkStart w:id="99" w:name="_Toc20571_WPSOffice_Level2"/>
+            <w:bookmarkStart w:id="100" w:name="_Toc19289_WPSOffice_Level2"/>
+            <w:bookmarkStart w:id="101" w:name="_Toc28312_WPSOffice_Level2"/>
+            <w:bookmarkStart w:id="102" w:name="_Toc28534_WPSOffice_Level2"/>
             <w:r>
               <w:rPr>
                 <w:rFonts w:hint="eastAsia" w:ascii="Times New Roman" w:hAnsi="Times New Roman" w:eastAsia="微软雅黑" w:cs="Times New Roman"/>
@@ -11218,12 +11182,12 @@
               </w:rPr>
             </w:pPr>
             <w:bookmarkStart w:id="103" w:name="_Toc2683_WPSOffice_Level2"/>
-            <w:bookmarkStart w:id="104" w:name="_Toc6863_WPSOffice_Level2"/>
-            <w:bookmarkStart w:id="105" w:name="_Toc5164_WPSOffice_Level2"/>
-            <w:bookmarkStart w:id="106" w:name="_Toc5423_WPSOffice_Level2"/>
-            <w:bookmarkStart w:id="107" w:name="_Toc13225_WPSOffice_Level2"/>
+            <w:bookmarkStart w:id="104" w:name="_Toc5164_WPSOffice_Level2"/>
+            <w:bookmarkStart w:id="105" w:name="_Toc5423_WPSOffice_Level2"/>
+            <w:bookmarkStart w:id="106" w:name="_Toc6645_WPSOffice_Level2"/>
+            <w:bookmarkStart w:id="107" w:name="_Toc6863_WPSOffice_Level2"/>
             <w:bookmarkStart w:id="108" w:name="_Toc6170_WPSOffice_Level2"/>
-            <w:bookmarkStart w:id="109" w:name="_Toc6645_WPSOffice_Level2"/>
+            <w:bookmarkStart w:id="109" w:name="_Toc13225_WPSOffice_Level2"/>
             <w:r>
               <w:rPr>
                 <w:rFonts w:hint="eastAsia" w:ascii="Times New Roman" w:hAnsi="Times New Roman" w:eastAsia="微软雅黑" w:cs="Times New Roman"/>
@@ -11688,13 +11652,13 @@
                 <w:szCs w:val="18"/>
               </w:rPr>
             </w:pPr>
-            <w:bookmarkStart w:id="110" w:name="_Toc3387_WPSOffice_Level2"/>
-            <w:bookmarkStart w:id="111" w:name="_Toc29762_WPSOffice_Level2"/>
+            <w:bookmarkStart w:id="110" w:name="_Toc29762_WPSOffice_Level2"/>
+            <w:bookmarkStart w:id="111" w:name="_Toc3387_WPSOffice_Level2"/>
             <w:bookmarkStart w:id="112" w:name="_Toc13817_WPSOffice_Level2"/>
-            <w:bookmarkStart w:id="113" w:name="_Toc12046_WPSOffice_Level2"/>
-            <w:bookmarkStart w:id="114" w:name="_Toc5860_WPSOffice_Level2"/>
-            <w:bookmarkStart w:id="115" w:name="_Toc6323_WPSOffice_Level2"/>
-            <w:bookmarkStart w:id="116" w:name="_Toc24628_WPSOffice_Level2"/>
+            <w:bookmarkStart w:id="113" w:name="_Toc24628_WPSOffice_Level2"/>
+            <w:bookmarkStart w:id="114" w:name="_Toc12046_WPSOffice_Level2"/>
+            <w:bookmarkStart w:id="115" w:name="_Toc5860_WPSOffice_Level2"/>
+            <w:bookmarkStart w:id="116" w:name="_Toc6323_WPSOffice_Level2"/>
             <w:r>
               <w:rPr>
                 <w:rFonts w:hint="eastAsia" w:ascii="Times New Roman" w:hAnsi="Times New Roman" w:eastAsia="微软雅黑" w:cs="Times New Roman"/>
@@ -12159,13 +12123,13 @@
                 <w:szCs w:val="18"/>
               </w:rPr>
             </w:pPr>
-            <w:bookmarkStart w:id="117" w:name="_Toc13244_WPSOffice_Level2"/>
-            <w:bookmarkStart w:id="118" w:name="_Toc22500_WPSOffice_Level2"/>
-            <w:bookmarkStart w:id="119" w:name="_Toc15619_WPSOffice_Level2"/>
-            <w:bookmarkStart w:id="120" w:name="_Toc708_WPSOffice_Level2"/>
-            <w:bookmarkStart w:id="121" w:name="_Toc11082_WPSOffice_Level2"/>
-            <w:bookmarkStart w:id="122" w:name="_Toc6004_WPSOffice_Level2"/>
-            <w:bookmarkStart w:id="123" w:name="_Toc31905_WPSOffice_Level2"/>
+            <w:bookmarkStart w:id="117" w:name="_Toc22500_WPSOffice_Level2"/>
+            <w:bookmarkStart w:id="118" w:name="_Toc13244_WPSOffice_Level2"/>
+            <w:bookmarkStart w:id="119" w:name="_Toc11082_WPSOffice_Level2"/>
+            <w:bookmarkStart w:id="120" w:name="_Toc15619_WPSOffice_Level2"/>
+            <w:bookmarkStart w:id="121" w:name="_Toc31905_WPSOffice_Level2"/>
+            <w:bookmarkStart w:id="122" w:name="_Toc708_WPSOffice_Level2"/>
+            <w:bookmarkStart w:id="123" w:name="_Toc6004_WPSOffice_Level2"/>
             <w:r>
               <w:rPr>
                 <w:rFonts w:hint="eastAsia" w:ascii="Times New Roman" w:hAnsi="Times New Roman" w:eastAsia="微软雅黑" w:cs="Times New Roman"/>
@@ -12631,12 +12595,12 @@
               </w:rPr>
             </w:pPr>
             <w:bookmarkStart w:id="124" w:name="_Toc7586_WPSOffice_Level2"/>
-            <w:bookmarkStart w:id="125" w:name="_Toc21560_WPSOffice_Level2"/>
-            <w:bookmarkStart w:id="126" w:name="_Toc13664_WPSOffice_Level2"/>
+            <w:bookmarkStart w:id="125" w:name="_Toc13664_WPSOffice_Level2"/>
+            <w:bookmarkStart w:id="126" w:name="_Toc23537_WPSOffice_Level2"/>
             <w:bookmarkStart w:id="127" w:name="_Toc15479_WPSOffice_Level2"/>
             <w:bookmarkStart w:id="128" w:name="_Toc4042_WPSOffice_Level2"/>
             <w:bookmarkStart w:id="129" w:name="_Toc23443_WPSOffice_Level2"/>
-            <w:bookmarkStart w:id="130" w:name="_Toc23537_WPSOffice_Level2"/>
+            <w:bookmarkStart w:id="130" w:name="_Toc21560_WPSOffice_Level2"/>
             <w:r>
               <w:rPr>
                 <w:rFonts w:hint="eastAsia" w:ascii="Times New Roman" w:hAnsi="Times New Roman" w:eastAsia="微软雅黑" w:cs="Times New Roman"/>
@@ -12668,6 +12632,14 @@
         </w:tc>
       </w:tr>
       <w:tr>
+        <w:tblPrEx>
+          <w:tblCellMar>
+            <w:top w:w="0" w:type="dxa"/>
+            <w:left w:w="0" w:type="dxa"/>
+            <w:bottom w:w="0" w:type="dxa"/>
+            <w:right w:w="0" w:type="dxa"/>
+          </w:tblCellMar>
+        </w:tblPrEx>
         <w:trPr>
           <w:trHeight w:val="227" w:hRule="atLeast"/>
           <w:jc w:val="center"/>
@@ -13093,13 +13065,13 @@
                 <w:szCs w:val="18"/>
               </w:rPr>
             </w:pPr>
-            <w:bookmarkStart w:id="131" w:name="_Toc10575_WPSOffice_Level2"/>
-            <w:bookmarkStart w:id="132" w:name="_Toc5629_WPSOffice_Level2"/>
-            <w:bookmarkStart w:id="133" w:name="_Toc28498_WPSOffice_Level2"/>
-            <w:bookmarkStart w:id="134" w:name="_Toc22039_WPSOffice_Level2"/>
-            <w:bookmarkStart w:id="135" w:name="_Toc29193_WPSOffice_Level2"/>
-            <w:bookmarkStart w:id="136" w:name="_Toc11254_WPSOffice_Level2"/>
-            <w:bookmarkStart w:id="137" w:name="_Toc2337_WPSOffice_Level2"/>
+            <w:bookmarkStart w:id="131" w:name="_Toc22039_WPSOffice_Level2"/>
+            <w:bookmarkStart w:id="132" w:name="_Toc29193_WPSOffice_Level2"/>
+            <w:bookmarkStart w:id="133" w:name="_Toc11254_WPSOffice_Level2"/>
+            <w:bookmarkStart w:id="134" w:name="_Toc2337_WPSOffice_Level2"/>
+            <w:bookmarkStart w:id="135" w:name="_Toc28498_WPSOffice_Level2"/>
+            <w:bookmarkStart w:id="136" w:name="_Toc10575_WPSOffice_Level2"/>
+            <w:bookmarkStart w:id="137" w:name="_Toc5629_WPSOffice_Level2"/>
             <w:r>
               <w:rPr>
                 <w:rFonts w:hint="eastAsia" w:ascii="Times New Roman" w:hAnsi="Times New Roman" w:eastAsia="微软雅黑" w:cs="Times New Roman"/>
@@ -13565,12 +13537,12 @@
               </w:rPr>
             </w:pPr>
             <w:bookmarkStart w:id="138" w:name="_Toc13246_WPSOffice_Level2"/>
-            <w:bookmarkStart w:id="139" w:name="_Toc18866_WPSOffice_Level2"/>
-            <w:bookmarkStart w:id="140" w:name="_Toc17668_WPSOffice_Level2"/>
-            <w:bookmarkStart w:id="141" w:name="_Toc8519_WPSOffice_Level2"/>
-            <w:bookmarkStart w:id="142" w:name="_Toc17621_WPSOffice_Level2"/>
-            <w:bookmarkStart w:id="143" w:name="_Toc8985_WPSOffice_Level2"/>
-            <w:bookmarkStart w:id="144" w:name="_Toc2613_WPSOffice_Level2"/>
+            <w:bookmarkStart w:id="139" w:name="_Toc17668_WPSOffice_Level2"/>
+            <w:bookmarkStart w:id="140" w:name="_Toc17621_WPSOffice_Level2"/>
+            <w:bookmarkStart w:id="141" w:name="_Toc8985_WPSOffice_Level2"/>
+            <w:bookmarkStart w:id="142" w:name="_Toc2613_WPSOffice_Level2"/>
+            <w:bookmarkStart w:id="143" w:name="_Toc8519_WPSOffice_Level2"/>
+            <w:bookmarkStart w:id="144" w:name="_Toc18866_WPSOffice_Level2"/>
             <w:r>
               <w:rPr>
                 <w:rFonts w:hint="eastAsia" w:ascii="Times New Roman" w:hAnsi="Times New Roman" w:eastAsia="微软雅黑" w:cs="Times New Roman"/>
@@ -14035,13 +14007,13 @@
                 <w:szCs w:val="18"/>
               </w:rPr>
             </w:pPr>
-            <w:bookmarkStart w:id="145" w:name="_Toc6654_WPSOffice_Level2"/>
-            <w:bookmarkStart w:id="146" w:name="_Toc2334_WPSOffice_Level2"/>
-            <w:bookmarkStart w:id="147" w:name="_Toc24337_WPSOffice_Level2"/>
-            <w:bookmarkStart w:id="148" w:name="_Toc12118_WPSOffice_Level2"/>
-            <w:bookmarkStart w:id="149" w:name="_Toc12027_WPSOffice_Level2"/>
-            <w:bookmarkStart w:id="150" w:name="_Toc25338_WPSOffice_Level2"/>
-            <w:bookmarkStart w:id="151" w:name="_Toc23413_WPSOffice_Level2"/>
+            <w:bookmarkStart w:id="145" w:name="_Toc12118_WPSOffice_Level2"/>
+            <w:bookmarkStart w:id="146" w:name="_Toc6654_WPSOffice_Level2"/>
+            <w:bookmarkStart w:id="147" w:name="_Toc12027_WPSOffice_Level2"/>
+            <w:bookmarkStart w:id="148" w:name="_Toc24337_WPSOffice_Level2"/>
+            <w:bookmarkStart w:id="149" w:name="_Toc25338_WPSOffice_Level2"/>
+            <w:bookmarkStart w:id="150" w:name="_Toc23413_WPSOffice_Level2"/>
+            <w:bookmarkStart w:id="151" w:name="_Toc2334_WPSOffice_Level2"/>
             <w:r>
               <w:rPr>
                 <w:rFonts w:hint="eastAsia" w:ascii="Times New Roman" w:hAnsi="Times New Roman" w:eastAsia="微软雅黑" w:cs="Times New Roman"/>
@@ -14506,13 +14478,13 @@
                 <w:szCs w:val="18"/>
               </w:rPr>
             </w:pPr>
-            <w:bookmarkStart w:id="152" w:name="_Toc20736_WPSOffice_Level2"/>
-            <w:bookmarkStart w:id="153" w:name="_Toc5840_WPSOffice_Level2"/>
-            <w:bookmarkStart w:id="154" w:name="_Toc20271_WPSOffice_Level2"/>
-            <w:bookmarkStart w:id="155" w:name="_Toc17254_WPSOffice_Level2"/>
-            <w:bookmarkStart w:id="156" w:name="_Toc6074_WPSOffice_Level2"/>
-            <w:bookmarkStart w:id="157" w:name="_Toc17711_WPSOffice_Level2"/>
-            <w:bookmarkStart w:id="158" w:name="_Toc28807_WPSOffice_Level2"/>
+            <w:bookmarkStart w:id="152" w:name="_Toc17711_WPSOffice_Level2"/>
+            <w:bookmarkStart w:id="153" w:name="_Toc6074_WPSOffice_Level2"/>
+            <w:bookmarkStart w:id="154" w:name="_Toc5840_WPSOffice_Level2"/>
+            <w:bookmarkStart w:id="155" w:name="_Toc20271_WPSOffice_Level2"/>
+            <w:bookmarkStart w:id="156" w:name="_Toc20736_WPSOffice_Level2"/>
+            <w:bookmarkStart w:id="157" w:name="_Toc28807_WPSOffice_Level2"/>
+            <w:bookmarkStart w:id="158" w:name="_Toc17254_WPSOffice_Level2"/>
             <w:r>
               <w:rPr>
                 <w:rFonts w:hint="eastAsia" w:ascii="Times New Roman" w:hAnsi="Times New Roman" w:eastAsia="微软雅黑" w:cs="Times New Roman"/>
@@ -14977,13 +14949,13 @@
                 <w:szCs w:val="18"/>
               </w:rPr>
             </w:pPr>
-            <w:bookmarkStart w:id="159" w:name="_Toc22623_WPSOffice_Level2"/>
-            <w:bookmarkStart w:id="160" w:name="_Toc18813_WPSOffice_Level2"/>
+            <w:bookmarkStart w:id="159" w:name="_Toc31683_WPSOffice_Level2"/>
+            <w:bookmarkStart w:id="160" w:name="_Toc24586_WPSOffice_Level2"/>
             <w:bookmarkStart w:id="161" w:name="_Toc18295_WPSOffice_Level2"/>
-            <w:bookmarkStart w:id="162" w:name="_Toc31683_WPSOffice_Level2"/>
-            <w:bookmarkStart w:id="163" w:name="_Toc24586_WPSOffice_Level2"/>
-            <w:bookmarkStart w:id="164" w:name="_Toc26031_WPSOffice_Level2"/>
-            <w:bookmarkStart w:id="165" w:name="_Toc18784_WPSOffice_Level2"/>
+            <w:bookmarkStart w:id="162" w:name="_Toc18784_WPSOffice_Level2"/>
+            <w:bookmarkStart w:id="163" w:name="_Toc18813_WPSOffice_Level2"/>
+            <w:bookmarkStart w:id="164" w:name="_Toc22623_WPSOffice_Level2"/>
+            <w:bookmarkStart w:id="165" w:name="_Toc26031_WPSOffice_Level2"/>
             <w:r>
               <w:rPr>
                 <w:rFonts w:hint="eastAsia" w:ascii="Times New Roman" w:hAnsi="Times New Roman" w:eastAsia="微软雅黑" w:cs="Times New Roman"/>
@@ -15405,6 +15377,14 @@
         <w:gridCol w:w="1409"/>
       </w:tblGrid>
       <w:tr>
+        <w:tblPrEx>
+          <w:tblCellMar>
+            <w:top w:w="0" w:type="dxa"/>
+            <w:left w:w="0" w:type="dxa"/>
+            <w:bottom w:w="0" w:type="dxa"/>
+            <w:right w:w="0" w:type="dxa"/>
+          </w:tblCellMar>
+        </w:tblPrEx>
         <w:trPr>
           <w:trHeight w:val="227" w:hRule="exact"/>
           <w:jc w:val="center"/>
@@ -15898,11 +15878,11 @@
                 <w:szCs w:val="18"/>
               </w:rPr>
             </w:pPr>
-            <w:bookmarkStart w:id="166" w:name="_Toc22167_WPSOffice_Level2"/>
-            <w:bookmarkStart w:id="167" w:name="_Toc11576_WPSOffice_Level2"/>
-            <w:bookmarkStart w:id="168" w:name="_Toc15930_WPSOffice_Level2"/>
-            <w:bookmarkStart w:id="169" w:name="_Toc30144_WPSOffice_Level2"/>
-            <w:bookmarkStart w:id="170" w:name="_Toc31152_WPSOffice_Level2"/>
+            <w:bookmarkStart w:id="166" w:name="_Toc11576_WPSOffice_Level2"/>
+            <w:bookmarkStart w:id="167" w:name="_Toc15930_WPSOffice_Level2"/>
+            <w:bookmarkStart w:id="168" w:name="_Toc30144_WPSOffice_Level2"/>
+            <w:bookmarkStart w:id="169" w:name="_Toc31152_WPSOffice_Level2"/>
+            <w:bookmarkStart w:id="170" w:name="_Toc22167_WPSOffice_Level2"/>
             <w:bookmarkStart w:id="171" w:name="_Toc25837_WPSOffice_Level2"/>
             <w:bookmarkStart w:id="172" w:name="_Toc2455_WPSOffice_Level2"/>
             <w:r>
@@ -16370,13 +16350,13 @@
                 <w:szCs w:val="18"/>
               </w:rPr>
             </w:pPr>
-            <w:bookmarkStart w:id="173" w:name="_Toc6105_WPSOffice_Level2"/>
-            <w:bookmarkStart w:id="174" w:name="_Toc24581_WPSOffice_Level2"/>
-            <w:bookmarkStart w:id="175" w:name="_Toc10927_WPSOffice_Level2"/>
-            <w:bookmarkStart w:id="176" w:name="_Toc17817_WPSOffice_Level2"/>
-            <w:bookmarkStart w:id="177" w:name="_Toc21844_WPSOffice_Level2"/>
-            <w:bookmarkStart w:id="178" w:name="_Toc21218_WPSOffice_Level2"/>
-            <w:bookmarkStart w:id="179" w:name="_Toc18298_WPSOffice_Level2"/>
+            <w:bookmarkStart w:id="173" w:name="_Toc24581_WPSOffice_Level2"/>
+            <w:bookmarkStart w:id="174" w:name="_Toc10927_WPSOffice_Level2"/>
+            <w:bookmarkStart w:id="175" w:name="_Toc17817_WPSOffice_Level2"/>
+            <w:bookmarkStart w:id="176" w:name="_Toc21844_WPSOffice_Level2"/>
+            <w:bookmarkStart w:id="177" w:name="_Toc21218_WPSOffice_Level2"/>
+            <w:bookmarkStart w:id="178" w:name="_Toc18298_WPSOffice_Level2"/>
+            <w:bookmarkStart w:id="179" w:name="_Toc6105_WPSOffice_Level2"/>
             <w:r>
               <w:rPr>
                 <w:rFonts w:hint="eastAsia" w:ascii="Times New Roman" w:hAnsi="Times New Roman" w:eastAsia="微软雅黑" w:cs="Times New Roman"/>
@@ -16841,13 +16821,13 @@
                 <w:szCs w:val="18"/>
               </w:rPr>
             </w:pPr>
-            <w:bookmarkStart w:id="180" w:name="_Toc3881_WPSOffice_Level2"/>
-            <w:bookmarkStart w:id="181" w:name="_Toc7518_WPSOffice_Level2"/>
-            <w:bookmarkStart w:id="182" w:name="_Toc20673_WPSOffice_Level2"/>
-            <w:bookmarkStart w:id="183" w:name="_Toc32618_WPSOffice_Level2"/>
-            <w:bookmarkStart w:id="184" w:name="_Toc26632_WPSOffice_Level2"/>
-            <w:bookmarkStart w:id="185" w:name="_Toc5805_WPSOffice_Level2"/>
-            <w:bookmarkStart w:id="186" w:name="_Toc22953_WPSOffice_Level2"/>
+            <w:bookmarkStart w:id="180" w:name="_Toc20673_WPSOffice_Level2"/>
+            <w:bookmarkStart w:id="181" w:name="_Toc26632_WPSOffice_Level2"/>
+            <w:bookmarkStart w:id="182" w:name="_Toc22953_WPSOffice_Level2"/>
+            <w:bookmarkStart w:id="183" w:name="_Toc5805_WPSOffice_Level2"/>
+            <w:bookmarkStart w:id="184" w:name="_Toc3881_WPSOffice_Level2"/>
+            <w:bookmarkStart w:id="185" w:name="_Toc32618_WPSOffice_Level2"/>
+            <w:bookmarkStart w:id="186" w:name="_Toc7518_WPSOffice_Level2"/>
             <w:r>
               <w:rPr>
                 <w:rFonts w:hint="eastAsia" w:ascii="Times New Roman" w:hAnsi="Times New Roman" w:eastAsia="微软雅黑" w:cs="Times New Roman"/>
@@ -17783,13 +17763,13 @@
                 <w:szCs w:val="18"/>
               </w:rPr>
             </w:pPr>
-            <w:bookmarkStart w:id="194" w:name="_Toc24372_WPSOffice_Level2"/>
-            <w:bookmarkStart w:id="195" w:name="_Toc4328_WPSOffice_Level2"/>
-            <w:bookmarkStart w:id="196" w:name="_Toc27188_WPSOffice_Level2"/>
-            <w:bookmarkStart w:id="197" w:name="_Toc5581_WPSOffice_Level2"/>
-            <w:bookmarkStart w:id="198" w:name="_Toc20849_WPSOffice_Level2"/>
-            <w:bookmarkStart w:id="199" w:name="_Toc7607_WPSOffice_Level2"/>
-            <w:bookmarkStart w:id="200" w:name="_Toc27147_WPSOffice_Level2"/>
+            <w:bookmarkStart w:id="194" w:name="_Toc5581_WPSOffice_Level2"/>
+            <w:bookmarkStart w:id="195" w:name="_Toc20849_WPSOffice_Level2"/>
+            <w:bookmarkStart w:id="196" w:name="_Toc24372_WPSOffice_Level2"/>
+            <w:bookmarkStart w:id="197" w:name="_Toc4328_WPSOffice_Level2"/>
+            <w:bookmarkStart w:id="198" w:name="_Toc27188_WPSOffice_Level2"/>
+            <w:bookmarkStart w:id="199" w:name="_Toc27147_WPSOffice_Level2"/>
+            <w:bookmarkStart w:id="200" w:name="_Toc7607_WPSOffice_Level2"/>
             <w:r>
               <w:rPr>
                 <w:rFonts w:hint="eastAsia" w:ascii="Times New Roman" w:hAnsi="Times New Roman" w:eastAsia="微软雅黑" w:cs="Times New Roman"/>
@@ -18254,12 +18234,12 @@
                 <w:szCs w:val="18"/>
               </w:rPr>
             </w:pPr>
-            <w:bookmarkStart w:id="201" w:name="_Toc23457_WPSOffice_Level2"/>
-            <w:bookmarkStart w:id="202" w:name="_Toc23854_WPSOffice_Level2"/>
+            <w:bookmarkStart w:id="201" w:name="_Toc23854_WPSOffice_Level2"/>
+            <w:bookmarkStart w:id="202" w:name="_Toc26466_WPSOffice_Level2"/>
             <w:bookmarkStart w:id="203" w:name="_Toc8746_WPSOffice_Level2"/>
-            <w:bookmarkStart w:id="204" w:name="_Toc9066_WPSOffice_Level2"/>
-            <w:bookmarkStart w:id="205" w:name="_Toc26466_WPSOffice_Level2"/>
-            <w:bookmarkStart w:id="206" w:name="_Toc11511_WPSOffice_Level2"/>
+            <w:bookmarkStart w:id="204" w:name="_Toc11511_WPSOffice_Level2"/>
+            <w:bookmarkStart w:id="205" w:name="_Toc23457_WPSOffice_Level2"/>
+            <w:bookmarkStart w:id="206" w:name="_Toc9066_WPSOffice_Level2"/>
             <w:bookmarkStart w:id="207" w:name="_Toc6343_WPSOffice_Level2"/>
             <w:r>
               <w:rPr>
@@ -18725,13 +18705,13 @@
                 <w:szCs w:val="18"/>
               </w:rPr>
             </w:pPr>
-            <w:bookmarkStart w:id="208" w:name="_Toc17440_WPSOffice_Level2"/>
-            <w:bookmarkStart w:id="209" w:name="_Toc20319_WPSOffice_Level2"/>
-            <w:bookmarkStart w:id="210" w:name="_Toc6069_WPSOffice_Level2"/>
-            <w:bookmarkStart w:id="211" w:name="_Toc17938_WPSOffice_Level2"/>
-            <w:bookmarkStart w:id="212" w:name="_Toc12685_WPSOffice_Level2"/>
+            <w:bookmarkStart w:id="208" w:name="_Toc20319_WPSOffice_Level2"/>
+            <w:bookmarkStart w:id="209" w:name="_Toc17938_WPSOffice_Level2"/>
+            <w:bookmarkStart w:id="210" w:name="_Toc12685_WPSOffice_Level2"/>
+            <w:bookmarkStart w:id="211" w:name="_Toc6069_WPSOffice_Level2"/>
+            <w:bookmarkStart w:id="212" w:name="_Toc1557_WPSOffice_Level2"/>
             <w:bookmarkStart w:id="213" w:name="_Toc3049_WPSOffice_Level2"/>
-            <w:bookmarkStart w:id="214" w:name="_Toc1557_WPSOffice_Level2"/>
+            <w:bookmarkStart w:id="214" w:name="_Toc17440_WPSOffice_Level2"/>
             <w:r>
               <w:rPr>
                 <w:rFonts w:hint="eastAsia" w:ascii="Times New Roman" w:hAnsi="Times New Roman" w:eastAsia="微软雅黑" w:cs="Times New Roman"/>
@@ -19196,13 +19176,13 @@
                 <w:szCs w:val="18"/>
               </w:rPr>
             </w:pPr>
-            <w:bookmarkStart w:id="215" w:name="_Toc27824_WPSOffice_Level2"/>
-            <w:bookmarkStart w:id="216" w:name="_Toc25956_WPSOffice_Level2"/>
-            <w:bookmarkStart w:id="217" w:name="_Toc28180_WPSOffice_Level2"/>
-            <w:bookmarkStart w:id="218" w:name="_Toc19766_WPSOffice_Level2"/>
-            <w:bookmarkStart w:id="219" w:name="_Toc29816_WPSOffice_Level2"/>
-            <w:bookmarkStart w:id="220" w:name="_Toc21686_WPSOffice_Level2"/>
-            <w:bookmarkStart w:id="221" w:name="_Toc18427_WPSOffice_Level2"/>
+            <w:bookmarkStart w:id="215" w:name="_Toc21686_WPSOffice_Level2"/>
+            <w:bookmarkStart w:id="216" w:name="_Toc19766_WPSOffice_Level2"/>
+            <w:bookmarkStart w:id="217" w:name="_Toc18427_WPSOffice_Level2"/>
+            <w:bookmarkStart w:id="218" w:name="_Toc29816_WPSOffice_Level2"/>
+            <w:bookmarkStart w:id="219" w:name="_Toc25956_WPSOffice_Level2"/>
+            <w:bookmarkStart w:id="220" w:name="_Toc28180_WPSOffice_Level2"/>
+            <w:bookmarkStart w:id="221" w:name="_Toc27824_WPSOffice_Level2"/>
             <w:r>
               <w:rPr>
                 <w:rFonts w:hint="eastAsia" w:ascii="Times New Roman" w:hAnsi="Times New Roman" w:eastAsia="微软雅黑" w:cs="Times New Roman"/>
@@ -19667,12 +19647,12 @@
                 <w:szCs w:val="18"/>
               </w:rPr>
             </w:pPr>
-            <w:bookmarkStart w:id="222" w:name="_Toc24661_WPSOffice_Level2"/>
-            <w:bookmarkStart w:id="223" w:name="_Toc27941_WPSOffice_Level2"/>
-            <w:bookmarkStart w:id="224" w:name="_Toc8959_WPSOffice_Level2"/>
-            <w:bookmarkStart w:id="225" w:name="_Toc9870_WPSOffice_Level2"/>
-            <w:bookmarkStart w:id="226" w:name="_Toc20570_WPSOffice_Level2"/>
-            <w:bookmarkStart w:id="227" w:name="_Toc7268_WPSOffice_Level2"/>
+            <w:bookmarkStart w:id="222" w:name="_Toc9870_WPSOffice_Level2"/>
+            <w:bookmarkStart w:id="223" w:name="_Toc8959_WPSOffice_Level2"/>
+            <w:bookmarkStart w:id="224" w:name="_Toc20570_WPSOffice_Level2"/>
+            <w:bookmarkStart w:id="225" w:name="_Toc7268_WPSOffice_Level2"/>
+            <w:bookmarkStart w:id="226" w:name="_Toc24661_WPSOffice_Level2"/>
+            <w:bookmarkStart w:id="227" w:name="_Toc27941_WPSOffice_Level2"/>
             <w:bookmarkStart w:id="228" w:name="_Toc19658_WPSOffice_Level2"/>
             <w:r>
               <w:rPr>

--- a/WebContent/docx/实体瘤分子残留病灶MRD报告.docx
+++ b/WebContent/docx/实体瘤分子残留病灶MRD报告.docx
@@ -12,104 +12,6 @@
           <w:lang w:eastAsia="zh-CN"/>
         </w:rPr>
       </w:pPr>
-      <w:r>
-        <w:rPr>
-          <w:sz w:val="22"/>
-        </w:rPr>
-        <mc:AlternateContent>
-          <mc:Choice Requires="wps">
-            <w:drawing>
-              <wp:anchor distT="0" distB="0" distL="114300" distR="114300" simplePos="0" relativeHeight="251660288" behindDoc="0" locked="0" layoutInCell="1" allowOverlap="1">
-                <wp:simplePos x="0" y="0"/>
-                <wp:positionH relativeFrom="column">
-                  <wp:posOffset>644525</wp:posOffset>
-                </wp:positionH>
-                <wp:positionV relativeFrom="paragraph">
-                  <wp:posOffset>9877425</wp:posOffset>
-                </wp:positionV>
-                <wp:extent cx="1788160" cy="316865"/>
-                <wp:effectExtent l="0" t="0" r="10160" b="3175"/>
-                <wp:wrapNone/>
-                <wp:docPr id="9" name="文本框 9"/>
-                <wp:cNvGraphicFramePr/>
-                <a:graphic xmlns:a="http://schemas.openxmlformats.org/drawingml/2006/main">
-                  <a:graphicData uri="http://schemas.microsoft.com/office/word/2010/wordprocessingShape">
-                    <wps:wsp>
-                      <wps:cNvSpPr txBox="1"/>
-                      <wps:spPr>
-                        <a:xfrm>
-                          <a:off x="0" y="0"/>
-                          <a:ext cx="1788160" cy="316865"/>
-                        </a:xfrm>
-                        <a:prstGeom prst="rect">
-                          <a:avLst/>
-                        </a:prstGeom>
-                        <a:solidFill>
-                          <a:schemeClr val="lt1"/>
-                        </a:solidFill>
-                        <a:ln w="6350">
-                          <a:noFill/>
-                        </a:ln>
-                      </wps:spPr>
-                      <wps:style>
-                        <a:lnRef idx="0">
-                          <a:schemeClr val="accent1"/>
-                        </a:lnRef>
-                        <a:fillRef idx="0">
-                          <a:schemeClr val="accent1"/>
-                        </a:fillRef>
-                        <a:effectRef idx="0">
-                          <a:schemeClr val="accent1"/>
-                        </a:effectRef>
-                        <a:fontRef idx="minor">
-                          <a:schemeClr val="dk1"/>
-                        </a:fontRef>
-                      </wps:style>
-                      <wps:txbx>
-                        <w:txbxContent>
-                          <w:p>
-                            <w:pPr>
-                              <w:rPr>
-                                <w:rFonts w:hint="eastAsia"/>
-                                <w:lang w:val="en-US" w:eastAsia="zh-CN"/>
-                              </w:rPr>
-                            </w:pPr>
-                          </w:p>
-                        </w:txbxContent>
-                      </wps:txbx>
-                      <wps:bodyPr rot="0" spcFirstLastPara="0" vertOverflow="overflow" horzOverflow="overflow" vert="horz" wrap="square" lIns="91440" tIns="45720" rIns="91440" bIns="45720" numCol="1" spcCol="0" rtlCol="0" fromWordArt="0" anchor="t" anchorCtr="0" forceAA="0" compatLnSpc="1">
-                        <a:noAutofit/>
-                      </wps:bodyPr>
-                    </wps:wsp>
-                  </a:graphicData>
-                </a:graphic>
-              </wp:anchor>
-            </w:drawing>
-          </mc:Choice>
-          <mc:Fallback>
-            <w:pict>
-              <v:shape id="_x0000_s1026" o:spid="_x0000_s1026" o:spt="202" type="#_x0000_t202" style="position:absolute;left:0pt;margin-left:50.75pt;margin-top:777.75pt;height:24.95pt;width:140.8pt;z-index:251660288;mso-width-relative:page;mso-height-relative:page;" fillcolor="#FFFFFF [3201]" filled="t" stroked="f" coordsize="21600,21600" o:gfxdata="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">
-                <v:fill on="t" focussize="0,0"/>
-                <v:stroke on="f" weight="0.5pt"/>
-                <v:imagedata o:title=""/>
-                <o:lock v:ext="edit" aspectratio="f"/>
-                <v:textbox>
-                  <w:txbxContent>
-                    <w:p>
-                      <w:pPr>
-                        <w:rPr>
-                          <w:rFonts w:hint="eastAsia"/>
-                          <w:lang w:val="en-US" w:eastAsia="zh-CN"/>
-                        </w:rPr>
-                      </w:pPr>
-                    </w:p>
-                  </w:txbxContent>
-                </v:textbox>
-              </v:shape>
-            </w:pict>
-          </mc:Fallback>
-        </mc:AlternateContent>
-      </w:r>
     </w:p>
     <w:p>
       <w:pPr>
@@ -639,7 +541,7 @@
             <w:bottom w:val="none" w:sz="0" w:space="0"/>
             <w:right w:val="none" w:sz="0" w:space="0"/>
           </w:pgBorders>
-          <w:pgNumType w:start="1"/>
+          <w:pgNumType w:fmt="decimal" w:start="1"/>
           <w:cols w:space="0" w:num="1"/>
         </w:sectPr>
       </w:pPr>
@@ -2454,13 +2356,13 @@
         </w:sectPr>
       </w:pPr>
       <w:bookmarkStart w:id="0" w:name="_Toc21009_WPSOffice_Level1"/>
-      <w:bookmarkStart w:id="1" w:name="_Toc21669"/>
-      <w:bookmarkStart w:id="2" w:name="_Toc13806"/>
-      <w:bookmarkStart w:id="3" w:name="_Toc27500"/>
-      <w:bookmarkStart w:id="4" w:name="_Toc32054"/>
-      <w:bookmarkStart w:id="5" w:name="_Toc30143_WPSOffice_Level1"/>
-      <w:bookmarkStart w:id="6" w:name="_Toc24178_WPSOffice_Level1"/>
-      <w:bookmarkStart w:id="7" w:name="_Toc24397"/>
+      <w:bookmarkStart w:id="1" w:name="_Toc24397"/>
+      <w:bookmarkStart w:id="2" w:name="_Toc27500"/>
+      <w:bookmarkStart w:id="3" w:name="_Toc24178_WPSOffice_Level1"/>
+      <w:bookmarkStart w:id="4" w:name="_Toc13806"/>
+      <w:bookmarkStart w:id="5" w:name="_Toc21669"/>
+      <w:bookmarkStart w:id="6" w:name="_Toc30143_WPSOffice_Level1"/>
+      <w:bookmarkStart w:id="7" w:name="_Toc32054"/>
     </w:p>
     <w:p>
       <w:pPr>
@@ -3856,17 +3758,17 @@
           </w14:shadow>
         </w:rPr>
       </w:pPr>
-      <w:bookmarkStart w:id="10" w:name="_Toc4088"/>
+      <w:bookmarkStart w:id="10" w:name="_Toc23369_WPSOffice_Level1"/>
       <w:bookmarkStart w:id="11" w:name="_Toc18058"/>
-      <w:bookmarkStart w:id="12" w:name="_Toc2563"/>
+      <w:bookmarkStart w:id="12" w:name="_Toc4088"/>
       <w:bookmarkStart w:id="13" w:name="_Toc25920"/>
-      <w:bookmarkStart w:id="14" w:name="_Toc1410"/>
-      <w:bookmarkStart w:id="15" w:name="_Toc6221_WPSOffice_Level1"/>
-      <w:bookmarkStart w:id="16" w:name="_Toc23369_WPSOffice_Level1"/>
-      <w:bookmarkStart w:id="17" w:name="_Toc3871"/>
+      <w:bookmarkStart w:id="14" w:name="_Toc6221_WPSOffice_Level1"/>
+      <w:bookmarkStart w:id="15" w:name="_Toc2563"/>
+      <w:bookmarkStart w:id="16" w:name="_Toc3871"/>
+      <w:bookmarkStart w:id="17" w:name="_Toc1410"/>
       <w:bookmarkStart w:id="18" w:name="_Toc23161"/>
-      <w:bookmarkStart w:id="19" w:name="_Toc24028"/>
-      <w:bookmarkStart w:id="20" w:name="_Toc18702"/>
+      <w:bookmarkStart w:id="19" w:name="_Toc18702"/>
+      <w:bookmarkStart w:id="20" w:name="_Toc24028"/>
       <w:r>
         <w:rPr>
           <w:rFonts w:hint="eastAsia"/>
@@ -4675,25 +4577,7 @@
           <w:highlight w:val="none"/>
           <w:lang w:eastAsia="zh-CN"/>
         </w:rPr>
-        <w:t>：本次外周血ctDNA样本未检测出与基线肿瘤组织样本一致的突变。由于外周血样本中ctDNA</w:t>
-      </w:r>
-      <w:r>
-        <w:rPr>
-          <w:rFonts w:hint="eastAsia" w:ascii="Times New Roman" w:hAnsi="Times New Roman" w:eastAsia="微软雅黑" w:cs="Times New Roman"/>
-          <w:sz w:val="18"/>
-          <w:highlight w:val="none"/>
-          <w:lang w:val="en-US" w:eastAsia="zh-CN"/>
-        </w:rPr>
-        <w:t>2</w:t>
-      </w:r>
-      <w:r>
-        <w:rPr>
-          <w:rFonts w:hint="eastAsia" w:ascii="Times New Roman" w:hAnsi="Times New Roman" w:eastAsia="微软雅黑" w:cs="Times New Roman"/>
-          <w:sz w:val="18"/>
-          <w:highlight w:val="none"/>
-          <w:lang w:eastAsia="zh-CN"/>
-        </w:rPr>
-        <w:t>含量与肿瘤分期、是否接受根治性手术治疗、病灶部位等多种因素相关，阴性不一定代表患者体内完全没有肿瘤细胞。进一步说明持续动态监测的必要性，持续的阴性结果可能提示预后良好。</w:t>
+        <w:t>：本次外周血ctDNA样本未检测出与基线肿瘤组织样本一致的突变。由于外周血样本中ctDNA含量与肿瘤分期、是否接受根治性手术治疗、病灶部位等多种因素相关，阴性不一定代表患者体内完全没有肿瘤细胞。进一步说明持续动态监测的必要性，持续的阴性结果可能提示预后良好。</w:t>
       </w:r>
     </w:p>
     <w:p>
@@ -4779,18 +4663,6 @@
         </w:rPr>
         <w:t>{% endif %}</w:t>
       </w:r>
-    </w:p>
-    <w:p>
-      <w:pPr>
-        <w:numPr>
-          <w:ilvl w:val="0"/>
-          <w:numId w:val="0"/>
-        </w:numPr>
-        <w:ind w:leftChars="0"/>
-        <w:rPr>
-          <w:lang w:eastAsia="zh-CN"/>
-        </w:rPr>
-      </w:pPr>
     </w:p>
     <w:p>
       <w:pPr>
@@ -4828,17 +4700,17 @@
           <w:lang w:val="en-US" w:eastAsia="zh-CN"/>
         </w:rPr>
       </w:pPr>
-      <w:bookmarkStart w:id="21" w:name="_Toc19898_WPSOffice_Level1"/>
-      <w:bookmarkStart w:id="22" w:name="_Toc284"/>
-      <w:bookmarkStart w:id="23" w:name="_Toc26145"/>
-      <w:bookmarkStart w:id="24" w:name="_Toc14062"/>
-      <w:bookmarkStart w:id="25" w:name="_Toc2781"/>
-      <w:bookmarkStart w:id="26" w:name="_Toc22132"/>
-      <w:bookmarkStart w:id="27" w:name="_Toc19184"/>
+      <w:bookmarkStart w:id="21" w:name="_Toc20608"/>
+      <w:bookmarkStart w:id="22" w:name="_Toc14062"/>
+      <w:bookmarkStart w:id="23" w:name="_Toc20136_WPSOffice_Level1"/>
+      <w:bookmarkStart w:id="24" w:name="_Toc19898_WPSOffice_Level1"/>
+      <w:bookmarkStart w:id="25" w:name="_Toc284"/>
+      <w:bookmarkStart w:id="26" w:name="_Toc2781"/>
+      <w:bookmarkStart w:id="27" w:name="_Toc6374"/>
       <w:bookmarkStart w:id="28" w:name="_Toc12381"/>
-      <w:bookmarkStart w:id="29" w:name="_Toc20136_WPSOffice_Level1"/>
-      <w:bookmarkStart w:id="30" w:name="_Toc6374"/>
-      <w:bookmarkStart w:id="31" w:name="_Toc20608"/>
+      <w:bookmarkStart w:id="29" w:name="_Toc26145"/>
+      <w:bookmarkStart w:id="30" w:name="_Toc22132"/>
+      <w:bookmarkStart w:id="31" w:name="_Toc19184"/>
       <w:r>
         <w:rPr>
           <w:rStyle w:val="55"/>
@@ -4859,9 +4731,9 @@
       <w:bookmarkEnd w:id="29"/>
       <w:bookmarkEnd w:id="30"/>
       <w:bookmarkEnd w:id="31"/>
-      <w:bookmarkStart w:id="32" w:name="_Toc27840"/>
-      <w:bookmarkStart w:id="33" w:name="_Toc21516"/>
-      <w:bookmarkStart w:id="34" w:name="_Toc149837258"/>
+      <w:bookmarkStart w:id="32" w:name="_Toc149837258"/>
+      <w:bookmarkStart w:id="33" w:name="_Toc27840"/>
+      <w:bookmarkStart w:id="34" w:name="_Toc21516"/>
     </w:p>
     <w:p>
       <w:pPr>
@@ -5064,7 +4936,7 @@
           </w:tblCellMar>
         </w:tblPrEx>
         <w:trPr>
-          <w:trHeight w:val="1134" w:hRule="atLeast"/>
+          <w:trHeight w:val="0" w:hRule="atLeast"/>
           <w:jc w:val="center"/>
         </w:trPr>
         <w:tc>
@@ -5714,9 +5586,9 @@
     </w:p>
     <w:tbl>
       <w:tblPr>
-        <w:tblStyle w:val="21"/>
-        <w:tblW w:w="10233" w:type="dxa"/>
-        <w:jc w:val="center"/>
+        <w:tblStyle w:val="15"/>
+        <w:tblW w:w="0" w:type="auto"/>
+        <w:tblInd w:w="0" w:type="dxa"/>
         <w:tblBorders>
           <w:top w:val="single" w:color="A4A4A4" w:sz="4" w:space="0"/>
           <w:left w:val="none" w:color="auto" w:sz="0" w:space="0"/>
@@ -5725,18 +5597,18 @@
           <w:insideH w:val="single" w:color="A4A4A4" w:sz="4" w:space="0"/>
           <w:insideV w:val="single" w:color="A4A4A4" w:sz="4" w:space="0"/>
         </w:tblBorders>
-        <w:tblLayout w:type="fixed"/>
+        <w:tblLayout w:type="autofit"/>
         <w:tblCellMar>
           <w:top w:w="0" w:type="dxa"/>
-          <w:left w:w="0" w:type="dxa"/>
+          <w:left w:w="108" w:type="dxa"/>
           <w:bottom w:w="0" w:type="dxa"/>
-          <w:right w:w="0" w:type="dxa"/>
+          <w:right w:w="108" w:type="dxa"/>
         </w:tblCellMar>
       </w:tblPr>
       <w:tblGrid>
-        <w:gridCol w:w="2522"/>
-        <w:gridCol w:w="4850"/>
-        <w:gridCol w:w="2861"/>
+        <w:gridCol w:w="3474"/>
+        <w:gridCol w:w="3474"/>
+        <w:gridCol w:w="3474"/>
       </w:tblGrid>
       <w:tr>
         <w:tblPrEx>
@@ -5750,30 +5622,37 @@
           </w:tblBorders>
           <w:tblCellMar>
             <w:top w:w="0" w:type="dxa"/>
-            <w:left w:w="0" w:type="dxa"/>
+            <w:left w:w="108" w:type="dxa"/>
             <w:bottom w:w="0" w:type="dxa"/>
-            <w:right w:w="0" w:type="dxa"/>
+            <w:right w:w="108" w:type="dxa"/>
           </w:tblCellMar>
         </w:tblPrEx>
-        <w:trPr>
-          <w:trHeight w:val="720" w:hRule="atLeast"/>
-          <w:jc w:val="center"/>
-        </w:trPr>
-        <w:tc>
-          <w:tcPr>
-            <w:tcW w:w="2522" w:type="dxa"/>
+        <w:tc>
+          <w:tcPr>
+            <w:tcW w:w="3474" w:type="dxa"/>
             <w:tcBorders>
               <w:top w:val="nil"/>
+              <w:left w:val="nil"/>
               <w:bottom w:val="nil"/>
               <w:right w:val="single" w:color="FFFFFF" w:sz="18" w:space="0"/>
             </w:tcBorders>
-            <w:shd w:val="clear" w:color="auto" w:fill="62B541"/>
-            <w:vAlign w:val="center"/>
-          </w:tcPr>
-          <w:p>
-            <w:pPr>
-              <w:pStyle w:val="20"/>
-              <w:jc w:val="center"/>
+            <w:shd w:val="clear" w:color="auto" w:fill="62BC41"/>
+            <w:vAlign w:val="center"/>
+          </w:tcPr>
+          <w:p>
+            <w:pPr>
+              <w:jc w:val="center"/>
+              <w:rPr>
+                <w:rFonts w:hint="default" w:ascii="Times New Roman" w:hAnsi="Times New Roman" w:eastAsia="微软雅黑" w:cs="Times New Roman"/>
+                <w:b/>
+                <w:bCs/>
+                <w:sz w:val="21"/>
+                <w:szCs w:val="21"/>
+                <w:vertAlign w:val="baseline"/>
+                <w:lang w:eastAsia="zh-CN" w:bidi="ar"/>
+              </w:rPr>
+            </w:pPr>
+            <w:r>
               <w:rPr>
                 <w:rFonts w:hint="default" w:ascii="Times New Roman" w:hAnsi="Times New Roman" w:eastAsia="微软雅黑" w:cs="Times New Roman"/>
                 <w:b/>
@@ -5788,8 +5667,26 @@
                   </w14:solidFill>
                 </w14:textFill>
               </w:rPr>
-            </w:pPr>
-            <w:r>
+              <w:t>{%tc for th in mrd.mrdJson.mrd_th%}</w:t>
+            </w:r>
+          </w:p>
+        </w:tc>
+        <w:tc>
+          <w:tcPr>
+            <w:tcW w:w="3474" w:type="dxa"/>
+            <w:tcBorders>
+              <w:top w:val="nil"/>
+              <w:left w:val="single" w:color="FFFFFF" w:sz="18" w:space="0"/>
+              <w:bottom w:val="nil"/>
+              <w:right w:val="single" w:color="FFFFFF" w:sz="18" w:space="0"/>
+            </w:tcBorders>
+            <w:shd w:val="clear" w:color="auto" w:fill="62BC41"/>
+            <w:vAlign w:val="center"/>
+          </w:tcPr>
+          <w:p>
+            <w:pPr>
+              <w:pStyle w:val="20"/>
+              <w:jc w:val="center"/>
               <w:rPr>
                 <w:rFonts w:hint="eastAsia" w:ascii="Times New Roman" w:hAnsi="Times New Roman" w:eastAsia="微软雅黑" w:cs="Times New Roman"/>
                 <w:b/>
@@ -5804,26 +5701,8 @@
                   </w14:solidFill>
                 </w14:textFill>
               </w:rPr>
-              <w:t>{%tc for th in mrd.mrdJson.mrd_th%}</w:t>
-            </w:r>
-          </w:p>
-        </w:tc>
-        <w:tc>
-          <w:tcPr>
-            <w:tcW w:w="4850" w:type="dxa"/>
-            <w:tcBorders>
-              <w:top w:val="nil"/>
-              <w:left w:val="single" w:color="FFFFFF" w:sz="18" w:space="0"/>
-              <w:bottom w:val="nil"/>
-              <w:right w:val="single" w:color="FFFFFF" w:sz="18" w:space="0"/>
-            </w:tcBorders>
-            <w:shd w:val="clear" w:color="auto" w:fill="62B541"/>
-            <w:vAlign w:val="center"/>
-          </w:tcPr>
-          <w:p>
-            <w:pPr>
-              <w:pStyle w:val="20"/>
-              <w:jc w:val="center"/>
+            </w:pPr>
+            <w:r>
               <w:rPr>
                 <w:rFonts w:hint="eastAsia" w:ascii="Times New Roman" w:hAnsi="Times New Roman" w:eastAsia="微软雅黑" w:cs="Times New Roman"/>
                 <w:b/>
@@ -5838,8 +5717,13 @@
                   </w14:solidFill>
                 </w14:textFill>
               </w:rPr>
-            </w:pPr>
-            <w:r>
+              <w:t>{% set items = th.split(",") %}{% if items[0] == "组织" %}{% for t in items[:2] %}{{ t }}{% if not loop.last %}</w:t>
+            </w:r>
+          </w:p>
+          <w:p>
+            <w:pPr>
+              <w:pStyle w:val="20"/>
+              <w:jc w:val="center"/>
               <w:rPr>
                 <w:rFonts w:hint="eastAsia" w:ascii="Times New Roman" w:hAnsi="Times New Roman" w:eastAsia="微软雅黑" w:cs="Times New Roman"/>
                 <w:b/>
@@ -5854,13 +5738,8 @@
                   </w14:solidFill>
                 </w14:textFill>
               </w:rPr>
-              <w:t>{% set items = th.split(",") %}{% if items[0] == "组织" %}{% for t in items[:2] %}{{ t }}{% if not loop.last %}</w:t>
-            </w:r>
-          </w:p>
-          <w:p>
-            <w:pPr>
-              <w:pStyle w:val="20"/>
-              <w:jc w:val="center"/>
+            </w:pPr>
+            <w:r>
               <w:rPr>
                 <w:rFonts w:hint="eastAsia" w:ascii="Times New Roman" w:hAnsi="Times New Roman" w:eastAsia="微软雅黑" w:cs="Times New Roman"/>
                 <w:b/>
@@ -5875,6 +5754,21 @@
                   </w14:solidFill>
                 </w14:textFill>
               </w:rPr>
+              <w:t>{% endif %}{% endfor %}{% else %}{% for t in items %}{{ t }}{% if not loop.last %}</w:t>
+            </w:r>
+          </w:p>
+          <w:p>
+            <w:pPr>
+              <w:jc w:val="center"/>
+              <w:rPr>
+                <w:rFonts w:hint="default" w:ascii="Times New Roman" w:hAnsi="Times New Roman" w:eastAsia="微软雅黑" w:cs="Times New Roman"/>
+                <w:b/>
+                <w:bCs/>
+                <w:sz w:val="21"/>
+                <w:szCs w:val="21"/>
+                <w:vertAlign w:val="baseline"/>
+                <w:lang w:eastAsia="zh-CN" w:bidi="ar"/>
+              </w:rPr>
             </w:pPr>
             <w:r>
               <w:rPr>
@@ -5891,83 +5785,40 @@
                   </w14:solidFill>
                 </w14:textFill>
               </w:rPr>
-              <w:t>{% endif %}{% endfor %}{% else %}{% for t in items %}{{ t }}{% if not loop.last %}</w:t>
-            </w:r>
-          </w:p>
-          <w:p>
-            <w:pPr>
-              <w:pStyle w:val="20"/>
+              <w:t>{% endif %}{% endfor %}{% endif %}</w:t>
+            </w:r>
+            <w:bookmarkStart w:id="231" w:name="_GoBack"/>
+            <w:bookmarkEnd w:id="231"/>
+          </w:p>
+        </w:tc>
+        <w:tc>
+          <w:tcPr>
+            <w:tcW w:w="3474" w:type="dxa"/>
+            <w:tcBorders>
+              <w:top w:val="nil"/>
+              <w:left w:val="single" w:color="FFFFFF" w:sz="18" w:space="0"/>
+              <w:bottom w:val="nil"/>
+              <w:right w:val="nil"/>
+            </w:tcBorders>
+            <w:shd w:val="clear" w:color="auto" w:fill="62BC41"/>
+            <w:vAlign w:val="center"/>
+          </w:tcPr>
+          <w:p>
+            <w:pPr>
               <w:jc w:val="center"/>
               <w:rPr>
                 <w:rFonts w:hint="default" w:ascii="Times New Roman" w:hAnsi="Times New Roman" w:eastAsia="微软雅黑" w:cs="Times New Roman"/>
                 <w:b/>
                 <w:bCs/>
-                <w:color w:val="FFFFFF" w:themeColor="background1"/>
                 <w:sz w:val="21"/>
                 <w:szCs w:val="21"/>
-                <w:lang w:val="en-US" w:eastAsia="zh-CN"/>
-                <w14:textFill>
-                  <w14:solidFill>
-                    <w14:schemeClr w14:val="bg1"/>
-                  </w14:solidFill>
-                </w14:textFill>
-              </w:rPr>
-            </w:pPr>
-            <w:r>
-              <w:rPr>
-                <w:rFonts w:hint="eastAsia" w:ascii="Times New Roman" w:hAnsi="Times New Roman" w:eastAsia="微软雅黑" w:cs="Times New Roman"/>
-                <w:b/>
-                <w:bCs/>
-                <w:color w:val="FFFFFF" w:themeColor="background1"/>
-                <w:sz w:val="21"/>
-                <w:szCs w:val="21"/>
-                <w:lang w:val="en-US" w:eastAsia="zh-CN"/>
-                <w14:textFill>
-                  <w14:solidFill>
-                    <w14:schemeClr w14:val="bg1"/>
-                  </w14:solidFill>
-                </w14:textFill>
-              </w:rPr>
-              <w:t>{% endif %}{% endfor %}{% endif %}</w:t>
-            </w:r>
-            <w:bookmarkStart w:id="231" w:name="_GoBack"/>
-            <w:bookmarkEnd w:id="231"/>
-          </w:p>
-        </w:tc>
-        <w:tc>
-          <w:tcPr>
-            <w:tcW w:w="2861" w:type="dxa"/>
-            <w:tcBorders>
-              <w:top w:val="nil"/>
-              <w:left w:val="single" w:color="FFFFFF" w:sz="18" w:space="0"/>
-              <w:bottom w:val="nil"/>
-              <w:right w:val="single" w:color="FFFFFF" w:sz="18" w:space="0"/>
-            </w:tcBorders>
-            <w:shd w:val="clear" w:color="auto" w:fill="62B541"/>
-            <w:vAlign w:val="center"/>
-          </w:tcPr>
-          <w:p>
-            <w:pPr>
-              <w:pStyle w:val="20"/>
-              <w:jc w:val="center"/>
+                <w:vertAlign w:val="baseline"/>
+                <w:lang w:eastAsia="zh-CN" w:bidi="ar"/>
+              </w:rPr>
+            </w:pPr>
+            <w:r>
               <w:rPr>
                 <w:rFonts w:hint="default" w:ascii="Times New Roman" w:hAnsi="Times New Roman" w:eastAsia="微软雅黑" w:cs="Times New Roman"/>
-                <w:b/>
-                <w:bCs/>
-                <w:color w:val="FFFFFF" w:themeColor="background1"/>
-                <w:sz w:val="21"/>
-                <w:szCs w:val="21"/>
-                <w:lang w:val="en-US" w:eastAsia="zh-CN"/>
-                <w14:textFill>
-                  <w14:solidFill>
-                    <w14:schemeClr w14:val="bg1"/>
-                  </w14:solidFill>
-                </w14:textFill>
-              </w:rPr>
-            </w:pPr>
-            <w:r>
-              <w:rPr>
-                <w:rFonts w:hint="eastAsia" w:ascii="Times New Roman" w:hAnsi="Times New Roman" w:eastAsia="微软雅黑" w:cs="Times New Roman"/>
                 <w:b/>
                 <w:bCs/>
                 <w:color w:val="FFFFFF" w:themeColor="background1"/>
@@ -5997,41 +5848,36 @@
           </w:tblBorders>
           <w:tblCellMar>
             <w:top w:w="0" w:type="dxa"/>
-            <w:left w:w="0" w:type="dxa"/>
+            <w:left w:w="108" w:type="dxa"/>
             <w:bottom w:w="0" w:type="dxa"/>
-            <w:right w:w="0" w:type="dxa"/>
+            <w:right w:w="108" w:type="dxa"/>
           </w:tblCellMar>
         </w:tblPrEx>
-        <w:trPr>
-          <w:trHeight w:val="510" w:hRule="atLeast"/>
-          <w:jc w:val="center"/>
-        </w:trPr>
-        <w:tc>
-          <w:tcPr>
-            <w:tcW w:w="10233" w:type="dxa"/>
+        <w:tc>
+          <w:tcPr>
+            <w:tcW w:w="10422" w:type="dxa"/>
             <w:gridSpan w:val="3"/>
             <w:tcBorders>
               <w:top w:val="nil"/>
             </w:tcBorders>
-            <w:shd w:val="clear" w:color="auto" w:fill="auto"/>
-            <w:vAlign w:val="center"/>
-          </w:tcPr>
-          <w:p>
-            <w:pPr>
-              <w:spacing w:before="20"/>
+            <w:vAlign w:val="center"/>
+          </w:tcPr>
+          <w:p>
+            <w:pPr>
               <w:jc w:val="center"/>
               <w:rPr>
                 <w:rFonts w:hint="default" w:ascii="Times New Roman" w:hAnsi="Times New Roman" w:eastAsia="微软雅黑" w:cs="Times New Roman"/>
-                <w:b w:val="0"/>
-                <w:bCs w:val="0"/>
+                <w:b/>
+                <w:bCs/>
                 <w:sz w:val="21"/>
                 <w:szCs w:val="21"/>
-                <w:lang w:val="en-US" w:eastAsia="zh-CN"/>
-              </w:rPr>
-            </w:pPr>
-            <w:r>
-              <w:rPr>
-                <w:rFonts w:hint="eastAsia" w:ascii="Times New Roman" w:hAnsi="Times New Roman" w:eastAsia="微软雅黑" w:cs="Times New Roman"/>
+                <w:vertAlign w:val="baseline"/>
+                <w:lang w:eastAsia="zh-CN" w:bidi="ar"/>
+              </w:rPr>
+            </w:pPr>
+            <w:r>
+              <w:rPr>
+                <w:rFonts w:hint="default" w:ascii="Times New Roman" w:hAnsi="Times New Roman" w:eastAsia="微软雅黑" w:cs="Times New Roman"/>
                 <w:b w:val="0"/>
                 <w:bCs w:val="0"/>
                 <w:sz w:val="21"/>
@@ -6055,28 +5901,30 @@
           </w:tblBorders>
           <w:tblCellMar>
             <w:top w:w="0" w:type="dxa"/>
-            <w:left w:w="0" w:type="dxa"/>
+            <w:left w:w="108" w:type="dxa"/>
             <w:bottom w:w="0" w:type="dxa"/>
-            <w:right w:w="0" w:type="dxa"/>
+            <w:right w:w="108" w:type="dxa"/>
           </w:tblCellMar>
         </w:tblPrEx>
-        <w:trPr>
-          <w:trHeight w:val="510" w:hRule="atLeast"/>
-          <w:jc w:val="center"/>
-        </w:trPr>
-        <w:tc>
-          <w:tcPr>
-            <w:tcW w:w="2522" w:type="dxa"/>
-            <w:tcBorders>
-              <w:top w:val="nil"/>
-            </w:tcBorders>
-            <w:shd w:val="clear" w:color="auto" w:fill="auto"/>
-            <w:vAlign w:val="center"/>
-          </w:tcPr>
-          <w:p>
-            <w:pPr>
-              <w:spacing w:before="20"/>
-              <w:jc w:val="center"/>
+        <w:tc>
+          <w:tcPr>
+            <w:tcW w:w="3474" w:type="dxa"/>
+            <w:vAlign w:val="center"/>
+          </w:tcPr>
+          <w:p>
+            <w:pPr>
+              <w:jc w:val="center"/>
+              <w:rPr>
+                <w:rFonts w:hint="default" w:ascii="Times New Roman" w:hAnsi="Times New Roman" w:eastAsia="微软雅黑" w:cs="Times New Roman"/>
+                <w:b/>
+                <w:bCs/>
+                <w:sz w:val="21"/>
+                <w:szCs w:val="21"/>
+                <w:vertAlign w:val="baseline"/>
+                <w:lang w:eastAsia="zh-CN" w:bidi="ar"/>
+              </w:rPr>
+            </w:pPr>
+            <w:r>
               <w:rPr>
                 <w:rFonts w:hint="default" w:ascii="Times New Roman" w:hAnsi="Times New Roman" w:eastAsia="微软雅黑" w:cs="Times New Roman"/>
                 <w:b/>
@@ -6085,33 +5933,29 @@
                 <w:szCs w:val="21"/>
                 <w:lang w:val="en-US" w:eastAsia="zh-CN"/>
               </w:rPr>
-            </w:pPr>
-            <w:r>
-              <w:rPr>
-                <w:rFonts w:hint="eastAsia" w:ascii="Times New Roman" w:hAnsi="Times New Roman" w:eastAsia="微软雅黑" w:cs="Times New Roman"/>
+              <w:t>{%tc for td in tds%}</w:t>
+            </w:r>
+          </w:p>
+        </w:tc>
+        <w:tc>
+          <w:tcPr>
+            <w:tcW w:w="3474" w:type="dxa"/>
+            <w:vAlign w:val="center"/>
+          </w:tcPr>
+          <w:p>
+            <w:pPr>
+              <w:jc w:val="center"/>
+              <w:rPr>
+                <w:rFonts w:hint="default" w:ascii="Times New Roman" w:hAnsi="Times New Roman" w:eastAsia="微软雅黑" w:cs="Times New Roman"/>
                 <w:b/>
                 <w:bCs/>
                 <w:sz w:val="21"/>
                 <w:szCs w:val="21"/>
-                <w:lang w:val="en-US" w:eastAsia="zh-CN"/>
-              </w:rPr>
-              <w:t>{%tc for td in tds%}</w:t>
-            </w:r>
-          </w:p>
-        </w:tc>
-        <w:tc>
-          <w:tcPr>
-            <w:tcW w:w="4850" w:type="dxa"/>
-            <w:tcBorders>
-              <w:top w:val="nil"/>
-            </w:tcBorders>
-            <w:shd w:val="clear" w:color="auto" w:fill="auto"/>
-            <w:vAlign w:val="center"/>
-          </w:tcPr>
-          <w:p>
-            <w:pPr>
-              <w:spacing w:before="20"/>
-              <w:jc w:val="center"/>
+                <w:vertAlign w:val="baseline"/>
+                <w:lang w:eastAsia="zh-CN" w:bidi="ar"/>
+              </w:rPr>
+            </w:pPr>
+            <w:r>
               <w:rPr>
                 <w:rFonts w:hint="default" w:ascii="Times New Roman" w:hAnsi="Times New Roman" w:eastAsia="微软雅黑" w:cs="Times New Roman"/>
                 <w:b w:val="0"/>
@@ -6120,45 +5964,31 @@
                 <w:szCs w:val="21"/>
                 <w:lang w:val="en-US" w:eastAsia="zh-CN"/>
               </w:rPr>
-            </w:pPr>
-            <w:r>
-              <w:rPr>
-                <w:rFonts w:hint="eastAsia" w:ascii="Times New Roman" w:hAnsi="Times New Roman" w:eastAsia="微软雅黑" w:cs="Times New Roman"/>
-                <w:b w:val="0"/>
-                <w:bCs w:val="0"/>
+              <w:t>{{td}}</w:t>
+            </w:r>
+          </w:p>
+        </w:tc>
+        <w:tc>
+          <w:tcPr>
+            <w:tcW w:w="3474" w:type="dxa"/>
+            <w:vAlign w:val="center"/>
+          </w:tcPr>
+          <w:p>
+            <w:pPr>
+              <w:jc w:val="center"/>
+              <w:rPr>
+                <w:rFonts w:hint="default" w:ascii="Times New Roman" w:hAnsi="Times New Roman" w:eastAsia="微软雅黑" w:cs="Times New Roman"/>
+                <w:b/>
+                <w:bCs/>
                 <w:sz w:val="21"/>
                 <w:szCs w:val="21"/>
-                <w:lang w:val="en-US" w:eastAsia="zh-CN"/>
-              </w:rPr>
-              <w:t>{{td}}</w:t>
-            </w:r>
-          </w:p>
-        </w:tc>
-        <w:tc>
-          <w:tcPr>
-            <w:tcW w:w="2861" w:type="dxa"/>
-            <w:tcBorders>
-              <w:top w:val="nil"/>
-            </w:tcBorders>
-            <w:shd w:val="clear" w:color="auto" w:fill="auto"/>
-            <w:vAlign w:val="center"/>
-          </w:tcPr>
-          <w:p>
-            <w:pPr>
-              <w:spacing w:before="20"/>
-              <w:jc w:val="center"/>
+                <w:vertAlign w:val="baseline"/>
+                <w:lang w:eastAsia="zh-CN" w:bidi="ar"/>
+              </w:rPr>
+            </w:pPr>
+            <w:r>
               <w:rPr>
                 <w:rFonts w:hint="default" w:ascii="Times New Roman" w:hAnsi="Times New Roman" w:eastAsia="微软雅黑" w:cs="Times New Roman"/>
-                <w:b w:val="0"/>
-                <w:bCs w:val="0"/>
-                <w:sz w:val="21"/>
-                <w:szCs w:val="21"/>
-                <w:lang w:val="en-US" w:eastAsia="zh-CN"/>
-              </w:rPr>
-            </w:pPr>
-            <w:r>
-              <w:rPr>
-                <w:rFonts w:hint="eastAsia" w:ascii="Times New Roman" w:hAnsi="Times New Roman" w:eastAsia="微软雅黑" w:cs="Times New Roman"/>
                 <w:b w:val="0"/>
                 <w:bCs w:val="0"/>
                 <w:sz w:val="21"/>
@@ -6182,39 +6012,33 @@
           </w:tblBorders>
           <w:tblCellMar>
             <w:top w:w="0" w:type="dxa"/>
-            <w:left w:w="0" w:type="dxa"/>
+            <w:left w:w="108" w:type="dxa"/>
             <w:bottom w:w="0" w:type="dxa"/>
-            <w:right w:w="0" w:type="dxa"/>
+            <w:right w:w="108" w:type="dxa"/>
           </w:tblCellMar>
         </w:tblPrEx>
-        <w:trPr>
-          <w:trHeight w:val="510" w:hRule="atLeast"/>
-          <w:jc w:val="center"/>
-        </w:trPr>
-        <w:tc>
-          <w:tcPr>
-            <w:tcW w:w="10233" w:type="dxa"/>
+        <w:tc>
+          <w:tcPr>
+            <w:tcW w:w="10422" w:type="dxa"/>
             <w:gridSpan w:val="3"/>
-            <w:tcBorders>
-              <w:top w:val="nil"/>
-            </w:tcBorders>
-            <w:shd w:val="clear" w:color="auto" w:fill="auto"/>
-            <w:vAlign w:val="center"/>
-          </w:tcPr>
-          <w:p>
-            <w:pPr>
-              <w:spacing w:before="20"/>
+            <w:vAlign w:val="center"/>
+          </w:tcPr>
+          <w:p>
+            <w:pPr>
               <w:jc w:val="center"/>
               <w:rPr>
                 <w:rFonts w:hint="default" w:ascii="Times New Roman" w:hAnsi="Times New Roman" w:eastAsia="微软雅黑" w:cs="Times New Roman"/>
+                <w:b/>
+                <w:bCs/>
                 <w:sz w:val="21"/>
                 <w:szCs w:val="21"/>
-                <w:lang w:val="en-US" w:eastAsia="zh-CN" w:bidi="ar-SA"/>
-              </w:rPr>
-            </w:pPr>
-            <w:r>
-              <w:rPr>
-                <w:rFonts w:hint="eastAsia" w:ascii="Times New Roman" w:hAnsi="Times New Roman" w:eastAsia="微软雅黑" w:cs="Times New Roman"/>
+                <w:vertAlign w:val="baseline"/>
+                <w:lang w:eastAsia="zh-CN" w:bidi="ar"/>
+              </w:rPr>
+            </w:pPr>
+            <w:r>
+              <w:rPr>
+                <w:rFonts w:hint="default" w:ascii="Times New Roman" w:hAnsi="Times New Roman" w:eastAsia="微软雅黑" w:cs="Times New Roman"/>
                 <w:sz w:val="21"/>
                 <w:szCs w:val="21"/>
                 <w:lang w:val="en-US" w:eastAsia="zh-CN" w:bidi="ar-SA"/>
@@ -6349,7 +6173,25 @@
           <w:highlight w:val="none"/>
           <w:lang w:eastAsia="zh-CN"/>
         </w:rPr>
-        <w:t>历史检测结果汇总展示的突变均为组织中检测到的特异性突变，任何致病等级的变异本检测报告均会报出（仅体细胞变异）。</w:t>
+        <w:t>历史检测结果汇总展示的突变均为组织中检测到的特异性突变，任何致病等级的变异本</w:t>
+      </w:r>
+      <w:r>
+        <w:rPr>
+          <w:rFonts w:hint="eastAsia" w:ascii="Times New Roman" w:hAnsi="Times New Roman" w:eastAsia="微软雅黑" w:cs="Times New Roman"/>
+          <w:sz w:val="18"/>
+          <w:highlight w:val="none"/>
+          <w:lang w:val="en-US" w:eastAsia="zh-CN"/>
+        </w:rPr>
+        <w:t>次</w:t>
+      </w:r>
+      <w:r>
+        <w:rPr>
+          <w:rFonts w:hint="eastAsia" w:ascii="Times New Roman" w:hAnsi="Times New Roman" w:eastAsia="微软雅黑" w:cs="Times New Roman"/>
+          <w:sz w:val="18"/>
+          <w:highlight w:val="none"/>
+          <w:lang w:eastAsia="zh-CN"/>
+        </w:rPr>
+        <w:t>检测报告均会报出（仅体细胞变异）。</w:t>
       </w:r>
     </w:p>
     <w:p>
@@ -6510,15 +6352,15 @@
           <w:lang w:eastAsia="zh-CN"/>
         </w:rPr>
       </w:pPr>
-      <w:bookmarkStart w:id="40" w:name="_Toc15840_WPSOffice_Level1"/>
-      <w:bookmarkStart w:id="41" w:name="_Toc14255_WPSOffice_Level1"/>
-      <w:bookmarkStart w:id="42" w:name="_Toc3674"/>
-      <w:bookmarkStart w:id="43" w:name="_Toc26613"/>
-      <w:bookmarkStart w:id="44" w:name="_Toc9066"/>
+      <w:bookmarkStart w:id="40" w:name="_Toc14255_WPSOffice_Level1"/>
+      <w:bookmarkStart w:id="41" w:name="_Toc12193"/>
+      <w:bookmarkStart w:id="42" w:name="_Toc9914"/>
+      <w:bookmarkStart w:id="43" w:name="_Toc15840_WPSOffice_Level1"/>
+      <w:bookmarkStart w:id="44" w:name="_Toc21064"/>
       <w:bookmarkStart w:id="45" w:name="_Toc24085_WPSOffice_Level1"/>
-      <w:bookmarkStart w:id="46" w:name="_Toc12193"/>
-      <w:bookmarkStart w:id="47" w:name="_Toc21064"/>
-      <w:bookmarkStart w:id="48" w:name="_Toc9914"/>
+      <w:bookmarkStart w:id="46" w:name="_Toc26613"/>
+      <w:bookmarkStart w:id="47" w:name="_Toc3674"/>
+      <w:bookmarkStart w:id="48" w:name="_Toc9066"/>
       <w:r>
         <w:rPr>
           <w:rFonts w:hint="eastAsia" w:ascii="Times New Roman" w:hAnsi="Times New Roman" w:eastAsia="微软雅黑" w:cs="黑体"/>
@@ -8634,7 +8476,7 @@
           <w:sz w:val="18"/>
           <w:lang w:eastAsia="zh-CN"/>
         </w:rPr>
-        <w:t>总体质量评估：根据 DNA 平均测序深度进行评估，分为“合格”、“警戒“、”不合格”三个等级。总体质量评估为“警戒“或者“不合格”时，均会影响检测的准确性和敏感性。</w:t>
+        <w:t>总体质量评估：根据 DNA 平均测序深度进行评估，分为“合格”、“警戒”、“不合格”三个等级。总体质量评估为“警戒”或者“不合格”时，均会影响检测的准确性和敏感性。</w:t>
       </w:r>
     </w:p>
     <w:p>
@@ -8656,34 +8498,44 @@
     </w:p>
     <w:p>
       <w:pPr>
-        <w:pStyle w:val="3"/>
+        <w:widowControl w:val="0"/>
         <w:numPr>
           <w:ilvl w:val="255"/>
           <w:numId w:val="0"/>
         </w:numPr>
         <w:jc w:val="left"/>
-        <w:rPr>
+        <w:outlineLvl w:val="1"/>
+        <w:rPr>
+          <w:rFonts w:hint="eastAsia" w:ascii="Times New Roman" w:hAnsi="Times New Roman" w:eastAsia="微软雅黑" w:cs="黑体"/>
+          <w:b/>
+          <w:bCs/>
           <w:color w:val="auto"/>
-          <w:lang w:eastAsia="zh-CN"/>
+          <w:sz w:val="30"/>
+          <w:szCs w:val="30"/>
+          <w:lang w:val="en-US" w:eastAsia="zh-CN" w:bidi="ar-SA"/>
         </w:rPr>
       </w:pPr>
-      <w:bookmarkStart w:id="49" w:name="_Toc22484_WPSOffice_Level1"/>
-      <w:bookmarkStart w:id="50" w:name="_Toc19099"/>
-      <w:bookmarkStart w:id="51" w:name="_Toc7549"/>
-      <w:bookmarkStart w:id="52" w:name="_Toc6864"/>
-      <w:bookmarkStart w:id="53" w:name="_Toc5898"/>
-      <w:bookmarkStart w:id="54" w:name="_Toc28910_WPSOffice_Level1"/>
-      <w:bookmarkStart w:id="55" w:name="_Toc8182"/>
-      <w:bookmarkStart w:id="56" w:name="_Toc4235"/>
-      <w:bookmarkStart w:id="57" w:name="_Toc5590"/>
-      <w:bookmarkStart w:id="58" w:name="_Toc29730"/>
-      <w:bookmarkStart w:id="59" w:name="_Toc16368_WPSOffice_Level1"/>
-      <w:bookmarkStart w:id="60" w:name="_Toc28537"/>
-      <w:r>
-        <w:rPr>
-          <w:rFonts w:hint="eastAsia"/>
+      <w:bookmarkStart w:id="49" w:name="_Toc5590"/>
+      <w:bookmarkStart w:id="50" w:name="_Toc5898"/>
+      <w:bookmarkStart w:id="51" w:name="_Toc29730"/>
+      <w:bookmarkStart w:id="52" w:name="_Toc19099"/>
+      <w:bookmarkStart w:id="53" w:name="_Toc7549"/>
+      <w:bookmarkStart w:id="54" w:name="_Toc28537"/>
+      <w:bookmarkStart w:id="55" w:name="_Toc6864"/>
+      <w:bookmarkStart w:id="56" w:name="_Toc8182"/>
+      <w:bookmarkStart w:id="57" w:name="_Toc28910_WPSOffice_Level1"/>
+      <w:bookmarkStart w:id="58" w:name="_Toc16368_WPSOffice_Level1"/>
+      <w:bookmarkStart w:id="59" w:name="_Toc22484_WPSOffice_Level1"/>
+      <w:bookmarkStart w:id="60" w:name="_Toc4235"/>
+      <w:r>
+        <w:rPr>
+          <w:rFonts w:hint="eastAsia" w:ascii="Times New Roman" w:hAnsi="Times New Roman" w:eastAsia="微软雅黑" w:cs="黑体"/>
+          <w:b/>
+          <w:bCs/>
           <w:color w:val="auto"/>
-          <w:lang w:eastAsia="zh-CN"/>
+          <w:sz w:val="30"/>
+          <w:szCs w:val="30"/>
+          <w:lang w:val="en-US" w:eastAsia="zh-CN" w:bidi="ar-SA"/>
         </w:rPr>
         <w:t>检测基因列表</w:t>
       </w:r>
@@ -8713,11 +8565,11 @@
           <w:lang w:eastAsia="zh-CN"/>
         </w:rPr>
       </w:pPr>
-      <w:bookmarkStart w:id="61" w:name="_Toc3488_WPSOffice_Level2"/>
-      <w:bookmarkStart w:id="62" w:name="_Toc17111_WPSOffice_Level2"/>
-      <w:bookmarkStart w:id="63" w:name="_Toc19280_WPSOffice_Level2"/>
-      <w:bookmarkStart w:id="64" w:name="_Toc6304_WPSOffice_Level2"/>
-      <w:bookmarkStart w:id="65" w:name="_Toc11193_WPSOffice_Level2"/>
+      <w:bookmarkStart w:id="61" w:name="_Toc6304_WPSOffice_Level2"/>
+      <w:bookmarkStart w:id="62" w:name="_Toc19280_WPSOffice_Level2"/>
+      <w:bookmarkStart w:id="63" w:name="_Toc11193_WPSOffice_Level2"/>
+      <w:bookmarkStart w:id="64" w:name="_Toc3488_WPSOffice_Level2"/>
+      <w:bookmarkStart w:id="65" w:name="_Toc17111_WPSOffice_Level2"/>
       <w:bookmarkStart w:id="66" w:name="_Toc31515_WPSOffice_Level2"/>
       <w:bookmarkStart w:id="67" w:name="_Toc6931_WPSOffice_Level2"/>
       <w:r>
@@ -9185,13 +9037,13 @@
           <w:szCs w:val="24"/>
         </w:rPr>
       </w:pPr>
-      <w:bookmarkStart w:id="68" w:name="_Toc2822_WPSOffice_Level2"/>
-      <w:bookmarkStart w:id="69" w:name="_Toc12087_WPSOffice_Level2"/>
-      <w:bookmarkStart w:id="70" w:name="_Toc31138_WPSOffice_Level2"/>
-      <w:bookmarkStart w:id="71" w:name="_Toc29205_WPSOffice_Level2"/>
-      <w:bookmarkStart w:id="72" w:name="_Toc25864_WPSOffice_Level2"/>
-      <w:bookmarkStart w:id="73" w:name="_Toc14645_WPSOffice_Level2"/>
-      <w:bookmarkStart w:id="74" w:name="_Toc26578_WPSOffice_Level2"/>
+      <w:bookmarkStart w:id="68" w:name="_Toc26578_WPSOffice_Level2"/>
+      <w:bookmarkStart w:id="69" w:name="_Toc2822_WPSOffice_Level2"/>
+      <w:bookmarkStart w:id="70" w:name="_Toc12087_WPSOffice_Level2"/>
+      <w:bookmarkStart w:id="71" w:name="_Toc14645_WPSOffice_Level2"/>
+      <w:bookmarkStart w:id="72" w:name="_Toc31138_WPSOffice_Level2"/>
+      <w:bookmarkStart w:id="73" w:name="_Toc29205_WPSOffice_Level2"/>
+      <w:bookmarkStart w:id="74" w:name="_Toc25864_WPSOffice_Level2"/>
       <w:r>
         <w:rPr>
           <w:rFonts w:hint="eastAsia" w:ascii="Times New Roman" w:hAnsi="Times New Roman" w:eastAsia="微软雅黑" w:cs="Times New Roman"/>
@@ -9296,13 +9148,13 @@
                 <w:szCs w:val="18"/>
               </w:rPr>
             </w:pPr>
-            <w:bookmarkStart w:id="75" w:name="_Toc17905_WPSOffice_Level2"/>
+            <w:bookmarkStart w:id="75" w:name="_Toc23221_WPSOffice_Level2"/>
             <w:bookmarkStart w:id="76" w:name="_Toc31020_WPSOffice_Level2"/>
-            <w:bookmarkStart w:id="77" w:name="_Toc18696_WPSOffice_Level2"/>
-            <w:bookmarkStart w:id="78" w:name="_Toc5261_WPSOffice_Level2"/>
+            <w:bookmarkStart w:id="77" w:name="_Toc5660_WPSOffice_Level2"/>
+            <w:bookmarkStart w:id="78" w:name="_Toc17905_WPSOffice_Level2"/>
             <w:bookmarkStart w:id="79" w:name="_Toc3819_WPSOffice_Level2"/>
-            <w:bookmarkStart w:id="80" w:name="_Toc5660_WPSOffice_Level2"/>
-            <w:bookmarkStart w:id="81" w:name="_Toc23221_WPSOffice_Level2"/>
+            <w:bookmarkStart w:id="80" w:name="_Toc5261_WPSOffice_Level2"/>
+            <w:bookmarkStart w:id="81" w:name="_Toc18696_WPSOffice_Level2"/>
             <w:r>
               <w:rPr>
                 <w:rFonts w:hint="eastAsia" w:ascii="Times New Roman" w:hAnsi="Times New Roman" w:eastAsia="微软雅黑" w:cs="Times New Roman"/>
@@ -9767,13 +9619,13 @@
                 <w:szCs w:val="18"/>
               </w:rPr>
             </w:pPr>
-            <w:bookmarkStart w:id="82" w:name="_Toc20683_WPSOffice_Level2"/>
-            <w:bookmarkStart w:id="83" w:name="_Toc24626_WPSOffice_Level2"/>
-            <w:bookmarkStart w:id="84" w:name="_Toc23388_WPSOffice_Level2"/>
-            <w:bookmarkStart w:id="85" w:name="_Toc2588_WPSOffice_Level2"/>
+            <w:bookmarkStart w:id="82" w:name="_Toc28235_WPSOffice_Level2"/>
+            <w:bookmarkStart w:id="83" w:name="_Toc11554_WPSOffice_Level2"/>
+            <w:bookmarkStart w:id="84" w:name="_Toc24626_WPSOffice_Level2"/>
+            <w:bookmarkStart w:id="85" w:name="_Toc20683_WPSOffice_Level2"/>
             <w:bookmarkStart w:id="86" w:name="_Toc15300_WPSOffice_Level2"/>
-            <w:bookmarkStart w:id="87" w:name="_Toc11554_WPSOffice_Level2"/>
-            <w:bookmarkStart w:id="88" w:name="_Toc28235_WPSOffice_Level2"/>
+            <w:bookmarkStart w:id="87" w:name="_Toc2588_WPSOffice_Level2"/>
+            <w:bookmarkStart w:id="88" w:name="_Toc23388_WPSOffice_Level2"/>
             <w:r>
               <w:rPr>
                 <w:rFonts w:hint="eastAsia" w:ascii="Times New Roman" w:hAnsi="Times New Roman" w:eastAsia="微软雅黑" w:cs="Times New Roman"/>
@@ -10238,13 +10090,13 @@
                 <w:szCs w:val="18"/>
               </w:rPr>
             </w:pPr>
-            <w:bookmarkStart w:id="89" w:name="_Toc31650_WPSOffice_Level2"/>
-            <w:bookmarkStart w:id="90" w:name="_Toc12493_WPSOffice_Level2"/>
-            <w:bookmarkStart w:id="91" w:name="_Toc16027_WPSOffice_Level2"/>
-            <w:bookmarkStart w:id="92" w:name="_Toc19892_WPSOffice_Level2"/>
+            <w:bookmarkStart w:id="89" w:name="_Toc18182_WPSOffice_Level2"/>
+            <w:bookmarkStart w:id="90" w:name="_Toc31650_WPSOffice_Level2"/>
+            <w:bookmarkStart w:id="91" w:name="_Toc30071_WPSOffice_Level2"/>
+            <w:bookmarkStart w:id="92" w:name="_Toc16027_WPSOffice_Level2"/>
             <w:bookmarkStart w:id="93" w:name="_Toc22590_WPSOffice_Level2"/>
-            <w:bookmarkStart w:id="94" w:name="_Toc30071_WPSOffice_Level2"/>
-            <w:bookmarkStart w:id="95" w:name="_Toc18182_WPSOffice_Level2"/>
+            <w:bookmarkStart w:id="94" w:name="_Toc12493_WPSOffice_Level2"/>
+            <w:bookmarkStart w:id="95" w:name="_Toc19892_WPSOffice_Level2"/>
             <w:r>
               <w:rPr>
                 <w:rFonts w:hint="eastAsia" w:ascii="Times New Roman" w:hAnsi="Times New Roman" w:eastAsia="微软雅黑" w:cs="Times New Roman"/>
@@ -10709,13 +10561,13 @@
                 <w:szCs w:val="18"/>
               </w:rPr>
             </w:pPr>
-            <w:bookmarkStart w:id="96" w:name="_Toc8398_WPSOffice_Level2"/>
-            <w:bookmarkStart w:id="97" w:name="_Toc11689_WPSOffice_Level2"/>
-            <w:bookmarkStart w:id="98" w:name="_Toc31447_WPSOffice_Level2"/>
-            <w:bookmarkStart w:id="99" w:name="_Toc20571_WPSOffice_Level2"/>
-            <w:bookmarkStart w:id="100" w:name="_Toc19289_WPSOffice_Level2"/>
-            <w:bookmarkStart w:id="101" w:name="_Toc28312_WPSOffice_Level2"/>
-            <w:bookmarkStart w:id="102" w:name="_Toc28534_WPSOffice_Level2"/>
+            <w:bookmarkStart w:id="96" w:name="_Toc31447_WPSOffice_Level2"/>
+            <w:bookmarkStart w:id="97" w:name="_Toc19289_WPSOffice_Level2"/>
+            <w:bookmarkStart w:id="98" w:name="_Toc28312_WPSOffice_Level2"/>
+            <w:bookmarkStart w:id="99" w:name="_Toc28534_WPSOffice_Level2"/>
+            <w:bookmarkStart w:id="100" w:name="_Toc20571_WPSOffice_Level2"/>
+            <w:bookmarkStart w:id="101" w:name="_Toc11689_WPSOffice_Level2"/>
+            <w:bookmarkStart w:id="102" w:name="_Toc8398_WPSOffice_Level2"/>
             <w:r>
               <w:rPr>
                 <w:rFonts w:hint="eastAsia" w:ascii="Times New Roman" w:hAnsi="Times New Roman" w:eastAsia="微软雅黑" w:cs="Times New Roman"/>
@@ -11181,13 +11033,13 @@
                 <w:szCs w:val="18"/>
               </w:rPr>
             </w:pPr>
-            <w:bookmarkStart w:id="103" w:name="_Toc2683_WPSOffice_Level2"/>
-            <w:bookmarkStart w:id="104" w:name="_Toc5164_WPSOffice_Level2"/>
-            <w:bookmarkStart w:id="105" w:name="_Toc5423_WPSOffice_Level2"/>
-            <w:bookmarkStart w:id="106" w:name="_Toc6645_WPSOffice_Level2"/>
-            <w:bookmarkStart w:id="107" w:name="_Toc6863_WPSOffice_Level2"/>
-            <w:bookmarkStart w:id="108" w:name="_Toc6170_WPSOffice_Level2"/>
-            <w:bookmarkStart w:id="109" w:name="_Toc13225_WPSOffice_Level2"/>
+            <w:bookmarkStart w:id="103" w:name="_Toc13225_WPSOffice_Level2"/>
+            <w:bookmarkStart w:id="104" w:name="_Toc6170_WPSOffice_Level2"/>
+            <w:bookmarkStart w:id="105" w:name="_Toc6863_WPSOffice_Level2"/>
+            <w:bookmarkStart w:id="106" w:name="_Toc5164_WPSOffice_Level2"/>
+            <w:bookmarkStart w:id="107" w:name="_Toc2683_WPSOffice_Level2"/>
+            <w:bookmarkStart w:id="108" w:name="_Toc6645_WPSOffice_Level2"/>
+            <w:bookmarkStart w:id="109" w:name="_Toc5423_WPSOffice_Level2"/>
             <w:r>
               <w:rPr>
                 <w:rFonts w:hint="eastAsia" w:ascii="Times New Roman" w:hAnsi="Times New Roman" w:eastAsia="微软雅黑" w:cs="Times New Roman"/>
@@ -11652,12 +11504,12 @@
                 <w:szCs w:val="18"/>
               </w:rPr>
             </w:pPr>
-            <w:bookmarkStart w:id="110" w:name="_Toc29762_WPSOffice_Level2"/>
-            <w:bookmarkStart w:id="111" w:name="_Toc3387_WPSOffice_Level2"/>
-            <w:bookmarkStart w:id="112" w:name="_Toc13817_WPSOffice_Level2"/>
-            <w:bookmarkStart w:id="113" w:name="_Toc24628_WPSOffice_Level2"/>
-            <w:bookmarkStart w:id="114" w:name="_Toc12046_WPSOffice_Level2"/>
-            <w:bookmarkStart w:id="115" w:name="_Toc5860_WPSOffice_Level2"/>
+            <w:bookmarkStart w:id="110" w:name="_Toc13817_WPSOffice_Level2"/>
+            <w:bookmarkStart w:id="111" w:name="_Toc5860_WPSOffice_Level2"/>
+            <w:bookmarkStart w:id="112" w:name="_Toc24628_WPSOffice_Level2"/>
+            <w:bookmarkStart w:id="113" w:name="_Toc12046_WPSOffice_Level2"/>
+            <w:bookmarkStart w:id="114" w:name="_Toc3387_WPSOffice_Level2"/>
+            <w:bookmarkStart w:id="115" w:name="_Toc29762_WPSOffice_Level2"/>
             <w:bookmarkStart w:id="116" w:name="_Toc6323_WPSOffice_Level2"/>
             <w:r>
               <w:rPr>
@@ -12123,13 +11975,13 @@
                 <w:szCs w:val="18"/>
               </w:rPr>
             </w:pPr>
-            <w:bookmarkStart w:id="117" w:name="_Toc22500_WPSOffice_Level2"/>
-            <w:bookmarkStart w:id="118" w:name="_Toc13244_WPSOffice_Level2"/>
-            <w:bookmarkStart w:id="119" w:name="_Toc11082_WPSOffice_Level2"/>
+            <w:bookmarkStart w:id="117" w:name="_Toc11082_WPSOffice_Level2"/>
+            <w:bookmarkStart w:id="118" w:name="_Toc31905_WPSOffice_Level2"/>
+            <w:bookmarkStart w:id="119" w:name="_Toc708_WPSOffice_Level2"/>
             <w:bookmarkStart w:id="120" w:name="_Toc15619_WPSOffice_Level2"/>
-            <w:bookmarkStart w:id="121" w:name="_Toc31905_WPSOffice_Level2"/>
-            <w:bookmarkStart w:id="122" w:name="_Toc708_WPSOffice_Level2"/>
-            <w:bookmarkStart w:id="123" w:name="_Toc6004_WPSOffice_Level2"/>
+            <w:bookmarkStart w:id="121" w:name="_Toc22500_WPSOffice_Level2"/>
+            <w:bookmarkStart w:id="122" w:name="_Toc6004_WPSOffice_Level2"/>
+            <w:bookmarkStart w:id="123" w:name="_Toc13244_WPSOffice_Level2"/>
             <w:r>
               <w:rPr>
                 <w:rFonts w:hint="eastAsia" w:ascii="Times New Roman" w:hAnsi="Times New Roman" w:eastAsia="微软雅黑" w:cs="Times New Roman"/>
@@ -12557,14 +12409,6 @@
         <w:gridCol w:w="1409"/>
       </w:tblGrid>
       <w:tr>
-        <w:tblPrEx>
-          <w:tblCellMar>
-            <w:top w:w="0" w:type="dxa"/>
-            <w:left w:w="0" w:type="dxa"/>
-            <w:bottom w:w="0" w:type="dxa"/>
-            <w:right w:w="0" w:type="dxa"/>
-          </w:tblCellMar>
-        </w:tblPrEx>
         <w:trPr>
           <w:trHeight w:val="227" w:hRule="atLeast"/>
           <w:jc w:val="center"/>
@@ -12594,13 +12438,13 @@
                 <w:szCs w:val="18"/>
               </w:rPr>
             </w:pPr>
-            <w:bookmarkStart w:id="124" w:name="_Toc7586_WPSOffice_Level2"/>
-            <w:bookmarkStart w:id="125" w:name="_Toc13664_WPSOffice_Level2"/>
-            <w:bookmarkStart w:id="126" w:name="_Toc23537_WPSOffice_Level2"/>
-            <w:bookmarkStart w:id="127" w:name="_Toc15479_WPSOffice_Level2"/>
-            <w:bookmarkStart w:id="128" w:name="_Toc4042_WPSOffice_Level2"/>
-            <w:bookmarkStart w:id="129" w:name="_Toc23443_WPSOffice_Level2"/>
-            <w:bookmarkStart w:id="130" w:name="_Toc21560_WPSOffice_Level2"/>
+            <w:bookmarkStart w:id="124" w:name="_Toc4042_WPSOffice_Level2"/>
+            <w:bookmarkStart w:id="125" w:name="_Toc23443_WPSOffice_Level2"/>
+            <w:bookmarkStart w:id="126" w:name="_Toc13664_WPSOffice_Level2"/>
+            <w:bookmarkStart w:id="127" w:name="_Toc21560_WPSOffice_Level2"/>
+            <w:bookmarkStart w:id="128" w:name="_Toc15479_WPSOffice_Level2"/>
+            <w:bookmarkStart w:id="129" w:name="_Toc23537_WPSOffice_Level2"/>
+            <w:bookmarkStart w:id="130" w:name="_Toc7586_WPSOffice_Level2"/>
             <w:r>
               <w:rPr>
                 <w:rFonts w:hint="eastAsia" w:ascii="Times New Roman" w:hAnsi="Times New Roman" w:eastAsia="微软雅黑" w:cs="Times New Roman"/>
@@ -13065,13 +12909,13 @@
                 <w:szCs w:val="18"/>
               </w:rPr>
             </w:pPr>
-            <w:bookmarkStart w:id="131" w:name="_Toc22039_WPSOffice_Level2"/>
-            <w:bookmarkStart w:id="132" w:name="_Toc29193_WPSOffice_Level2"/>
-            <w:bookmarkStart w:id="133" w:name="_Toc11254_WPSOffice_Level2"/>
-            <w:bookmarkStart w:id="134" w:name="_Toc2337_WPSOffice_Level2"/>
-            <w:bookmarkStart w:id="135" w:name="_Toc28498_WPSOffice_Level2"/>
-            <w:bookmarkStart w:id="136" w:name="_Toc10575_WPSOffice_Level2"/>
-            <w:bookmarkStart w:id="137" w:name="_Toc5629_WPSOffice_Level2"/>
+            <w:bookmarkStart w:id="131" w:name="_Toc10575_WPSOffice_Level2"/>
+            <w:bookmarkStart w:id="132" w:name="_Toc11254_WPSOffice_Level2"/>
+            <w:bookmarkStart w:id="133" w:name="_Toc29193_WPSOffice_Level2"/>
+            <w:bookmarkStart w:id="134" w:name="_Toc5629_WPSOffice_Level2"/>
+            <w:bookmarkStart w:id="135" w:name="_Toc22039_WPSOffice_Level2"/>
+            <w:bookmarkStart w:id="136" w:name="_Toc2337_WPSOffice_Level2"/>
+            <w:bookmarkStart w:id="137" w:name="_Toc28498_WPSOffice_Level2"/>
             <w:r>
               <w:rPr>
                 <w:rFonts w:hint="eastAsia" w:ascii="Times New Roman" w:hAnsi="Times New Roman" w:eastAsia="微软雅黑" w:cs="Times New Roman"/>
@@ -13536,13 +13380,13 @@
                 <w:szCs w:val="18"/>
               </w:rPr>
             </w:pPr>
-            <w:bookmarkStart w:id="138" w:name="_Toc13246_WPSOffice_Level2"/>
-            <w:bookmarkStart w:id="139" w:name="_Toc17668_WPSOffice_Level2"/>
+            <w:bookmarkStart w:id="138" w:name="_Toc17668_WPSOffice_Level2"/>
+            <w:bookmarkStart w:id="139" w:name="_Toc8985_WPSOffice_Level2"/>
             <w:bookmarkStart w:id="140" w:name="_Toc17621_WPSOffice_Level2"/>
-            <w:bookmarkStart w:id="141" w:name="_Toc8985_WPSOffice_Level2"/>
+            <w:bookmarkStart w:id="141" w:name="_Toc8519_WPSOffice_Level2"/>
             <w:bookmarkStart w:id="142" w:name="_Toc2613_WPSOffice_Level2"/>
-            <w:bookmarkStart w:id="143" w:name="_Toc8519_WPSOffice_Level2"/>
-            <w:bookmarkStart w:id="144" w:name="_Toc18866_WPSOffice_Level2"/>
+            <w:bookmarkStart w:id="143" w:name="_Toc18866_WPSOffice_Level2"/>
+            <w:bookmarkStart w:id="144" w:name="_Toc13246_WPSOffice_Level2"/>
             <w:r>
               <w:rPr>
                 <w:rFonts w:hint="eastAsia" w:ascii="Times New Roman" w:hAnsi="Times New Roman" w:eastAsia="微软雅黑" w:cs="Times New Roman"/>
@@ -14007,13 +13851,13 @@
                 <w:szCs w:val="18"/>
               </w:rPr>
             </w:pPr>
-            <w:bookmarkStart w:id="145" w:name="_Toc12118_WPSOffice_Level2"/>
-            <w:bookmarkStart w:id="146" w:name="_Toc6654_WPSOffice_Level2"/>
-            <w:bookmarkStart w:id="147" w:name="_Toc12027_WPSOffice_Level2"/>
-            <w:bookmarkStart w:id="148" w:name="_Toc24337_WPSOffice_Level2"/>
+            <w:bookmarkStart w:id="145" w:name="_Toc12027_WPSOffice_Level2"/>
+            <w:bookmarkStart w:id="146" w:name="_Toc2334_WPSOffice_Level2"/>
+            <w:bookmarkStart w:id="147" w:name="_Toc24337_WPSOffice_Level2"/>
+            <w:bookmarkStart w:id="148" w:name="_Toc6654_WPSOffice_Level2"/>
             <w:bookmarkStart w:id="149" w:name="_Toc25338_WPSOffice_Level2"/>
-            <w:bookmarkStart w:id="150" w:name="_Toc23413_WPSOffice_Level2"/>
-            <w:bookmarkStart w:id="151" w:name="_Toc2334_WPSOffice_Level2"/>
+            <w:bookmarkStart w:id="150" w:name="_Toc12118_WPSOffice_Level2"/>
+            <w:bookmarkStart w:id="151" w:name="_Toc23413_WPSOffice_Level2"/>
             <w:r>
               <w:rPr>
                 <w:rFonts w:hint="eastAsia" w:ascii="Times New Roman" w:hAnsi="Times New Roman" w:eastAsia="微软雅黑" w:cs="Times New Roman"/>
@@ -14479,12 +14323,12 @@
               </w:rPr>
             </w:pPr>
             <w:bookmarkStart w:id="152" w:name="_Toc17711_WPSOffice_Level2"/>
-            <w:bookmarkStart w:id="153" w:name="_Toc6074_WPSOffice_Level2"/>
-            <w:bookmarkStart w:id="154" w:name="_Toc5840_WPSOffice_Level2"/>
-            <w:bookmarkStart w:id="155" w:name="_Toc20271_WPSOffice_Level2"/>
-            <w:bookmarkStart w:id="156" w:name="_Toc20736_WPSOffice_Level2"/>
-            <w:bookmarkStart w:id="157" w:name="_Toc28807_WPSOffice_Level2"/>
-            <w:bookmarkStart w:id="158" w:name="_Toc17254_WPSOffice_Level2"/>
+            <w:bookmarkStart w:id="153" w:name="_Toc20736_WPSOffice_Level2"/>
+            <w:bookmarkStart w:id="154" w:name="_Toc6074_WPSOffice_Level2"/>
+            <w:bookmarkStart w:id="155" w:name="_Toc5840_WPSOffice_Level2"/>
+            <w:bookmarkStart w:id="156" w:name="_Toc17254_WPSOffice_Level2"/>
+            <w:bookmarkStart w:id="157" w:name="_Toc20271_WPSOffice_Level2"/>
+            <w:bookmarkStart w:id="158" w:name="_Toc28807_WPSOffice_Level2"/>
             <w:r>
               <w:rPr>
                 <w:rFonts w:hint="eastAsia" w:ascii="Times New Roman" w:hAnsi="Times New Roman" w:eastAsia="微软雅黑" w:cs="Times New Roman"/>
@@ -14949,13 +14793,13 @@
                 <w:szCs w:val="18"/>
               </w:rPr>
             </w:pPr>
-            <w:bookmarkStart w:id="159" w:name="_Toc31683_WPSOffice_Level2"/>
-            <w:bookmarkStart w:id="160" w:name="_Toc24586_WPSOffice_Level2"/>
-            <w:bookmarkStart w:id="161" w:name="_Toc18295_WPSOffice_Level2"/>
+            <w:bookmarkStart w:id="159" w:name="_Toc18813_WPSOffice_Level2"/>
+            <w:bookmarkStart w:id="160" w:name="_Toc22623_WPSOffice_Level2"/>
+            <w:bookmarkStart w:id="161" w:name="_Toc31683_WPSOffice_Level2"/>
             <w:bookmarkStart w:id="162" w:name="_Toc18784_WPSOffice_Level2"/>
-            <w:bookmarkStart w:id="163" w:name="_Toc18813_WPSOffice_Level2"/>
-            <w:bookmarkStart w:id="164" w:name="_Toc22623_WPSOffice_Level2"/>
-            <w:bookmarkStart w:id="165" w:name="_Toc26031_WPSOffice_Level2"/>
+            <w:bookmarkStart w:id="163" w:name="_Toc18295_WPSOffice_Level2"/>
+            <w:bookmarkStart w:id="164" w:name="_Toc26031_WPSOffice_Level2"/>
+            <w:bookmarkStart w:id="165" w:name="_Toc24586_WPSOffice_Level2"/>
             <w:r>
               <w:rPr>
                 <w:rFonts w:hint="eastAsia" w:ascii="Times New Roman" w:hAnsi="Times New Roman" w:eastAsia="微软雅黑" w:cs="Times New Roman"/>
@@ -15878,13 +15722,13 @@
                 <w:szCs w:val="18"/>
               </w:rPr>
             </w:pPr>
-            <w:bookmarkStart w:id="166" w:name="_Toc11576_WPSOffice_Level2"/>
-            <w:bookmarkStart w:id="167" w:name="_Toc15930_WPSOffice_Level2"/>
-            <w:bookmarkStart w:id="168" w:name="_Toc30144_WPSOffice_Level2"/>
-            <w:bookmarkStart w:id="169" w:name="_Toc31152_WPSOffice_Level2"/>
+            <w:bookmarkStart w:id="166" w:name="_Toc31152_WPSOffice_Level2"/>
+            <w:bookmarkStart w:id="167" w:name="_Toc2455_WPSOffice_Level2"/>
+            <w:bookmarkStart w:id="168" w:name="_Toc11576_WPSOffice_Level2"/>
+            <w:bookmarkStart w:id="169" w:name="_Toc25837_WPSOffice_Level2"/>
             <w:bookmarkStart w:id="170" w:name="_Toc22167_WPSOffice_Level2"/>
-            <w:bookmarkStart w:id="171" w:name="_Toc25837_WPSOffice_Level2"/>
-            <w:bookmarkStart w:id="172" w:name="_Toc2455_WPSOffice_Level2"/>
+            <w:bookmarkStart w:id="171" w:name="_Toc15930_WPSOffice_Level2"/>
+            <w:bookmarkStart w:id="172" w:name="_Toc30144_WPSOffice_Level2"/>
             <w:r>
               <w:rPr>
                 <w:rFonts w:hint="eastAsia" w:ascii="Times New Roman" w:hAnsi="Times New Roman" w:eastAsia="微软雅黑" w:cs="Times New Roman"/>
@@ -16350,13 +16194,13 @@
                 <w:szCs w:val="18"/>
               </w:rPr>
             </w:pPr>
-            <w:bookmarkStart w:id="173" w:name="_Toc24581_WPSOffice_Level2"/>
-            <w:bookmarkStart w:id="174" w:name="_Toc10927_WPSOffice_Level2"/>
-            <w:bookmarkStart w:id="175" w:name="_Toc17817_WPSOffice_Level2"/>
+            <w:bookmarkStart w:id="173" w:name="_Toc17817_WPSOffice_Level2"/>
+            <w:bookmarkStart w:id="174" w:name="_Toc6105_WPSOffice_Level2"/>
+            <w:bookmarkStart w:id="175" w:name="_Toc18298_WPSOffice_Level2"/>
             <w:bookmarkStart w:id="176" w:name="_Toc21844_WPSOffice_Level2"/>
-            <w:bookmarkStart w:id="177" w:name="_Toc21218_WPSOffice_Level2"/>
-            <w:bookmarkStart w:id="178" w:name="_Toc18298_WPSOffice_Level2"/>
-            <w:bookmarkStart w:id="179" w:name="_Toc6105_WPSOffice_Level2"/>
+            <w:bookmarkStart w:id="177" w:name="_Toc24581_WPSOffice_Level2"/>
+            <w:bookmarkStart w:id="178" w:name="_Toc21218_WPSOffice_Level2"/>
+            <w:bookmarkStart w:id="179" w:name="_Toc10927_WPSOffice_Level2"/>
             <w:r>
               <w:rPr>
                 <w:rFonts w:hint="eastAsia" w:ascii="Times New Roman" w:hAnsi="Times New Roman" w:eastAsia="微软雅黑" w:cs="Times New Roman"/>
@@ -16784,14 +16628,6 @@
         <w:gridCol w:w="1409"/>
       </w:tblGrid>
       <w:tr>
-        <w:tblPrEx>
-          <w:tblCellMar>
-            <w:top w:w="0" w:type="dxa"/>
-            <w:left w:w="0" w:type="dxa"/>
-            <w:bottom w:w="0" w:type="dxa"/>
-            <w:right w:w="0" w:type="dxa"/>
-          </w:tblCellMar>
-        </w:tblPrEx>
         <w:trPr>
           <w:trHeight w:val="227" w:hRule="atLeast"/>
           <w:jc w:val="center"/>
@@ -16821,13 +16657,13 @@
                 <w:szCs w:val="18"/>
               </w:rPr>
             </w:pPr>
-            <w:bookmarkStart w:id="180" w:name="_Toc20673_WPSOffice_Level2"/>
+            <w:bookmarkStart w:id="180" w:name="_Toc7518_WPSOffice_Level2"/>
             <w:bookmarkStart w:id="181" w:name="_Toc26632_WPSOffice_Level2"/>
             <w:bookmarkStart w:id="182" w:name="_Toc22953_WPSOffice_Level2"/>
-            <w:bookmarkStart w:id="183" w:name="_Toc5805_WPSOffice_Level2"/>
-            <w:bookmarkStart w:id="184" w:name="_Toc3881_WPSOffice_Level2"/>
-            <w:bookmarkStart w:id="185" w:name="_Toc32618_WPSOffice_Level2"/>
-            <w:bookmarkStart w:id="186" w:name="_Toc7518_WPSOffice_Level2"/>
+            <w:bookmarkStart w:id="183" w:name="_Toc32618_WPSOffice_Level2"/>
+            <w:bookmarkStart w:id="184" w:name="_Toc5805_WPSOffice_Level2"/>
+            <w:bookmarkStart w:id="185" w:name="_Toc20673_WPSOffice_Level2"/>
+            <w:bookmarkStart w:id="186" w:name="_Toc3881_WPSOffice_Level2"/>
             <w:r>
               <w:rPr>
                 <w:rFonts w:hint="eastAsia" w:ascii="Times New Roman" w:hAnsi="Times New Roman" w:eastAsia="微软雅黑" w:cs="Times New Roman"/>
@@ -17292,13 +17128,13 @@
                 <w:szCs w:val="18"/>
               </w:rPr>
             </w:pPr>
-            <w:bookmarkStart w:id="187" w:name="_Toc25299_WPSOffice_Level2"/>
-            <w:bookmarkStart w:id="188" w:name="_Toc22431_WPSOffice_Level2"/>
+            <w:bookmarkStart w:id="187" w:name="_Toc31722_WPSOffice_Level2"/>
+            <w:bookmarkStart w:id="188" w:name="_Toc22629_WPSOffice_Level2"/>
             <w:bookmarkStart w:id="189" w:name="_Toc9505_WPSOffice_Level2"/>
-            <w:bookmarkStart w:id="190" w:name="_Toc22629_WPSOffice_Level2"/>
-            <w:bookmarkStart w:id="191" w:name="_Toc31722_WPSOffice_Level2"/>
-            <w:bookmarkStart w:id="192" w:name="_Toc14661_WPSOffice_Level2"/>
-            <w:bookmarkStart w:id="193" w:name="_Toc15940_WPSOffice_Level2"/>
+            <w:bookmarkStart w:id="190" w:name="_Toc22431_WPSOffice_Level2"/>
+            <w:bookmarkStart w:id="191" w:name="_Toc25299_WPSOffice_Level2"/>
+            <w:bookmarkStart w:id="192" w:name="_Toc15940_WPSOffice_Level2"/>
+            <w:bookmarkStart w:id="193" w:name="_Toc14661_WPSOffice_Level2"/>
             <w:r>
               <w:rPr>
                 <w:rFonts w:hint="eastAsia" w:ascii="Times New Roman" w:hAnsi="Times New Roman" w:eastAsia="微软雅黑" w:cs="Times New Roman"/>
@@ -17763,13 +17599,13 @@
                 <w:szCs w:val="18"/>
               </w:rPr>
             </w:pPr>
-            <w:bookmarkStart w:id="194" w:name="_Toc5581_WPSOffice_Level2"/>
-            <w:bookmarkStart w:id="195" w:name="_Toc20849_WPSOffice_Level2"/>
-            <w:bookmarkStart w:id="196" w:name="_Toc24372_WPSOffice_Level2"/>
-            <w:bookmarkStart w:id="197" w:name="_Toc4328_WPSOffice_Level2"/>
-            <w:bookmarkStart w:id="198" w:name="_Toc27188_WPSOffice_Level2"/>
-            <w:bookmarkStart w:id="199" w:name="_Toc27147_WPSOffice_Level2"/>
-            <w:bookmarkStart w:id="200" w:name="_Toc7607_WPSOffice_Level2"/>
+            <w:bookmarkStart w:id="194" w:name="_Toc4328_WPSOffice_Level2"/>
+            <w:bookmarkStart w:id="195" w:name="_Toc7607_WPSOffice_Level2"/>
+            <w:bookmarkStart w:id="196" w:name="_Toc27147_WPSOffice_Level2"/>
+            <w:bookmarkStart w:id="197" w:name="_Toc27188_WPSOffice_Level2"/>
+            <w:bookmarkStart w:id="198" w:name="_Toc5581_WPSOffice_Level2"/>
+            <w:bookmarkStart w:id="199" w:name="_Toc24372_WPSOffice_Level2"/>
+            <w:bookmarkStart w:id="200" w:name="_Toc20849_WPSOffice_Level2"/>
             <w:r>
               <w:rPr>
                 <w:rFonts w:hint="eastAsia" w:ascii="Times New Roman" w:hAnsi="Times New Roman" w:eastAsia="微软雅黑" w:cs="Times New Roman"/>
@@ -18234,13 +18070,13 @@
                 <w:szCs w:val="18"/>
               </w:rPr>
             </w:pPr>
-            <w:bookmarkStart w:id="201" w:name="_Toc23854_WPSOffice_Level2"/>
+            <w:bookmarkStart w:id="201" w:name="_Toc9066_WPSOffice_Level2"/>
             <w:bookmarkStart w:id="202" w:name="_Toc26466_WPSOffice_Level2"/>
-            <w:bookmarkStart w:id="203" w:name="_Toc8746_WPSOffice_Level2"/>
-            <w:bookmarkStart w:id="204" w:name="_Toc11511_WPSOffice_Level2"/>
-            <w:bookmarkStart w:id="205" w:name="_Toc23457_WPSOffice_Level2"/>
-            <w:bookmarkStart w:id="206" w:name="_Toc9066_WPSOffice_Level2"/>
-            <w:bookmarkStart w:id="207" w:name="_Toc6343_WPSOffice_Level2"/>
+            <w:bookmarkStart w:id="203" w:name="_Toc11511_WPSOffice_Level2"/>
+            <w:bookmarkStart w:id="204" w:name="_Toc8746_WPSOffice_Level2"/>
+            <w:bookmarkStart w:id="205" w:name="_Toc6343_WPSOffice_Level2"/>
+            <w:bookmarkStart w:id="206" w:name="_Toc23457_WPSOffice_Level2"/>
+            <w:bookmarkStart w:id="207" w:name="_Toc23854_WPSOffice_Level2"/>
             <w:r>
               <w:rPr>
                 <w:rFonts w:hint="eastAsia" w:ascii="Times New Roman" w:hAnsi="Times New Roman" w:eastAsia="微软雅黑" w:cs="Times New Roman"/>
@@ -18705,13 +18541,13 @@
                 <w:szCs w:val="18"/>
               </w:rPr>
             </w:pPr>
-            <w:bookmarkStart w:id="208" w:name="_Toc20319_WPSOffice_Level2"/>
+            <w:bookmarkStart w:id="208" w:name="_Toc1557_WPSOffice_Level2"/>
             <w:bookmarkStart w:id="209" w:name="_Toc17938_WPSOffice_Level2"/>
-            <w:bookmarkStart w:id="210" w:name="_Toc12685_WPSOffice_Level2"/>
-            <w:bookmarkStart w:id="211" w:name="_Toc6069_WPSOffice_Level2"/>
-            <w:bookmarkStart w:id="212" w:name="_Toc1557_WPSOffice_Level2"/>
-            <w:bookmarkStart w:id="213" w:name="_Toc3049_WPSOffice_Level2"/>
-            <w:bookmarkStart w:id="214" w:name="_Toc17440_WPSOffice_Level2"/>
+            <w:bookmarkStart w:id="210" w:name="_Toc6069_WPSOffice_Level2"/>
+            <w:bookmarkStart w:id="211" w:name="_Toc3049_WPSOffice_Level2"/>
+            <w:bookmarkStart w:id="212" w:name="_Toc17440_WPSOffice_Level2"/>
+            <w:bookmarkStart w:id="213" w:name="_Toc20319_WPSOffice_Level2"/>
+            <w:bookmarkStart w:id="214" w:name="_Toc12685_WPSOffice_Level2"/>
             <w:r>
               <w:rPr>
                 <w:rFonts w:hint="eastAsia" w:ascii="Times New Roman" w:hAnsi="Times New Roman" w:eastAsia="微软雅黑" w:cs="Times New Roman"/>
@@ -19176,13 +19012,13 @@
                 <w:szCs w:val="18"/>
               </w:rPr>
             </w:pPr>
-            <w:bookmarkStart w:id="215" w:name="_Toc21686_WPSOffice_Level2"/>
-            <w:bookmarkStart w:id="216" w:name="_Toc19766_WPSOffice_Level2"/>
+            <w:bookmarkStart w:id="215" w:name="_Toc28180_WPSOffice_Level2"/>
+            <w:bookmarkStart w:id="216" w:name="_Toc27824_WPSOffice_Level2"/>
             <w:bookmarkStart w:id="217" w:name="_Toc18427_WPSOffice_Level2"/>
             <w:bookmarkStart w:id="218" w:name="_Toc29816_WPSOffice_Level2"/>
-            <w:bookmarkStart w:id="219" w:name="_Toc25956_WPSOffice_Level2"/>
-            <w:bookmarkStart w:id="220" w:name="_Toc28180_WPSOffice_Level2"/>
-            <w:bookmarkStart w:id="221" w:name="_Toc27824_WPSOffice_Level2"/>
+            <w:bookmarkStart w:id="219" w:name="_Toc19766_WPSOffice_Level2"/>
+            <w:bookmarkStart w:id="220" w:name="_Toc21686_WPSOffice_Level2"/>
+            <w:bookmarkStart w:id="221" w:name="_Toc25956_WPSOffice_Level2"/>
             <w:r>
               <w:rPr>
                 <w:rFonts w:hint="eastAsia" w:ascii="Times New Roman" w:hAnsi="Times New Roman" w:eastAsia="微软雅黑" w:cs="Times New Roman"/>
@@ -19647,12 +19483,12 @@
                 <w:szCs w:val="18"/>
               </w:rPr>
             </w:pPr>
-            <w:bookmarkStart w:id="222" w:name="_Toc9870_WPSOffice_Level2"/>
-            <w:bookmarkStart w:id="223" w:name="_Toc8959_WPSOffice_Level2"/>
-            <w:bookmarkStart w:id="224" w:name="_Toc20570_WPSOffice_Level2"/>
-            <w:bookmarkStart w:id="225" w:name="_Toc7268_WPSOffice_Level2"/>
-            <w:bookmarkStart w:id="226" w:name="_Toc24661_WPSOffice_Level2"/>
-            <w:bookmarkStart w:id="227" w:name="_Toc27941_WPSOffice_Level2"/>
+            <w:bookmarkStart w:id="222" w:name="_Toc8959_WPSOffice_Level2"/>
+            <w:bookmarkStart w:id="223" w:name="_Toc7268_WPSOffice_Level2"/>
+            <w:bookmarkStart w:id="224" w:name="_Toc27941_WPSOffice_Level2"/>
+            <w:bookmarkStart w:id="225" w:name="_Toc20570_WPSOffice_Level2"/>
+            <w:bookmarkStart w:id="226" w:name="_Toc9870_WPSOffice_Level2"/>
+            <w:bookmarkStart w:id="227" w:name="_Toc24661_WPSOffice_Level2"/>
             <w:bookmarkStart w:id="228" w:name="_Toc19658_WPSOffice_Level2"/>
             <w:r>
               <w:rPr>
@@ -20964,23 +20800,33 @@
     </w:p>
     <w:p>
       <w:pPr>
-        <w:pStyle w:val="3"/>
+        <w:widowControl w:val="0"/>
         <w:numPr>
           <w:ilvl w:val="255"/>
           <w:numId w:val="0"/>
         </w:numPr>
         <w:jc w:val="left"/>
-        <w:rPr>
-          <w:rFonts w:hint="eastAsia"/>
-          <w:lang w:eastAsia="zh-CN"/>
+        <w:outlineLvl w:val="1"/>
+        <w:rPr>
+          <w:rFonts w:hint="eastAsia" w:ascii="Times New Roman" w:hAnsi="Times New Roman" w:eastAsia="微软雅黑" w:cs="黑体"/>
+          <w:b/>
+          <w:bCs/>
+          <w:color w:val="auto"/>
+          <w:sz w:val="30"/>
+          <w:szCs w:val="30"/>
+          <w:lang w:val="en-US" w:eastAsia="zh-CN" w:bidi="ar-SA"/>
         </w:rPr>
       </w:pPr>
       <w:bookmarkStart w:id="229" w:name="_Toc26147"/>
       <w:r>
         <w:rPr>
-          <w:rFonts w:hint="eastAsia"/>
+          <w:rFonts w:hint="eastAsia" w:ascii="Times New Roman" w:hAnsi="Times New Roman" w:eastAsia="微软雅黑" w:cs="黑体"/>
+          <w:b/>
+          <w:bCs/>
           <w:color w:val="auto"/>
-          <w:lang w:eastAsia="zh-CN"/>
+          <w:sz w:val="30"/>
+          <w:szCs w:val="30"/>
+          <w:lang w:val="en-US" w:eastAsia="zh-CN" w:bidi="ar-SA"/>
         </w:rPr>
         <w:t>检测方法与局限性</w:t>
       </w:r>
@@ -21347,16 +21193,21 @@
     </w:p>
     <w:p>
       <w:pPr>
-        <w:pStyle w:val="3"/>
+        <w:widowControl w:val="0"/>
         <w:numPr>
           <w:ilvl w:val="255"/>
           <w:numId w:val="0"/>
         </w:numPr>
         <w:jc w:val="left"/>
-        <w:rPr>
+        <w:outlineLvl w:val="1"/>
+        <w:rPr>
+          <w:rFonts w:hint="eastAsia" w:ascii="Times New Roman" w:hAnsi="Times New Roman" w:eastAsia="微软雅黑" w:cs="黑体"/>
+          <w:b/>
+          <w:bCs/>
           <w:color w:val="auto"/>
-          <w:highlight w:val="none"/>
-          <w:lang w:eastAsia="zh-CN"/>
+          <w:sz w:val="30"/>
+          <w:szCs w:val="30"/>
+          <w:lang w:val="en-US" w:eastAsia="zh-CN" w:bidi="ar-SA"/>
         </w:rPr>
       </w:pPr>
       <w:r>
@@ -21371,10 +21222,13 @@
       <w:bookmarkStart w:id="230" w:name="_Toc2719"/>
       <w:r>
         <w:rPr>
-          <w:rFonts w:hint="eastAsia"/>
+          <w:rFonts w:hint="eastAsia" w:ascii="Times New Roman" w:hAnsi="Times New Roman" w:eastAsia="微软雅黑" w:cs="黑体"/>
+          <w:b/>
+          <w:bCs/>
           <w:color w:val="auto"/>
-          <w:highlight w:val="none"/>
-          <w:lang w:eastAsia="zh-CN"/>
+          <w:sz w:val="30"/>
+          <w:szCs w:val="30"/>
+          <w:lang w:val="en-US" w:eastAsia="zh-CN" w:bidi="ar-SA"/>
         </w:rPr>
         <w:t>参考文献</w:t>
       </w:r>
@@ -22759,1021 +22613,15 @@
         <w:pStyle w:val="13"/>
         <w:widowControl/>
         <w:rPr>
-          <w:rFonts w:hint="eastAsia" w:ascii="Times New Roman" w:hAnsi="Times New Roman" w:eastAsia="微软雅黑" w:cs="Times New Roman"/>
-          <w:b/>
-          <w:bCs/>
-          <w:lang w:eastAsia="zh-CN"/>
-        </w:rPr>
-        <w:sectPr>
-          <w:headerReference r:id="rId5" w:type="default"/>
-          <w:footerReference r:id="rId6" w:type="default"/>
-          <w:pgSz w:w="11906" w:h="16838"/>
-          <w:pgMar w:top="850" w:right="850" w:bottom="850" w:left="850" w:header="851" w:footer="397" w:gutter="0"/>
-          <w:pgBorders>
-            <w:top w:val="none" w:sz="0" w:space="0"/>
-            <w:left w:val="none" w:sz="0" w:space="0"/>
-            <w:bottom w:val="none" w:sz="0" w:space="0"/>
-            <w:right w:val="none" w:sz="0" w:space="0"/>
-          </w:pgBorders>
-          <w:pgNumType w:fmt="decimal" w:start="1"/>
-          <w:cols w:space="425" w:num="1"/>
-          <w:docGrid w:type="lines" w:linePitch="312" w:charSpace="0"/>
-        </w:sectPr>
-      </w:pPr>
-    </w:p>
-    <w:p>
-      <w:pPr>
-        <w:pStyle w:val="13"/>
-        <w:widowControl/>
-        <w:rPr>
-          <w:rFonts w:hint="eastAsia" w:ascii="Times New Roman" w:hAnsi="Times New Roman" w:eastAsia="微软雅黑" w:cs="Times New Roman"/>
-          <w:b/>
-          <w:bCs/>
-          <w:lang w:eastAsia="zh-CN"/>
-        </w:rPr>
-      </w:pPr>
-      <w:r>
-        <w:rPr>
-          <w:rFonts w:hint="eastAsia" w:ascii="Times New Roman" w:hAnsi="Times New Roman" w:eastAsia="微软雅黑" w:cs="Times New Roman"/>
-          <w:b/>
-          <w:bCs/>
-          <w:lang w:eastAsia="zh-CN"/>
-        </w:rPr>
-        <w:t>广州诺禾医学检验实验室</w:t>
-      </w:r>
-    </w:p>
-    <w:p>
-      <w:pPr>
-        <w:pStyle w:val="13"/>
-        <w:widowControl/>
-        <w:rPr>
-          <w:rFonts w:hint="eastAsia" w:ascii="Times New Roman" w:hAnsi="Times New Roman" w:eastAsia="微软雅黑" w:cs="Times New Roman"/>
-          <w:b w:val="0"/>
-          <w:bCs w:val="0"/>
-          <w:lang w:eastAsia="zh-CN"/>
-        </w:rPr>
-      </w:pPr>
-      <w:r>
-        <w:rPr>
-          <w:rFonts w:hint="eastAsia" w:ascii="Times New Roman" w:hAnsi="Times New Roman" w:eastAsia="微软雅黑" w:cs="Times New Roman"/>
-          <w:b w:val="0"/>
-          <w:bCs w:val="0"/>
-          <w:lang w:eastAsia="zh-CN"/>
-        </w:rPr>
-        <w:t>广州市黄</w:t>
-      </w:r>
-      <w:r>
-        <w:rPr>
-          <w:rFonts w:hint="eastAsia" w:ascii="Times New Roman" w:hAnsi="Times New Roman" w:eastAsia="微软雅黑" w:cs="Times New Roman"/>
-          <w:lang w:eastAsia="zh-CN"/>
-        </w:rPr>
-        <w:t>埔</w:t>
-      </w:r>
-      <w:r>
-        <w:rPr>
-          <w:rFonts w:hint="eastAsia" w:ascii="Times New Roman" w:hAnsi="Times New Roman" w:eastAsia="微软雅黑" w:cs="Times New Roman"/>
-          <w:b w:val="0"/>
-          <w:bCs w:val="0"/>
-          <w:lang w:eastAsia="zh-CN"/>
-        </w:rPr>
-        <w:t>区开源大道11号C6栋702室</w:t>
-      </w:r>
-    </w:p>
-    <w:p>
-      <w:pPr>
-        <w:pStyle w:val="13"/>
-        <w:widowControl/>
-        <w:rPr>
-          <w:rFonts w:hint="eastAsia" w:ascii="Times New Roman" w:hAnsi="Times New Roman" w:eastAsia="微软雅黑" w:cs="Times New Roman"/>
-          <w:b/>
-          <w:bCs/>
-          <w:lang w:eastAsia="zh-CN"/>
-        </w:rPr>
-      </w:pPr>
-    </w:p>
-    <w:p>
-      <w:pPr>
-        <w:pStyle w:val="13"/>
-        <w:widowControl/>
-        <w:rPr>
-          <w:rFonts w:hint="eastAsia" w:ascii="Times New Roman" w:hAnsi="Times New Roman" w:eastAsia="微软雅黑" w:cs="Times New Roman"/>
-          <w:b/>
-          <w:bCs/>
-          <w:lang w:eastAsia="zh-CN"/>
-        </w:rPr>
-      </w:pPr>
-      <w:r>
-        <w:rPr>
-          <w:rFonts w:hint="eastAsia" w:ascii="Times New Roman" w:hAnsi="Times New Roman" w:eastAsia="微软雅黑" w:cs="Times New Roman"/>
-          <w:b/>
-          <w:bCs/>
-          <w:lang w:eastAsia="zh-CN"/>
-        </w:rPr>
-        <w:t>上海诺禾医学检验实验室</w:t>
-      </w:r>
-    </w:p>
-    <w:p>
-      <w:pPr>
-        <w:pStyle w:val="13"/>
-        <w:widowControl/>
-        <w:rPr>
-          <w:rFonts w:hint="eastAsia" w:ascii="Times New Roman" w:hAnsi="Times New Roman" w:eastAsia="微软雅黑" w:cs="Times New Roman"/>
-          <w:b w:val="0"/>
-          <w:bCs w:val="0"/>
-          <w:lang w:eastAsia="zh-CN"/>
-        </w:rPr>
-      </w:pPr>
-      <w:r>
-        <w:rPr>
-          <w:rFonts w:hint="eastAsia" w:ascii="Times New Roman" w:hAnsi="Times New Roman" w:eastAsia="微软雅黑" w:cs="Times New Roman"/>
-          <w:b w:val="0"/>
-          <w:bCs w:val="0"/>
-          <w:lang w:eastAsia="zh-CN"/>
-        </w:rPr>
-        <w:t>上海市闵行区绿洲环路396弄9号201室</w:t>
-      </w:r>
-    </w:p>
-    <w:p>
-      <w:pPr>
-        <w:pStyle w:val="13"/>
-        <w:widowControl/>
-        <w:rPr>
-          <w:rFonts w:hint="eastAsia" w:ascii="Times New Roman" w:hAnsi="Times New Roman" w:eastAsia="微软雅黑" w:cs="Times New Roman"/>
-          <w:b/>
-          <w:bCs/>
-          <w:lang w:eastAsia="zh-CN"/>
-        </w:rPr>
-      </w:pPr>
-    </w:p>
-    <w:p>
-      <w:pPr>
-        <w:pStyle w:val="13"/>
-        <w:widowControl/>
-        <w:rPr>
-          <w:rFonts w:hint="eastAsia" w:ascii="Times New Roman" w:hAnsi="Times New Roman" w:eastAsia="微软雅黑" w:cs="Times New Roman"/>
-          <w:b/>
-          <w:bCs/>
-          <w:lang w:eastAsia="zh-CN"/>
-        </w:rPr>
-      </w:pPr>
-      <w:r>
-        <w:rPr>
-          <w:rFonts w:hint="eastAsia" w:ascii="Times New Roman" w:hAnsi="Times New Roman" w:eastAsia="微软雅黑" w:cs="Times New Roman"/>
-          <w:b/>
-          <w:bCs/>
-          <w:lang w:eastAsia="zh-CN"/>
-        </w:rPr>
-        <w:t>天津诺禾医学检验实验室</w:t>
-      </w:r>
-    </w:p>
-    <w:p>
-      <w:pPr>
-        <w:pStyle w:val="13"/>
-        <w:widowControl/>
-        <w:rPr>
-          <w:rFonts w:hint="eastAsia" w:ascii="Times New Roman" w:hAnsi="Times New Roman" w:eastAsia="微软雅黑" w:cs="Times New Roman"/>
-          <w:b w:val="0"/>
-          <w:bCs w:val="0"/>
-          <w:lang w:eastAsia="zh-CN"/>
-        </w:rPr>
-      </w:pPr>
-      <w:r>
-        <w:rPr>
-          <w:rFonts w:hint="eastAsia" w:ascii="Times New Roman" w:hAnsi="Times New Roman" w:eastAsia="微软雅黑" w:cs="Times New Roman"/>
-          <w:b w:val="0"/>
-          <w:bCs w:val="0"/>
-          <w:lang w:eastAsia="zh-CN"/>
-        </w:rPr>
-        <w:t>天津市武清区创业总部基地B07</w:t>
-      </w:r>
-    </w:p>
-    <w:p>
-      <w:pPr>
-        <w:pStyle w:val="13"/>
-        <w:widowControl/>
-        <w:rPr>
-          <w:rFonts w:hint="eastAsia" w:ascii="Times New Roman" w:hAnsi="Times New Roman" w:eastAsia="微软雅黑" w:cs="Times New Roman"/>
-          <w:b/>
-          <w:bCs/>
-          <w:lang w:eastAsia="zh-CN"/>
-        </w:rPr>
-      </w:pPr>
-    </w:p>
-    <w:p>
-      <w:pPr>
-        <w:pStyle w:val="13"/>
-        <w:widowControl/>
-        <w:rPr>
-          <w:rFonts w:ascii="Times New Roman" w:hAnsi="Times New Roman" w:eastAsia="等线"/>
-          <w:b w:val="0"/>
-          <w:bCs w:val="0"/>
-        </w:rPr>
-      </w:pPr>
-      <w:r>
-        <w:rPr>
-          <w:rFonts w:hint="eastAsia" w:ascii="Times New Roman" w:hAnsi="Times New Roman" w:eastAsia="微软雅黑" w:cs="Times New Roman"/>
-          <w:b w:val="0"/>
-          <w:bCs w:val="0"/>
-          <w:lang w:eastAsia="zh-CN"/>
-        </w:rPr>
-        <w:t>T.020-32038634</w:t>
-      </w:r>
-    </w:p>
-    <w:p>
-      <w:pPr>
-        <w:pStyle w:val="13"/>
-        <w:widowControl/>
-        <w:rPr>
-          <w:rFonts w:ascii="Times New Roman" w:hAnsi="Times New Roman" w:eastAsia="等线"/>
-        </w:rPr>
-      </w:pPr>
-    </w:p>
-    <w:p>
-      <w:pPr>
-        <w:pStyle w:val="13"/>
-        <w:widowControl/>
-        <w:rPr>
-          <w:rFonts w:ascii="Times New Roman" w:hAnsi="Times New Roman" w:eastAsia="等线"/>
-          <w:b/>
-          <w:bCs/>
-          <w:color w:val="61964C"/>
-          <w:sz w:val="28"/>
-          <w:szCs w:val="28"/>
-        </w:rPr>
-      </w:pPr>
-    </w:p>
-    <w:p>
-      <w:pPr>
-        <w:pStyle w:val="13"/>
-        <w:widowControl/>
-        <w:rPr>
-          <w:rFonts w:ascii="Times New Roman" w:hAnsi="Times New Roman" w:eastAsia="等线"/>
-        </w:rPr>
-      </w:pPr>
-    </w:p>
-    <w:p>
-      <w:pPr>
-        <w:pStyle w:val="13"/>
-        <w:widowControl/>
-        <w:rPr>
-          <w:rFonts w:ascii="Times New Roman" w:hAnsi="Times New Roman" w:eastAsia="等线"/>
-        </w:rPr>
-      </w:pPr>
-    </w:p>
-    <w:p>
-      <w:pPr>
-        <w:pStyle w:val="13"/>
-        <w:widowControl/>
-        <w:rPr>
-          <w:rFonts w:ascii="Times New Roman" w:hAnsi="Times New Roman" w:eastAsia="等线"/>
-        </w:rPr>
-      </w:pPr>
-    </w:p>
-    <w:p>
-      <w:pPr>
-        <w:pStyle w:val="13"/>
-        <w:widowControl/>
-        <w:rPr>
-          <w:rFonts w:ascii="Times New Roman" w:hAnsi="Times New Roman" w:eastAsia="等线"/>
-        </w:rPr>
-      </w:pPr>
-    </w:p>
-    <w:p>
-      <w:pPr>
-        <w:pStyle w:val="13"/>
-        <w:widowControl/>
-        <w:rPr>
-          <w:rFonts w:ascii="Times New Roman" w:hAnsi="Times New Roman" w:eastAsia="等线"/>
-        </w:rPr>
-      </w:pPr>
-    </w:p>
-    <w:p>
-      <w:pPr>
-        <w:pStyle w:val="13"/>
-        <w:widowControl/>
-        <w:rPr>
-          <w:rFonts w:ascii="Times New Roman" w:hAnsi="Times New Roman" w:eastAsia="等线"/>
-        </w:rPr>
-      </w:pPr>
-    </w:p>
-    <w:p>
-      <w:pPr>
-        <w:pStyle w:val="13"/>
-        <w:widowControl/>
-        <w:rPr>
-          <w:rFonts w:ascii="Times New Roman" w:hAnsi="Times New Roman" w:eastAsia="等线"/>
-        </w:rPr>
-      </w:pPr>
-    </w:p>
-    <w:p>
-      <w:pPr>
-        <w:pStyle w:val="13"/>
-        <w:widowControl/>
-        <w:rPr>
-          <w:rFonts w:ascii="Times New Roman" w:hAnsi="Times New Roman" w:eastAsia="等线"/>
-        </w:rPr>
-      </w:pPr>
-    </w:p>
-    <w:p>
-      <w:pPr>
-        <w:pStyle w:val="13"/>
-        <w:widowControl/>
-        <w:rPr>
-          <w:rFonts w:ascii="Times New Roman" w:hAnsi="Times New Roman" w:eastAsia="等线"/>
-        </w:rPr>
-      </w:pPr>
-    </w:p>
-    <w:p>
-      <w:pPr>
-        <w:pStyle w:val="13"/>
-        <w:widowControl/>
-        <w:rPr>
-          <w:rFonts w:ascii="Times New Roman" w:hAnsi="Times New Roman" w:eastAsia="等线"/>
-        </w:rPr>
-      </w:pPr>
-    </w:p>
-    <w:p>
-      <w:pPr>
-        <w:pStyle w:val="13"/>
-        <w:widowControl/>
-        <w:rPr>
-          <w:rFonts w:ascii="Times New Roman" w:hAnsi="Times New Roman" w:eastAsia="等线"/>
-        </w:rPr>
-      </w:pPr>
-    </w:p>
-    <w:p>
-      <w:pPr>
-        <w:pStyle w:val="13"/>
-        <w:widowControl/>
-        <w:rPr>
-          <w:rFonts w:ascii="Times New Roman" w:hAnsi="Times New Roman" w:eastAsia="等线"/>
-        </w:rPr>
-      </w:pPr>
-    </w:p>
-    <w:p>
-      <w:pPr>
-        <w:pStyle w:val="13"/>
-        <w:widowControl/>
-        <w:rPr>
-          <w:rFonts w:ascii="Times New Roman" w:hAnsi="Times New Roman" w:eastAsia="等线"/>
-        </w:rPr>
-      </w:pPr>
-    </w:p>
-    <w:p>
-      <w:pPr>
-        <w:pStyle w:val="13"/>
-        <w:widowControl/>
-        <w:rPr>
-          <w:rFonts w:ascii="Times New Roman" w:hAnsi="Times New Roman" w:eastAsia="等线"/>
-        </w:rPr>
-      </w:pPr>
-    </w:p>
-    <w:p>
-      <w:pPr>
-        <w:pStyle w:val="13"/>
-        <w:widowControl/>
-        <w:rPr>
-          <w:rFonts w:ascii="Times New Roman" w:hAnsi="Times New Roman" w:eastAsia="等线"/>
-        </w:rPr>
-      </w:pPr>
-    </w:p>
-    <w:p>
-      <w:pPr>
-        <w:pStyle w:val="13"/>
-        <w:widowControl/>
-        <w:rPr>
-          <w:rFonts w:ascii="Times New Roman" w:hAnsi="Times New Roman" w:eastAsia="等线"/>
-        </w:rPr>
-      </w:pPr>
-    </w:p>
-    <w:p>
-      <w:pPr>
-        <w:pStyle w:val="13"/>
-        <w:widowControl/>
-        <w:rPr>
-          <w:rFonts w:ascii="Times New Roman" w:hAnsi="Times New Roman" w:eastAsia="等线"/>
-          <w:lang w:eastAsia="zh-CN"/>
-        </w:rPr>
-      </w:pPr>
-      <w:r>
-        <w:rPr>
-          <w:rFonts w:ascii="宋体" w:hAnsi="宋体" w:eastAsia="宋体" w:cs="宋体"/>
-          <w:sz w:val="24"/>
-          <w:szCs w:val="24"/>
-        </w:rPr>
-        <w:drawing>
-          <wp:anchor distT="0" distB="0" distL="114935" distR="114935" simplePos="0" relativeHeight="251663360" behindDoc="0" locked="0" layoutInCell="1" allowOverlap="1">
-            <wp:simplePos x="0" y="0"/>
-            <wp:positionH relativeFrom="column">
-              <wp:posOffset>723900</wp:posOffset>
-            </wp:positionH>
-            <wp:positionV relativeFrom="paragraph">
-              <wp:posOffset>76200</wp:posOffset>
-            </wp:positionV>
-            <wp:extent cx="468630" cy="468630"/>
-            <wp:effectExtent l="0" t="0" r="3810" b="3810"/>
-            <wp:wrapNone/>
-            <wp:docPr id="1" name="图片 4" descr="IMG_256"/>
-            <wp:cNvGraphicFramePr>
-              <a:graphicFrameLocks xmlns:a="http://schemas.openxmlformats.org/drawingml/2006/main" noChangeAspect="1"/>
-            </wp:cNvGraphicFramePr>
-            <a:graphic xmlns:a="http://schemas.openxmlformats.org/drawingml/2006/main">
-              <a:graphicData uri="http://schemas.openxmlformats.org/drawingml/2006/picture">
-                <pic:pic xmlns:pic="http://schemas.openxmlformats.org/drawingml/2006/picture">
-                  <pic:nvPicPr>
-                    <pic:cNvPr id="1" name="图片 4" descr="IMG_256"/>
-                    <pic:cNvPicPr>
-                      <a:picLocks noChangeAspect="1"/>
-                    </pic:cNvPicPr>
-                  </pic:nvPicPr>
-                  <pic:blipFill>
-                    <a:blip r:embed="rId9"/>
-                    <a:stretch>
-                      <a:fillRect/>
-                    </a:stretch>
-                  </pic:blipFill>
-                  <pic:spPr>
-                    <a:xfrm>
-                      <a:off x="0" y="0"/>
-                      <a:ext cx="468630" cy="468630"/>
-                    </a:xfrm>
-                    <a:prstGeom prst="rect">
-                      <a:avLst/>
-                    </a:prstGeom>
-                    <a:noFill/>
-                    <a:ln w="9525">
-                      <a:noFill/>
-                    </a:ln>
-                  </pic:spPr>
-                </pic:pic>
-              </a:graphicData>
-            </a:graphic>
-          </wp:anchor>
-        </w:drawing>
-      </w:r>
-      <w:r>
-        <w:rPr>
-          <w:rFonts w:ascii="宋体" w:hAnsi="宋体" w:eastAsia="宋体" w:cs="宋体"/>
-          <w:sz w:val="24"/>
-          <w:szCs w:val="24"/>
-        </w:rPr>
-        <w:drawing>
-          <wp:anchor distT="0" distB="0" distL="114935" distR="114935" simplePos="0" relativeHeight="251662336" behindDoc="0" locked="0" layoutInCell="1" allowOverlap="1">
-            <wp:simplePos x="0" y="0"/>
-            <wp:positionH relativeFrom="column">
-              <wp:posOffset>30480</wp:posOffset>
-            </wp:positionH>
-            <wp:positionV relativeFrom="paragraph">
-              <wp:posOffset>83820</wp:posOffset>
-            </wp:positionV>
-            <wp:extent cx="439420" cy="439420"/>
-            <wp:effectExtent l="0" t="0" r="2540" b="2540"/>
-            <wp:wrapNone/>
-            <wp:docPr id="2" name="图片 3" descr="IMG_256"/>
-            <wp:cNvGraphicFramePr>
-              <a:graphicFrameLocks xmlns:a="http://schemas.openxmlformats.org/drawingml/2006/main" noChangeAspect="1"/>
-            </wp:cNvGraphicFramePr>
-            <a:graphic xmlns:a="http://schemas.openxmlformats.org/drawingml/2006/main">
-              <a:graphicData uri="http://schemas.openxmlformats.org/drawingml/2006/picture">
-                <pic:pic xmlns:pic="http://schemas.openxmlformats.org/drawingml/2006/picture">
-                  <pic:nvPicPr>
-                    <pic:cNvPr id="2" name="图片 3" descr="IMG_256"/>
-                    <pic:cNvPicPr>
-                      <a:picLocks noChangeAspect="1"/>
-                    </pic:cNvPicPr>
-                  </pic:nvPicPr>
-                  <pic:blipFill>
-                    <a:blip r:embed="rId10"/>
-                    <a:stretch>
-                      <a:fillRect/>
-                    </a:stretch>
-                  </pic:blipFill>
-                  <pic:spPr>
-                    <a:xfrm>
-                      <a:off x="0" y="0"/>
-                      <a:ext cx="439420" cy="439420"/>
-                    </a:xfrm>
-                    <a:prstGeom prst="rect">
-                      <a:avLst/>
-                    </a:prstGeom>
-                    <a:noFill/>
-                    <a:ln w="9525">
-                      <a:noFill/>
-                    </a:ln>
-                  </pic:spPr>
-                </pic:pic>
-              </a:graphicData>
-            </a:graphic>
-          </wp:anchor>
-        </w:drawing>
-      </w:r>
-      <w:r>
-        <w:rPr>
-          <w:rFonts w:hint="eastAsia" w:ascii="Times New Roman" w:hAnsi="Times New Roman" w:eastAsia="等线"/>
-          <w:lang w:eastAsia="zh-CN"/>
-        </w:rPr>
-        <w:tab/>
-      </w:r>
-      <w:r>
-        <w:rPr>
-          <w:rFonts w:hint="eastAsia" w:ascii="Times New Roman" w:hAnsi="Times New Roman" w:eastAsia="等线"/>
-          <w:lang w:eastAsia="zh-CN"/>
-        </w:rPr>
-        <w:tab/>
-      </w:r>
-      <w:r>
-        <w:rPr>
-          <w:rFonts w:hint="eastAsia" w:ascii="Times New Roman" w:hAnsi="Times New Roman" w:eastAsia="等线"/>
-          <w:lang w:eastAsia="zh-CN"/>
-        </w:rPr>
-        <w:tab/>
-      </w:r>
-      <w:r>
-        <w:rPr>
-          <w:rFonts w:hint="eastAsia" w:ascii="Times New Roman" w:hAnsi="Times New Roman" w:eastAsia="等线"/>
-          <w:lang w:eastAsia="zh-CN"/>
-        </w:rPr>
-        <w:tab/>
-      </w:r>
-      <w:r>
-        <w:rPr>
-          <w:rFonts w:hint="eastAsia" w:ascii="Times New Roman" w:hAnsi="Times New Roman" w:eastAsia="等线"/>
-          <w:lang w:eastAsia="zh-CN"/>
-        </w:rPr>
-        <w:tab/>
-      </w:r>
-      <w:r>
-        <w:rPr>
-          <w:rFonts w:hint="eastAsia" w:ascii="Times New Roman" w:hAnsi="Times New Roman" w:eastAsia="等线"/>
-          <w:lang w:eastAsia="zh-CN"/>
-        </w:rPr>
-        <w:t xml:space="preserve"> </w:t>
-      </w:r>
-      <w:r>
-        <w:rPr>
-          <w:rFonts w:ascii="Times New Roman" w:hAnsi="Times New Roman" w:eastAsia="等线"/>
-          <w:lang w:eastAsia="zh-CN"/>
-        </w:rPr>
-        <w:t>{{ summaryOfRresults.binary | ci(</w:t>
-      </w:r>
-      <w:r>
-        <w:rPr>
-          <w:rFonts w:hint="eastAsia" w:ascii="Times New Roman" w:hAnsi="Times New Roman" w:eastAsia="等线"/>
-          <w:lang w:eastAsia="zh-CN"/>
-        </w:rPr>
-        <w:t>35.4</w:t>
-      </w:r>
-      <w:r>
-        <w:rPr>
-          <w:rFonts w:ascii="Times New Roman" w:hAnsi="Times New Roman" w:eastAsia="等线"/>
-          <w:lang w:eastAsia="zh-CN"/>
-        </w:rPr>
-        <w:t>,</w:t>
-      </w:r>
-      <w:r>
-        <w:rPr>
-          <w:rFonts w:hint="eastAsia" w:ascii="Times New Roman" w:hAnsi="Times New Roman" w:eastAsia="等线"/>
-          <w:lang w:eastAsia="zh-CN"/>
-        </w:rPr>
-        <w:t>35.4</w:t>
-      </w:r>
-      <w:r>
-        <w:rPr>
-          <w:rFonts w:ascii="Times New Roman" w:hAnsi="Times New Roman" w:eastAsia="等线"/>
-          <w:lang w:eastAsia="zh-CN"/>
-        </w:rPr>
-        <w:t>) }}</w:t>
-      </w:r>
-    </w:p>
-    <w:p>
-      <w:pPr>
-        <w:pStyle w:val="13"/>
-        <w:widowControl/>
-        <w:rPr>
-          <w:rFonts w:hint="eastAsia" w:ascii="微软雅黑" w:hAnsi="微软雅黑" w:eastAsia="微软雅黑" w:cs="微软雅黑"/>
-          <w:b/>
-          <w:bCs/>
-          <w:color w:val="61964C"/>
-          <w:sz w:val="20"/>
-          <w:szCs w:val="20"/>
-          <w:lang w:eastAsia="zh-CN"/>
-        </w:rPr>
-      </w:pPr>
-      <w:r>
-        <w:rPr>
-          <w:rFonts w:hint="eastAsia" w:ascii="微软雅黑" w:hAnsi="微软雅黑" w:eastAsia="微软雅黑" w:cs="微软雅黑"/>
-          <w:b/>
-          <w:bCs/>
-          <w:color w:val="61964C"/>
-          <w:sz w:val="20"/>
-          <w:szCs w:val="20"/>
-          <w:lang w:eastAsia="zh-CN"/>
-        </w:rPr>
-        <w:t>诺禾医学   诺禾在线   扫码认证</w:t>
-      </w:r>
-    </w:p>
-    <w:p>
-      <w:pPr>
-        <w:pStyle w:val="13"/>
-        <w:widowControl/>
-        <w:rPr>
-          <w:rFonts w:ascii="Times New Roman" w:hAnsi="Times New Roman" w:eastAsia="等线"/>
-          <w:lang w:eastAsia="zh-CN"/>
-        </w:rPr>
-      </w:pPr>
-      <w:r>
-        <w:rPr>
-          <w:rFonts w:ascii="Times New Roman" w:hAnsi="Times New Roman" w:eastAsia="等线"/>
-          <w:b/>
-          <w:bCs/>
-          <w:color w:val="61964C"/>
-          <w:sz w:val="28"/>
-          <w:szCs w:val="28"/>
-        </w:rPr>
-        <w:t>www.novogene.com</w:t>
-      </w:r>
-    </w:p>
-    <w:p>
-      <w:pPr>
-        <w:pStyle w:val="13"/>
-        <w:widowControl/>
-        <w:rPr>
-          <w:rFonts w:hint="eastAsia" w:ascii="微软雅黑" w:hAnsi="微软雅黑" w:eastAsia="微软雅黑" w:cs="微软雅黑"/>
-          <w:b/>
-          <w:bCs/>
-          <w:szCs w:val="24"/>
-          <w:lang w:eastAsia="zh-CN"/>
-        </w:rPr>
-      </w:pPr>
-      <w:r>
-        <w:rPr>
-          <w:rFonts w:hint="eastAsia" w:ascii="微软雅黑" w:hAnsi="微软雅黑" w:eastAsia="微软雅黑" w:cs="微软雅黑"/>
-          <w:color w:val="7F7F7F"/>
-          <w:sz w:val="20"/>
-          <w:szCs w:val="20"/>
-          <w:lang w:eastAsia="zh-CN"/>
-        </w:rPr>
-        <w:drawing>
-          <wp:anchor distT="0" distB="0" distL="0" distR="0" simplePos="0" relativeHeight="251661312" behindDoc="1" locked="0" layoutInCell="1" allowOverlap="1">
-            <wp:simplePos x="0" y="0"/>
-            <wp:positionH relativeFrom="column">
-              <wp:posOffset>4900295</wp:posOffset>
-            </wp:positionH>
-            <wp:positionV relativeFrom="paragraph">
-              <wp:posOffset>224790</wp:posOffset>
-            </wp:positionV>
-            <wp:extent cx="1369060" cy="389255"/>
-            <wp:effectExtent l="0" t="0" r="2540" b="6350"/>
-            <wp:wrapNone/>
-            <wp:docPr id="17" name="图片 17" descr="C:\Users\JT\Desktop\2019.3.1-诺禾致源logo-最新版\logo-透明底.pnglogo-透明底"/>
-            <wp:cNvGraphicFramePr>
-              <a:graphicFrameLocks xmlns:a="http://schemas.openxmlformats.org/drawingml/2006/main" noChangeAspect="1"/>
-            </wp:cNvGraphicFramePr>
-            <a:graphic xmlns:a="http://schemas.openxmlformats.org/drawingml/2006/main">
-              <a:graphicData uri="http://schemas.openxmlformats.org/drawingml/2006/picture">
-                <pic:pic xmlns:pic="http://schemas.openxmlformats.org/drawingml/2006/picture">
-                  <pic:nvPicPr>
-                    <pic:cNvPr id="17" name="图片 17" descr="C:\Users\JT\Desktop\2019.3.1-诺禾致源logo-最新版\logo-透明底.pnglogo-透明底"/>
-                    <pic:cNvPicPr>
-                      <a:picLocks noChangeAspect="1"/>
-                    </pic:cNvPicPr>
-                  </pic:nvPicPr>
-                  <pic:blipFill>
-                    <a:blip r:embed="rId11"/>
-                    <a:srcRect/>
-                    <a:stretch>
-                      <a:fillRect/>
-                    </a:stretch>
-                  </pic:blipFill>
-                  <pic:spPr>
-                    <a:xfrm>
-                      <a:off x="0" y="0"/>
-                      <a:ext cx="1369060" cy="389255"/>
-                    </a:xfrm>
-                    <a:prstGeom prst="rect">
-                      <a:avLst/>
-                    </a:prstGeom>
-                  </pic:spPr>
-                </pic:pic>
-              </a:graphicData>
-            </a:graphic>
-          </wp:anchor>
-        </w:drawing>
-      </w:r>
-      <w:r>
-        <w:rPr>
-          <w:rFonts w:hint="eastAsia" w:ascii="微软雅黑" w:hAnsi="微软雅黑" w:eastAsia="微软雅黑" w:cs="微软雅黑"/>
-          <w:b/>
-          <w:bCs/>
-          <w:szCs w:val="24"/>
-          <w:lang w:eastAsia="zh-CN"/>
-        </w:rPr>
-        <w:t>中国 ·</w:t>
-      </w:r>
-      <w:r>
-        <w:rPr>
-          <w:rFonts w:hint="eastAsia" w:ascii="微软雅黑" w:hAnsi="微软雅黑" w:eastAsia="微软雅黑" w:cs="微软雅黑"/>
-          <w:b/>
-          <w:bCs/>
-          <w:szCs w:val="24"/>
-          <w:lang w:val="en-US" w:eastAsia="zh-CN"/>
-        </w:rPr>
-        <w:t xml:space="preserve"> </w:t>
-      </w:r>
-      <w:r>
-        <w:rPr>
-          <w:rFonts w:hint="eastAsia" w:ascii="微软雅黑" w:hAnsi="微软雅黑" w:eastAsia="微软雅黑" w:cs="微软雅黑"/>
-          <w:b/>
-          <w:bCs/>
-          <w:szCs w:val="24"/>
-          <w:lang w:eastAsia="zh-CN"/>
-        </w:rPr>
-        <w:t>美国 ·</w:t>
-      </w:r>
-      <w:r>
-        <w:rPr>
-          <w:rFonts w:hint="eastAsia" w:ascii="微软雅黑" w:hAnsi="微软雅黑" w:eastAsia="微软雅黑" w:cs="微软雅黑"/>
-          <w:b/>
-          <w:bCs/>
-          <w:szCs w:val="24"/>
-          <w:lang w:val="en-US" w:eastAsia="zh-CN"/>
-        </w:rPr>
-        <w:t xml:space="preserve"> </w:t>
-      </w:r>
-      <w:r>
-        <w:rPr>
-          <w:rFonts w:hint="eastAsia" w:ascii="微软雅黑" w:hAnsi="微软雅黑" w:eastAsia="微软雅黑" w:cs="微软雅黑"/>
-          <w:b/>
-          <w:bCs/>
-          <w:szCs w:val="24"/>
-          <w:lang w:eastAsia="zh-CN"/>
-        </w:rPr>
-        <w:t>英国 ·</w:t>
-      </w:r>
-      <w:r>
-        <w:rPr>
-          <w:rFonts w:hint="eastAsia" w:ascii="微软雅黑" w:hAnsi="微软雅黑" w:eastAsia="微软雅黑" w:cs="微软雅黑"/>
-          <w:b/>
-          <w:bCs/>
-          <w:szCs w:val="24"/>
-          <w:lang w:val="en-US" w:eastAsia="zh-CN"/>
-        </w:rPr>
-        <w:t xml:space="preserve"> </w:t>
-      </w:r>
-      <w:r>
-        <w:rPr>
-          <w:rFonts w:hint="eastAsia" w:ascii="微软雅黑" w:hAnsi="微软雅黑" w:eastAsia="微软雅黑" w:cs="微软雅黑"/>
-          <w:b/>
-          <w:bCs/>
-          <w:szCs w:val="24"/>
-          <w:lang w:eastAsia="zh-CN"/>
-        </w:rPr>
-        <w:t>新加坡</w:t>
-      </w:r>
-      <w:r>
-        <w:rPr>
-          <w:rFonts w:hint="eastAsia" w:ascii="微软雅黑" w:hAnsi="微软雅黑" w:eastAsia="微软雅黑" w:cs="微软雅黑"/>
-          <w:b/>
-          <w:bCs/>
-          <w:szCs w:val="24"/>
-          <w:lang w:val="en-US" w:eastAsia="zh-CN"/>
-        </w:rPr>
-        <w:t xml:space="preserve"> </w:t>
-      </w:r>
-      <w:r>
-        <w:rPr>
-          <w:rFonts w:hint="eastAsia" w:ascii="微软雅黑" w:hAnsi="微软雅黑" w:eastAsia="微软雅黑" w:cs="微软雅黑"/>
-          <w:b/>
-          <w:bCs/>
-          <w:szCs w:val="24"/>
-          <w:lang w:eastAsia="zh-CN"/>
-        </w:rPr>
-        <w:t>· 荷兰</w:t>
-      </w:r>
-      <w:r>
-        <w:rPr>
-          <w:rFonts w:hint="eastAsia" w:ascii="微软雅黑" w:hAnsi="微软雅黑" w:eastAsia="微软雅黑" w:cs="微软雅黑"/>
-          <w:b/>
-          <w:bCs/>
-          <w:szCs w:val="24"/>
-          <w:lang w:val="en-US" w:eastAsia="zh-CN"/>
-        </w:rPr>
-        <w:t xml:space="preserve"> </w:t>
-      </w:r>
-      <w:r>
-        <w:rPr>
-          <w:rFonts w:hint="eastAsia" w:ascii="微软雅黑" w:hAnsi="微软雅黑" w:eastAsia="微软雅黑" w:cs="微软雅黑"/>
-          <w:b/>
-          <w:bCs/>
-          <w:szCs w:val="24"/>
-          <w:lang w:eastAsia="zh-CN"/>
-        </w:rPr>
-        <w:t>· 日本</w:t>
-      </w:r>
-    </w:p>
-    <w:p>
-      <w:pPr>
-        <w:pStyle w:val="13"/>
-        <w:widowControl/>
-        <w:rPr>
           <w:rFonts w:hint="default" w:ascii="Times New Roman" w:hAnsi="Times New Roman" w:eastAsia="等线"/>
           <w:sz w:val="22"/>
           <w:lang w:eastAsia="zh-CN"/>
         </w:rPr>
       </w:pPr>
-      <w:r>
-        <w:rPr>
-          <w:rFonts w:ascii="Times New Roman" w:hAnsi="Times New Roman" w:eastAsia="等线"/>
-          <w:sz w:val="22"/>
-        </w:rPr>
-        <w:t>China</w:t>
-      </w:r>
-      <w:r>
-        <w:rPr>
-          <w:rFonts w:hint="eastAsia" w:ascii="Times New Roman" w:hAnsi="Times New Roman" w:eastAsia="等线"/>
-          <w:sz w:val="22"/>
-          <w:lang w:val="en-US" w:eastAsia="zh-CN"/>
-        </w:rPr>
-        <w:t xml:space="preserve"> </w:t>
-      </w:r>
-      <w:r>
-        <w:rPr>
-          <w:rFonts w:ascii="Times New Roman" w:hAnsi="Times New Roman" w:eastAsia="等线"/>
-          <w:b/>
-          <w:bCs/>
-          <w:szCs w:val="24"/>
-          <w:lang w:eastAsia="zh-CN"/>
-        </w:rPr>
-        <w:t>·</w:t>
-      </w:r>
-      <w:r>
-        <w:rPr>
-          <w:rFonts w:hint="eastAsia" w:ascii="Times New Roman" w:hAnsi="Times New Roman" w:eastAsia="等线"/>
-          <w:b/>
-          <w:bCs/>
-          <w:szCs w:val="24"/>
-          <w:lang w:val="en-US" w:eastAsia="zh-CN"/>
-        </w:rPr>
-        <w:t xml:space="preserve"> </w:t>
-      </w:r>
-      <w:r>
-        <w:rPr>
-          <w:rFonts w:ascii="Times New Roman" w:hAnsi="Times New Roman" w:eastAsia="等线"/>
-          <w:sz w:val="22"/>
-        </w:rPr>
-        <w:t>USA</w:t>
-      </w:r>
-      <w:r>
-        <w:rPr>
-          <w:rFonts w:hint="eastAsia" w:ascii="Times New Roman" w:hAnsi="Times New Roman" w:eastAsia="等线"/>
-          <w:sz w:val="22"/>
-          <w:lang w:val="en-US" w:eastAsia="zh-CN"/>
-        </w:rPr>
-        <w:t xml:space="preserve"> </w:t>
-      </w:r>
-      <w:r>
-        <w:rPr>
-          <w:rFonts w:ascii="Times New Roman" w:hAnsi="Times New Roman" w:eastAsia="等线"/>
-          <w:b/>
-          <w:bCs/>
-          <w:szCs w:val="24"/>
-          <w:lang w:eastAsia="zh-CN"/>
-        </w:rPr>
-        <w:t>·</w:t>
-      </w:r>
-      <w:r>
-        <w:rPr>
-          <w:rFonts w:hint="eastAsia" w:ascii="Times New Roman" w:hAnsi="Times New Roman" w:eastAsia="等线"/>
-          <w:b/>
-          <w:bCs/>
-          <w:szCs w:val="24"/>
-          <w:lang w:val="en-US" w:eastAsia="zh-CN"/>
-        </w:rPr>
-        <w:t xml:space="preserve"> </w:t>
-      </w:r>
-      <w:r>
-        <w:rPr>
-          <w:rFonts w:ascii="Times New Roman" w:hAnsi="Times New Roman" w:eastAsia="等线"/>
-          <w:sz w:val="22"/>
-        </w:rPr>
-        <w:t>UK</w:t>
-      </w:r>
-      <w:r>
-        <w:rPr>
-          <w:rFonts w:hint="eastAsia" w:ascii="Times New Roman" w:hAnsi="Times New Roman" w:eastAsia="等线"/>
-          <w:sz w:val="22"/>
-          <w:lang w:val="en-US" w:eastAsia="zh-CN"/>
-        </w:rPr>
-        <w:t xml:space="preserve"> </w:t>
-      </w:r>
-      <w:r>
-        <w:rPr>
-          <w:rFonts w:ascii="Times New Roman" w:hAnsi="Times New Roman" w:eastAsia="等线"/>
-          <w:b/>
-          <w:bCs/>
-          <w:szCs w:val="24"/>
-          <w:lang w:eastAsia="zh-CN"/>
-        </w:rPr>
-        <w:t>·</w:t>
-      </w:r>
-      <w:r>
-        <w:rPr>
-          <w:rFonts w:hint="eastAsia" w:ascii="Times New Roman" w:hAnsi="Times New Roman" w:eastAsia="等线"/>
-          <w:b/>
-          <w:bCs/>
-          <w:szCs w:val="24"/>
-          <w:lang w:val="en-US" w:eastAsia="zh-CN"/>
-        </w:rPr>
-        <w:t xml:space="preserve"> </w:t>
-      </w:r>
-      <w:r>
-        <w:rPr>
-          <w:rFonts w:ascii="Times New Roman" w:hAnsi="Times New Roman" w:eastAsia="等线"/>
-          <w:sz w:val="22"/>
-        </w:rPr>
-        <w:t>Singapore</w:t>
-      </w:r>
-      <w:r>
-        <w:rPr>
-          <w:rFonts w:hint="eastAsia" w:ascii="Times New Roman" w:hAnsi="Times New Roman" w:eastAsia="等线"/>
-          <w:sz w:val="22"/>
-          <w:lang w:val="en-US" w:eastAsia="zh-CN"/>
-        </w:rPr>
-        <w:t xml:space="preserve"> </w:t>
-      </w:r>
-      <w:r>
-        <w:rPr>
-          <w:rFonts w:ascii="Times New Roman" w:hAnsi="Times New Roman" w:eastAsia="等线"/>
-          <w:b/>
-          <w:bCs/>
-          <w:szCs w:val="24"/>
-          <w:lang w:eastAsia="zh-CN"/>
-        </w:rPr>
-        <w:t>·</w:t>
-      </w:r>
-      <w:r>
-        <w:rPr>
-          <w:rFonts w:hint="eastAsia" w:ascii="Times New Roman" w:hAnsi="Times New Roman" w:eastAsia="等线"/>
-          <w:b/>
-          <w:bCs/>
-          <w:szCs w:val="24"/>
-          <w:lang w:val="en-US" w:eastAsia="zh-CN"/>
-        </w:rPr>
-        <w:t xml:space="preserve"> </w:t>
-      </w:r>
-      <w:r>
-        <w:rPr>
-          <w:rFonts w:ascii="Times New Roman" w:hAnsi="Times New Roman" w:eastAsia="等线"/>
-          <w:sz w:val="22"/>
-        </w:rPr>
-        <w:t>Netherlands</w:t>
-      </w:r>
-      <w:r>
-        <w:rPr>
-          <w:rFonts w:hint="eastAsia" w:ascii="Times New Roman" w:hAnsi="Times New Roman" w:eastAsia="等线"/>
-          <w:sz w:val="22"/>
-          <w:lang w:val="en-US" w:eastAsia="zh-CN"/>
-        </w:rPr>
-        <w:t xml:space="preserve"> </w:t>
-      </w:r>
-      <w:r>
-        <w:rPr>
-          <w:rFonts w:ascii="Times New Roman" w:hAnsi="Times New Roman" w:eastAsia="等线"/>
-          <w:b/>
-          <w:bCs/>
-          <w:szCs w:val="24"/>
-          <w:lang w:eastAsia="zh-CN"/>
-        </w:rPr>
-        <w:t>·</w:t>
-      </w:r>
-      <w:r>
-        <w:rPr>
-          <w:rFonts w:hint="eastAsia" w:ascii="Times New Roman" w:hAnsi="Times New Roman" w:eastAsia="等线"/>
-          <w:b/>
-          <w:bCs/>
-          <w:szCs w:val="24"/>
-          <w:lang w:val="en-US" w:eastAsia="zh-CN"/>
-        </w:rPr>
-        <w:t xml:space="preserve"> </w:t>
-      </w:r>
-      <w:r>
-        <w:rPr>
-          <w:rFonts w:hint="eastAsia" w:ascii="Times New Roman" w:hAnsi="Times New Roman" w:eastAsia="等线"/>
-          <w:sz w:val="22"/>
-          <w:lang w:eastAsia="zh-CN"/>
-        </w:rPr>
-        <w:t>J</w:t>
-      </w:r>
-      <w:r>
-        <w:rPr>
-          <w:rFonts w:ascii="Times New Roman" w:hAnsi="Times New Roman" w:eastAsia="等线"/>
-          <w:sz w:val="22"/>
-        </w:rPr>
-        <w:t>apan</w:t>
-      </w:r>
     </w:p>
     <w:sectPr>
-      <w:footerReference r:id="rId7" w:type="default"/>
+      <w:headerReference r:id="rId5" w:type="default"/>
+      <w:footerReference r:id="rId6" w:type="default"/>
       <w:pgSz w:w="11906" w:h="16838"/>
       <w:pgMar w:top="850" w:right="850" w:bottom="850" w:left="850" w:header="851" w:footer="397" w:gutter="0"/>
       <w:pgBorders>
@@ -24154,10 +23002,10 @@
             <wp:anchor distT="0" distB="0" distL="114300" distR="114300" simplePos="0" relativeHeight="251660288" behindDoc="0" locked="0" layoutInCell="1" allowOverlap="1">
               <wp:simplePos x="0" y="0"/>
               <wp:positionH relativeFrom="margin">
-                <wp:posOffset>1661160</wp:posOffset>
+                <wp:align>center</wp:align>
               </wp:positionH>
               <wp:positionV relativeFrom="paragraph">
-                <wp:posOffset>-57150</wp:posOffset>
+                <wp:posOffset>0</wp:posOffset>
               </wp:positionV>
               <wp:extent cx="3110230" cy="296545"/>
               <wp:effectExtent l="0" t="0" r="0" b="0"/>
@@ -24336,7 +23184,7 @@
                               <w:bCs/>
                               <w:lang w:val="en-US" w:eastAsia="zh-CN"/>
                             </w:rPr>
-                            <w:instrText xml:space="preserve">3</w:instrText>
+                            <w:instrText xml:space="preserve">2</w:instrText>
                           </w:r>
                           <w:r>
                             <w:rPr>
@@ -24384,7 +23232,7 @@
         </mc:Choice>
         <mc:Fallback>
           <w:pict>
-            <v:shape id="_x0000_s1026" o:spid="_x0000_s1026" o:spt="202" type="#_x0000_t202" style="position:absolute;left:0pt;margin-left:130.8pt;margin-top:-4.5pt;height:23.35pt;width:244.9pt;mso-position-horizontal-relative:margin;z-index:251660288;mso-width-relative:page;mso-height-relative:page;" filled="f" stroked="f" coordsize="21600,21600" o:gfxdata="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">
+            <v:shape id="_x0000_s1026" o:spid="_x0000_s1026" o:spt="202" type="#_x0000_t202" style="position:absolute;left:0pt;margin-top:0pt;height:23.35pt;width:244.9pt;mso-position-horizontal:center;mso-position-horizontal-relative:margin;z-index:251660288;mso-width-relative:page;mso-height-relative:page;" filled="f" stroked="f" coordsize="21600,21600" o:gfxdata="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">
               <v:fill on="f" focussize="0,0"/>
               <v:stroke on="f" weight="0.5pt"/>
               <v:imagedata o:title=""/>
@@ -24530,7 +23378,7 @@
                         <w:bCs/>
                         <w:lang w:val="en-US" w:eastAsia="zh-CN"/>
                       </w:rPr>
-                      <w:instrText xml:space="preserve">3</w:instrText>
+                      <w:instrText xml:space="preserve">2</w:instrText>
                     </w:r>
                     <w:r>
                       <w:rPr>
@@ -24572,16 +23420,6 @@
         </mc:Fallback>
       </mc:AlternateContent>
     </w:r>
-  </w:p>
-</w:ftr>
-</file>
-
-<file path=word/footer3.xml><?xml version="1.0" encoding="utf-8"?>
-<w:ftr xmlns:wpc="http://schemas.microsoft.com/office/word/2010/wordprocessingCanvas" xmlns:mc="http://schemas.openxmlformats.org/markup-compatibility/2006" xmlns:o="urn:schemas-microsoft-com:office:office" xmlns:r="http://schemas.openxmlformats.org/officeDocument/2006/relationships" xmlns:m="http://schemas.openxmlformats.org/officeDocument/2006/math" xmlns:v="urn:schemas-microsoft-com:vml" xmlns:wp14="http://schemas.microsoft.com/office/word/2010/wordprocessingDrawing" xmlns:wp="http://schemas.openxmlformats.org/drawingml/2006/wordprocessingDrawing" xmlns:w10="urn:schemas-microsoft-com:office:word" xmlns:w="http://schemas.openxmlformats.org/wordprocessingml/2006/main" xmlns:w14="http://schemas.microsoft.com/office/word/2010/wordml" xmlns:w15="http://schemas.microsoft.com/office/word/2012/wordml" xmlns:wpg="http://schemas.microsoft.com/office/word/2010/wordprocessingGroup" xmlns:wpi="http://schemas.microsoft.com/office/word/2010/wordprocessingInk" xmlns:wne="http://schemas.microsoft.com/office/word/2006/wordml" xmlns:wps="http://schemas.microsoft.com/office/word/2010/wordprocessingShape" xmlns:wpsCustomData="http://www.wps.cn/officeDocument/2013/wpsCustomData" mc:Ignorable="w14 w15 wp14">
-  <w:p>
-    <w:pPr>
-      <w:pStyle w:val="9"/>
-    </w:pPr>
   </w:p>
 </w:ftr>
 </file>
@@ -26849,7 +25687,6 @@
   <customSectProps>
     <customSectPr/>
     <customSectPr/>
-    <customSectPr/>
   </customSectProps>
   <customShpExts>
     <customShpInfo spid="_x0000_s1026" textRotate="1"/>
